--- a/docx/mid-term/12_UML设计文档.docx
+++ b/docx/mid-term/12_UML设计文档.docx
@@ -28,7 +28,7 @@
         </w:p>
       </w:sdtContent>
     </w:sdt>
-    <w:bookmarkStart w:id="31" w:name="工业轴承设备剩余寿命预测系统的实现uml-设计文档"/>
+    <w:bookmarkStart w:id="36" w:name="工业轴承设备剩余寿命预测系统的实现uml-设计文档"/>
     <w:p>
       <w:pPr>
         <w:pStyle w:val="Heading1"/>
@@ -1438,7 +1438,7 @@
       </w:tr>
     </w:tbl>
     <w:bookmarkEnd w:id="23"/>
-    <w:bookmarkStart w:id="24" w:name="用例图"/>
+    <w:bookmarkStart w:id="25" w:name="用例图"/>
     <w:p>
       <w:pPr>
         <w:pStyle w:val="Heading2"/>
@@ -1452,304 +1452,68 @@
     </w:p>
     <w:p>
       <w:pPr>
-        <w:pStyle w:val="SourceCode"/>
-      </w:pPr>
-      <w:r>
-        <w:rPr>
-          <w:rStyle w:val="VerbatimChar"/>
-          <w:rFonts w:ascii="宋体" w:hAnsi="宋体" w:eastAsia="宋体"/>
-        </w:rPr>
-        <w:t xml:space="preserve">flowchart LR</w:t>
-      </w:r>
-      <w:r>
-        <w:rPr>
-          <w:rFonts w:ascii="宋体" w:hAnsi="宋体" w:eastAsia="宋体"/>
-        </w:rPr>
-        <w:br/>
-      </w:r>
-      <w:r>
-        <w:rPr>
-          <w:rStyle w:val="VerbatimChar"/>
-          <w:rFonts w:ascii="宋体" w:hAnsi="宋体" w:eastAsia="宋体"/>
-        </w:rPr>
-        <w:t xml:space="preserve">    actor1["实验使用者"]</w:t>
-      </w:r>
-      <w:r>
-        <w:rPr>
-          <w:rFonts w:ascii="宋体" w:hAnsi="宋体" w:eastAsia="宋体"/>
-        </w:rPr>
-        <w:br/>
-      </w:r>
-      <w:r>
-        <w:rPr>
-          <w:rStyle w:val="VerbatimChar"/>
-          <w:rFonts w:ascii="宋体" w:hAnsi="宋体" w:eastAsia="宋体"/>
-        </w:rPr>
-        <w:t xml:space="preserve">    actor2["课程评审人员"]</w:t>
-      </w:r>
-      <w:r>
-        <w:rPr>
-          <w:rFonts w:ascii="宋体" w:hAnsi="宋体" w:eastAsia="宋体"/>
-        </w:rPr>
-        <w:br/>
-      </w:r>
-      <w:r>
-        <w:rPr>
-          <w:rStyle w:val="VerbatimChar"/>
-          <w:rFonts w:ascii="宋体" w:hAnsi="宋体" w:eastAsia="宋体"/>
-        </w:rPr>
-        <w:t xml:space="preserve">    actor3["项目维护者"]</w:t>
-      </w:r>
-      <w:r>
-        <w:rPr>
-          <w:rFonts w:ascii="宋体" w:hAnsi="宋体" w:eastAsia="宋体"/>
-        </w:rPr>
-        <w:br/>
-      </w:r>
-      <w:r>
-        <w:rPr>
-          <w:rFonts w:ascii="宋体" w:hAnsi="宋体" w:eastAsia="宋体"/>
-        </w:rPr>
-        <w:br/>
-      </w:r>
-      <w:r>
-        <w:rPr>
-          <w:rStyle w:val="VerbatimChar"/>
-          <w:rFonts w:ascii="宋体" w:hAnsi="宋体" w:eastAsia="宋体"/>
-        </w:rPr>
-        <w:t xml:space="preserve">    uc1["导入 XJTU-SY / PHM2012 数据"]</w:t>
-      </w:r>
-      <w:r>
-        <w:rPr>
-          <w:rFonts w:ascii="宋体" w:hAnsi="宋体" w:eastAsia="宋体"/>
-        </w:rPr>
-        <w:br/>
-      </w:r>
-      <w:r>
-        <w:rPr>
-          <w:rStyle w:val="VerbatimChar"/>
-          <w:rFonts w:ascii="宋体" w:hAnsi="宋体" w:eastAsia="宋体"/>
-        </w:rPr>
-        <w:t xml:space="preserve">    uc2["查看数据质量与特征趋势"]</w:t>
-      </w:r>
-      <w:r>
-        <w:rPr>
-          <w:rFonts w:ascii="宋体" w:hAnsi="宋体" w:eastAsia="宋体"/>
-        </w:rPr>
-        <w:br/>
-      </w:r>
-      <w:r>
-        <w:rPr>
-          <w:rStyle w:val="VerbatimChar"/>
-          <w:rFonts w:ascii="宋体" w:hAnsi="宋体" w:eastAsia="宋体"/>
-        </w:rPr>
-        <w:t xml:space="preserve">    uc3["构造 RUL 标签与特征序列"]</w:t>
-      </w:r>
-      <w:r>
-        <w:rPr>
-          <w:rFonts w:ascii="宋体" w:hAnsi="宋体" w:eastAsia="宋体"/>
-        </w:rPr>
-        <w:br/>
-      </w:r>
-      <w:r>
-        <w:rPr>
-          <w:rStyle w:val="VerbatimChar"/>
-          <w:rFonts w:ascii="宋体" w:hAnsi="宋体" w:eastAsia="宋体"/>
-        </w:rPr>
-        <w:t xml:space="preserve">    uc4["训练 RUL 预测模型"]</w:t>
-      </w:r>
-      <w:r>
-        <w:rPr>
-          <w:rFonts w:ascii="宋体" w:hAnsi="宋体" w:eastAsia="宋体"/>
-        </w:rPr>
-        <w:br/>
-      </w:r>
-      <w:r>
-        <w:rPr>
-          <w:rStyle w:val="VerbatimChar"/>
-          <w:rFonts w:ascii="宋体" w:hAnsi="宋体" w:eastAsia="宋体"/>
-        </w:rPr>
-        <w:t xml:space="preserve">    uc5["执行论文复现实验"]</w:t>
-      </w:r>
-      <w:r>
-        <w:rPr>
-          <w:rFonts w:ascii="宋体" w:hAnsi="宋体" w:eastAsia="宋体"/>
-        </w:rPr>
-        <w:br/>
-      </w:r>
-      <w:r>
-        <w:rPr>
-          <w:rStyle w:val="VerbatimChar"/>
-          <w:rFonts w:ascii="宋体" w:hAnsi="宋体" w:eastAsia="宋体"/>
-        </w:rPr>
-        <w:t xml:space="preserve">    uc6["查看指标、曲线和输出文件"]</w:t>
-      </w:r>
-      <w:r>
-        <w:rPr>
-          <w:rFonts w:ascii="宋体" w:hAnsi="宋体" w:eastAsia="宋体"/>
-        </w:rPr>
-        <w:br/>
-      </w:r>
-      <w:r>
-        <w:rPr>
-          <w:rStyle w:val="VerbatimChar"/>
-          <w:rFonts w:ascii="宋体" w:hAnsi="宋体" w:eastAsia="宋体"/>
-        </w:rPr>
-        <w:t xml:space="preserve">    uc7["运行自动化测试"]</w:t>
-      </w:r>
-      <w:r>
-        <w:rPr>
-          <w:rFonts w:ascii="宋体" w:hAnsi="宋体" w:eastAsia="宋体"/>
-        </w:rPr>
-        <w:br/>
-      </w:r>
-      <w:r>
-        <w:rPr>
-          <w:rStyle w:val="VerbatimChar"/>
-          <w:rFonts w:ascii="宋体" w:hAnsi="宋体" w:eastAsia="宋体"/>
-        </w:rPr>
-        <w:t xml:space="preserve">    uc8["导出课程文档"]</w:t>
-      </w:r>
-      <w:r>
-        <w:rPr>
-          <w:rFonts w:ascii="宋体" w:hAnsi="宋体" w:eastAsia="宋体"/>
-        </w:rPr>
-        <w:br/>
-      </w:r>
-      <w:r>
-        <w:rPr>
-          <w:rFonts w:ascii="宋体" w:hAnsi="宋体" w:eastAsia="宋体"/>
-        </w:rPr>
-        <w:br/>
-      </w:r>
-      <w:r>
-        <w:rPr>
-          <w:rStyle w:val="VerbatimChar"/>
-          <w:rFonts w:ascii="宋体" w:hAnsi="宋体" w:eastAsia="宋体"/>
-        </w:rPr>
-        <w:t xml:space="preserve">    actor1 --&gt; uc1</w:t>
-      </w:r>
-      <w:r>
-        <w:rPr>
-          <w:rFonts w:ascii="宋体" w:hAnsi="宋体" w:eastAsia="宋体"/>
-        </w:rPr>
-        <w:br/>
-      </w:r>
-      <w:r>
-        <w:rPr>
-          <w:rStyle w:val="VerbatimChar"/>
-          <w:rFonts w:ascii="宋体" w:hAnsi="宋体" w:eastAsia="宋体"/>
-        </w:rPr>
-        <w:t xml:space="preserve">    actor1 --&gt; uc2</w:t>
-      </w:r>
-      <w:r>
-        <w:rPr>
-          <w:rFonts w:ascii="宋体" w:hAnsi="宋体" w:eastAsia="宋体"/>
-        </w:rPr>
-        <w:br/>
-      </w:r>
-      <w:r>
-        <w:rPr>
-          <w:rStyle w:val="VerbatimChar"/>
-          <w:rFonts w:ascii="宋体" w:hAnsi="宋体" w:eastAsia="宋体"/>
-        </w:rPr>
-        <w:t xml:space="preserve">    actor1 --&gt; uc3</w:t>
-      </w:r>
-      <w:r>
-        <w:rPr>
-          <w:rFonts w:ascii="宋体" w:hAnsi="宋体" w:eastAsia="宋体"/>
-        </w:rPr>
-        <w:br/>
-      </w:r>
-      <w:r>
-        <w:rPr>
-          <w:rStyle w:val="VerbatimChar"/>
-          <w:rFonts w:ascii="宋体" w:hAnsi="宋体" w:eastAsia="宋体"/>
-        </w:rPr>
-        <w:t xml:space="preserve">    actor1 --&gt; uc4</w:t>
-      </w:r>
-      <w:r>
-        <w:rPr>
-          <w:rFonts w:ascii="宋体" w:hAnsi="宋体" w:eastAsia="宋体"/>
-        </w:rPr>
-        <w:br/>
-      </w:r>
-      <w:r>
-        <w:rPr>
-          <w:rStyle w:val="VerbatimChar"/>
-          <w:rFonts w:ascii="宋体" w:hAnsi="宋体" w:eastAsia="宋体"/>
-        </w:rPr>
-        <w:t xml:space="preserve">    actor1 --&gt; uc5</w:t>
-      </w:r>
-      <w:r>
-        <w:rPr>
-          <w:rFonts w:ascii="宋体" w:hAnsi="宋体" w:eastAsia="宋体"/>
-        </w:rPr>
-        <w:br/>
-      </w:r>
-      <w:r>
-        <w:rPr>
-          <w:rStyle w:val="VerbatimChar"/>
-          <w:rFonts w:ascii="宋体" w:hAnsi="宋体" w:eastAsia="宋体"/>
-        </w:rPr>
-        <w:t xml:space="preserve">    actor1 --&gt; uc6</w:t>
-      </w:r>
-      <w:r>
-        <w:rPr>
-          <w:rFonts w:ascii="宋体" w:hAnsi="宋体" w:eastAsia="宋体"/>
-        </w:rPr>
-        <w:br/>
-      </w:r>
-      <w:r>
-        <w:rPr>
-          <w:rStyle w:val="VerbatimChar"/>
-          <w:rFonts w:ascii="宋体" w:hAnsi="宋体" w:eastAsia="宋体"/>
-        </w:rPr>
-        <w:t xml:space="preserve">    actor2 --&gt; uc6</w:t>
-      </w:r>
-      <w:r>
-        <w:rPr>
-          <w:rFonts w:ascii="宋体" w:hAnsi="宋体" w:eastAsia="宋体"/>
-        </w:rPr>
-        <w:br/>
-      </w:r>
-      <w:r>
-        <w:rPr>
-          <w:rStyle w:val="VerbatimChar"/>
-          <w:rFonts w:ascii="宋体" w:hAnsi="宋体" w:eastAsia="宋体"/>
-        </w:rPr>
-        <w:t xml:space="preserve">    actor2 --&gt; uc8</w:t>
-      </w:r>
-      <w:r>
-        <w:rPr>
-          <w:rFonts w:ascii="宋体" w:hAnsi="宋体" w:eastAsia="宋体"/>
-        </w:rPr>
-        <w:br/>
-      </w:r>
-      <w:r>
-        <w:rPr>
-          <w:rStyle w:val="VerbatimChar"/>
-          <w:rFonts w:ascii="宋体" w:hAnsi="宋体" w:eastAsia="宋体"/>
-        </w:rPr>
-        <w:t xml:space="preserve">    actor3 --&gt; uc7</w:t>
-      </w:r>
-      <w:r>
-        <w:rPr>
-          <w:rFonts w:ascii="宋体" w:hAnsi="宋体" w:eastAsia="宋体"/>
-        </w:rPr>
-        <w:br/>
-      </w:r>
-      <w:r>
-        <w:rPr>
-          <w:rStyle w:val="VerbatimChar"/>
-          <w:rFonts w:ascii="宋体" w:hAnsi="宋体" w:eastAsia="宋体"/>
-        </w:rPr>
-        <w:t xml:space="preserve">    actor3 --&gt; uc8</w:t>
-      </w:r>
-    </w:p>
-    <w:p>
-      <w:pPr>
-        <w:pStyle w:val="FirstParagraph"/>
+        <w:pStyle w:val="CaptionedFigure"/>
+      </w:pPr>
+      <w:r>
+        <w:rPr>
+          <w:rFonts w:ascii="宋体" w:hAnsi="宋体" w:eastAsia="宋体"/>
+        </w:rPr>
+        <w:drawing>
+          <wp:inline>
+            <wp:extent cx="5334000" cy="3094268"/>
+            <wp:effectExtent b="0" l="0" r="0" t="0"/>
+            <wp:docPr descr="UML 用例图" title="" id="1" name="Picture"/>
+            <a:graphic>
+              <a:graphicData uri="http://schemas.openxmlformats.org/drawingml/2006/picture">
+                <pic:pic>
+                  <pic:nvPicPr>
+                    <pic:cNvPr descr="../assets/uml/use-case.png" id="0" name="Picture"/>
+                    <pic:cNvPicPr>
+                      <a:picLocks noChangeArrowheads="1" noChangeAspect="1"/>
+                    </pic:cNvPicPr>
+                  </pic:nvPicPr>
+                  <pic:blipFill>
+                    <a:blip r:embed="rId24"/>
+                    <a:stretch>
+                      <a:fillRect/>
+                    </a:stretch>
+                  </pic:blipFill>
+                  <pic:spPr bwMode="auto">
+                    <a:xfrm>
+                      <a:off x="0" y="0"/>
+                      <a:ext cx="5334000" cy="3094268"/>
+                    </a:xfrm>
+                    <a:prstGeom prst="rect">
+                      <a:avLst/>
+                    </a:prstGeom>
+                    <a:noFill/>
+                    <a:ln w="9525">
+                      <a:noFill/>
+                      <a:headEnd/>
+                      <a:tailEnd/>
+                    </a:ln>
+                  </pic:spPr>
+                </pic:pic>
+              </a:graphicData>
+            </a:graphic>
+          </wp:inline>
+        </w:drawing>
+      </w:r>
+    </w:p>
+    <w:p>
+      <w:pPr>
+        <w:pStyle w:val="ImageCaption"/>
+      </w:pPr>
+      <w:r>
+        <w:rPr>
+          <w:rFonts w:ascii="宋体" w:hAnsi="宋体" w:eastAsia="宋体"/>
+        </w:rPr>
+        <w:t xml:space="preserve">UML 用例图</w:t>
+      </w:r>
+    </w:p>
+    <w:p>
+      <w:pPr>
+        <w:pStyle w:val="BodyText"/>
       </w:pPr>
       <w:r>
         <w:rPr>
@@ -1803,8 +1567,8 @@
         <w:t xml:space="preserve">项目维护者主要关注测试、导出脚本和后续扩展。</w:t>
       </w:r>
     </w:p>
-    <w:bookmarkEnd w:id="24"/>
-    <w:bookmarkStart w:id="25" w:name="核心类图"/>
+    <w:bookmarkEnd w:id="25"/>
+    <w:bookmarkStart w:id="27" w:name="核心类图"/>
     <w:p>
       <w:pPr>
         <w:pStyle w:val="Heading2"/>
@@ -1818,884 +1582,68 @@
     </w:p>
     <w:p>
       <w:pPr>
-        <w:pStyle w:val="SourceCode"/>
-      </w:pPr>
-      <w:r>
-        <w:rPr>
-          <w:rStyle w:val="VerbatimChar"/>
-          <w:rFonts w:ascii="宋体" w:hAnsi="宋体" w:eastAsia="宋体"/>
-        </w:rPr>
-        <w:t xml:space="preserve">classDiagram</w:t>
-      </w:r>
-      <w:r>
-        <w:rPr>
-          <w:rFonts w:ascii="宋体" w:hAnsi="宋体" w:eastAsia="宋体"/>
-        </w:rPr>
-        <w:br/>
-      </w:r>
-      <w:r>
-        <w:rPr>
-          <w:rStyle w:val="VerbatimChar"/>
-          <w:rFonts w:ascii="宋体" w:hAnsi="宋体" w:eastAsia="宋体"/>
-        </w:rPr>
-        <w:t xml:space="preserve">    class BearingEntity {</w:t>
-      </w:r>
-      <w:r>
-        <w:rPr>
-          <w:rFonts w:ascii="宋体" w:hAnsi="宋体" w:eastAsia="宋体"/>
-        </w:rPr>
-        <w:br/>
-      </w:r>
-      <w:r>
-        <w:rPr>
-          <w:rStyle w:val="VerbatimChar"/>
-          <w:rFonts w:ascii="宋体" w:hAnsi="宋体" w:eastAsia="宋体"/>
-        </w:rPr>
-        <w:t xml:space="preserve">        +dataset_name</w:t>
-      </w:r>
-      <w:r>
-        <w:rPr>
-          <w:rFonts w:ascii="宋体" w:hAnsi="宋体" w:eastAsia="宋体"/>
-        </w:rPr>
-        <w:br/>
-      </w:r>
-      <w:r>
-        <w:rPr>
-          <w:rStyle w:val="VerbatimChar"/>
-          <w:rFonts w:ascii="宋体" w:hAnsi="宋体" w:eastAsia="宋体"/>
-        </w:rPr>
-        <w:t xml:space="preserve">        +bearing_id</w:t>
-      </w:r>
-      <w:r>
-        <w:rPr>
-          <w:rFonts w:ascii="宋体" w:hAnsi="宋体" w:eastAsia="宋体"/>
-        </w:rPr>
-        <w:br/>
-      </w:r>
-      <w:r>
-        <w:rPr>
-          <w:rStyle w:val="VerbatimChar"/>
-          <w:rFonts w:ascii="宋体" w:hAnsi="宋体" w:eastAsia="宋体"/>
-        </w:rPr>
-        <w:t xml:space="preserve">        +sampling_rate</w:t>
-      </w:r>
-      <w:r>
-        <w:rPr>
-          <w:rFonts w:ascii="宋体" w:hAnsi="宋体" w:eastAsia="宋体"/>
-        </w:rPr>
-        <w:br/>
-      </w:r>
-      <w:r>
-        <w:rPr>
-          <w:rStyle w:val="VerbatimChar"/>
-          <w:rFonts w:ascii="宋体" w:hAnsi="宋体" w:eastAsia="宋体"/>
-        </w:rPr>
-        <w:t xml:space="preserve">        +channels</w:t>
-      </w:r>
-      <w:r>
-        <w:rPr>
-          <w:rFonts w:ascii="宋体" w:hAnsi="宋体" w:eastAsia="宋体"/>
-        </w:rPr>
-        <w:br/>
-      </w:r>
-      <w:r>
-        <w:rPr>
-          <w:rStyle w:val="VerbatimChar"/>
-          <w:rFonts w:ascii="宋体" w:hAnsi="宋体" w:eastAsia="宋体"/>
-        </w:rPr>
-        <w:t xml:space="preserve">        +metadata</w:t>
-      </w:r>
-      <w:r>
-        <w:rPr>
-          <w:rFonts w:ascii="宋体" w:hAnsi="宋体" w:eastAsia="宋体"/>
-        </w:rPr>
-        <w:br/>
-      </w:r>
-      <w:r>
-        <w:rPr>
-          <w:rStyle w:val="VerbatimChar"/>
-          <w:rFonts w:ascii="宋体" w:hAnsi="宋体" w:eastAsia="宋体"/>
-        </w:rPr>
-        <w:t xml:space="preserve">    }</w:t>
-      </w:r>
-      <w:r>
-        <w:rPr>
-          <w:rFonts w:ascii="宋体" w:hAnsi="宋体" w:eastAsia="宋体"/>
-        </w:rPr>
-        <w:br/>
-      </w:r>
-      <w:r>
-        <w:rPr>
-          <w:rFonts w:ascii="宋体" w:hAnsi="宋体" w:eastAsia="宋体"/>
-        </w:rPr>
-        <w:br/>
-      </w:r>
-      <w:r>
-        <w:rPr>
-          <w:rStyle w:val="VerbatimChar"/>
-          <w:rFonts w:ascii="宋体" w:hAnsi="宋体" w:eastAsia="宋体"/>
-        </w:rPr>
-        <w:t xml:space="preserve">    class XJTULoader {</w:t>
-      </w:r>
-      <w:r>
-        <w:rPr>
-          <w:rFonts w:ascii="宋体" w:hAnsi="宋体" w:eastAsia="宋体"/>
-        </w:rPr>
-        <w:br/>
-      </w:r>
-      <w:r>
-        <w:rPr>
-          <w:rStyle w:val="VerbatimChar"/>
-          <w:rFonts w:ascii="宋体" w:hAnsi="宋体" w:eastAsia="宋体"/>
-        </w:rPr>
-        <w:t xml:space="preserve">        +load(path) BearingEntity</w:t>
-      </w:r>
-      <w:r>
-        <w:rPr>
-          <w:rFonts w:ascii="宋体" w:hAnsi="宋体" w:eastAsia="宋体"/>
-        </w:rPr>
-        <w:br/>
-      </w:r>
-      <w:r>
-        <w:rPr>
-          <w:rStyle w:val="VerbatimChar"/>
-          <w:rFonts w:ascii="宋体" w:hAnsi="宋体" w:eastAsia="宋体"/>
-        </w:rPr>
-        <w:t xml:space="preserve">        +list_bearings(path)</w:t>
-      </w:r>
-      <w:r>
-        <w:rPr>
-          <w:rFonts w:ascii="宋体" w:hAnsi="宋体" w:eastAsia="宋体"/>
-        </w:rPr>
-        <w:br/>
-      </w:r>
-      <w:r>
-        <w:rPr>
-          <w:rStyle w:val="VerbatimChar"/>
-          <w:rFonts w:ascii="宋体" w:hAnsi="宋体" w:eastAsia="宋体"/>
-        </w:rPr>
-        <w:t xml:space="preserve">    }</w:t>
-      </w:r>
-      <w:r>
-        <w:rPr>
-          <w:rFonts w:ascii="宋体" w:hAnsi="宋体" w:eastAsia="宋体"/>
-        </w:rPr>
-        <w:br/>
-      </w:r>
-      <w:r>
-        <w:rPr>
-          <w:rFonts w:ascii="宋体" w:hAnsi="宋体" w:eastAsia="宋体"/>
-        </w:rPr>
-        <w:br/>
-      </w:r>
-      <w:r>
-        <w:rPr>
-          <w:rStyle w:val="VerbatimChar"/>
-          <w:rFonts w:ascii="宋体" w:hAnsi="宋体" w:eastAsia="宋体"/>
-        </w:rPr>
-        <w:t xml:space="preserve">    class PHM2012Loader {</w:t>
-      </w:r>
-      <w:r>
-        <w:rPr>
-          <w:rFonts w:ascii="宋体" w:hAnsi="宋体" w:eastAsia="宋体"/>
-        </w:rPr>
-        <w:br/>
-      </w:r>
-      <w:r>
-        <w:rPr>
-          <w:rStyle w:val="VerbatimChar"/>
-          <w:rFonts w:ascii="宋体" w:hAnsi="宋体" w:eastAsia="宋体"/>
-        </w:rPr>
-        <w:t xml:space="preserve">        +load(path) BearingEntity</w:t>
-      </w:r>
-      <w:r>
-        <w:rPr>
-          <w:rFonts w:ascii="宋体" w:hAnsi="宋体" w:eastAsia="宋体"/>
-        </w:rPr>
-        <w:br/>
-      </w:r>
-      <w:r>
-        <w:rPr>
-          <w:rStyle w:val="VerbatimChar"/>
-          <w:rFonts w:ascii="宋体" w:hAnsi="宋体" w:eastAsia="宋体"/>
-        </w:rPr>
-        <w:t xml:space="preserve">        +list_bearings(path)</w:t>
-      </w:r>
-      <w:r>
-        <w:rPr>
-          <w:rFonts w:ascii="宋体" w:hAnsi="宋体" w:eastAsia="宋体"/>
-        </w:rPr>
-        <w:br/>
-      </w:r>
-      <w:r>
-        <w:rPr>
-          <w:rStyle w:val="VerbatimChar"/>
-          <w:rFonts w:ascii="宋体" w:hAnsi="宋体" w:eastAsia="宋体"/>
-        </w:rPr>
-        <w:t xml:space="preserve">    }</w:t>
-      </w:r>
-      <w:r>
-        <w:rPr>
-          <w:rFonts w:ascii="宋体" w:hAnsi="宋体" w:eastAsia="宋体"/>
-        </w:rPr>
-        <w:br/>
-      </w:r>
-      <w:r>
-        <w:rPr>
-          <w:rFonts w:ascii="宋体" w:hAnsi="宋体" w:eastAsia="宋体"/>
-        </w:rPr>
-        <w:br/>
-      </w:r>
-      <w:r>
-        <w:rPr>
-          <w:rStyle w:val="VerbatimChar"/>
-          <w:rFonts w:ascii="宋体" w:hAnsi="宋体" w:eastAsia="宋体"/>
-        </w:rPr>
-        <w:t xml:space="preserve">    class FeatureExtractor {</w:t>
-      </w:r>
-      <w:r>
-        <w:rPr>
-          <w:rFonts w:ascii="宋体" w:hAnsi="宋体" w:eastAsia="宋体"/>
-        </w:rPr>
-        <w:br/>
-      </w:r>
-      <w:r>
-        <w:rPr>
-          <w:rStyle w:val="VerbatimChar"/>
-          <w:rFonts w:ascii="宋体" w:hAnsi="宋体" w:eastAsia="宋体"/>
-        </w:rPr>
-        <w:t xml:space="preserve">        +extract_time_features(signal)</w:t>
-      </w:r>
-      <w:r>
-        <w:rPr>
-          <w:rFonts w:ascii="宋体" w:hAnsi="宋体" w:eastAsia="宋体"/>
-        </w:rPr>
-        <w:br/>
-      </w:r>
-      <w:r>
-        <w:rPr>
-          <w:rStyle w:val="VerbatimChar"/>
-          <w:rFonts w:ascii="宋体" w:hAnsi="宋体" w:eastAsia="宋体"/>
-        </w:rPr>
-        <w:t xml:space="preserve">        +extract_frequency_features(signal)</w:t>
-      </w:r>
-      <w:r>
-        <w:rPr>
-          <w:rFonts w:ascii="宋体" w:hAnsi="宋体" w:eastAsia="宋体"/>
-        </w:rPr>
-        <w:br/>
-      </w:r>
-      <w:r>
-        <w:rPr>
-          <w:rStyle w:val="VerbatimChar"/>
-          <w:rFonts w:ascii="宋体" w:hAnsi="宋体" w:eastAsia="宋体"/>
-        </w:rPr>
-        <w:t xml:space="preserve">    }</w:t>
-      </w:r>
-      <w:r>
-        <w:rPr>
-          <w:rFonts w:ascii="宋体" w:hAnsi="宋体" w:eastAsia="宋体"/>
-        </w:rPr>
-        <w:br/>
-      </w:r>
-      <w:r>
-        <w:rPr>
-          <w:rFonts w:ascii="宋体" w:hAnsi="宋体" w:eastAsia="宋体"/>
-        </w:rPr>
-        <w:br/>
-      </w:r>
-      <w:r>
-        <w:rPr>
-          <w:rStyle w:val="VerbatimChar"/>
-          <w:rFonts w:ascii="宋体" w:hAnsi="宋体" w:eastAsia="宋体"/>
-        </w:rPr>
-        <w:t xml:space="preserve">    class FeatureSequenceRulLabeler {</w:t>
-      </w:r>
-      <w:r>
-        <w:rPr>
-          <w:rFonts w:ascii="宋体" w:hAnsi="宋体" w:eastAsia="宋体"/>
-        </w:rPr>
-        <w:br/>
-      </w:r>
-      <w:r>
-        <w:rPr>
-          <w:rStyle w:val="VerbatimChar"/>
-          <w:rFonts w:ascii="宋体" w:hAnsi="宋体" w:eastAsia="宋体"/>
-        </w:rPr>
-        <w:t xml:space="preserve">        +sequence_length</w:t>
-      </w:r>
-      <w:r>
-        <w:rPr>
-          <w:rFonts w:ascii="宋体" w:hAnsi="宋体" w:eastAsia="宋体"/>
-        </w:rPr>
-        <w:br/>
-      </w:r>
-      <w:r>
-        <w:rPr>
-          <w:rStyle w:val="VerbatimChar"/>
-          <w:rFonts w:ascii="宋体" w:hAnsi="宋体" w:eastAsia="宋体"/>
-        </w:rPr>
-        <w:t xml:space="preserve">        +build(entity)</w:t>
-      </w:r>
-      <w:r>
-        <w:rPr>
-          <w:rFonts w:ascii="宋体" w:hAnsi="宋体" w:eastAsia="宋体"/>
-        </w:rPr>
-        <w:br/>
-      </w:r>
-      <w:r>
-        <w:rPr>
-          <w:rStyle w:val="VerbatimChar"/>
-          <w:rFonts w:ascii="宋体" w:hAnsi="宋体" w:eastAsia="宋体"/>
-        </w:rPr>
-        <w:t xml:space="preserve">    }</w:t>
-      </w:r>
-      <w:r>
-        <w:rPr>
-          <w:rFonts w:ascii="宋体" w:hAnsi="宋体" w:eastAsia="宋体"/>
-        </w:rPr>
-        <w:br/>
-      </w:r>
-      <w:r>
-        <w:rPr>
-          <w:rFonts w:ascii="宋体" w:hAnsi="宋体" w:eastAsia="宋体"/>
-        </w:rPr>
-        <w:br/>
-      </w:r>
-      <w:r>
-        <w:rPr>
-          <w:rStyle w:val="VerbatimChar"/>
-          <w:rFonts w:ascii="宋体" w:hAnsi="宋体" w:eastAsia="宋体"/>
-        </w:rPr>
-        <w:t xml:space="preserve">    class BearingWindowDataset {</w:t>
-      </w:r>
-      <w:r>
-        <w:rPr>
-          <w:rFonts w:ascii="宋体" w:hAnsi="宋体" w:eastAsia="宋体"/>
-        </w:rPr>
-        <w:br/>
-      </w:r>
-      <w:r>
-        <w:rPr>
-          <w:rStyle w:val="VerbatimChar"/>
-          <w:rFonts w:ascii="宋体" w:hAnsi="宋体" w:eastAsia="宋体"/>
-        </w:rPr>
-        <w:t xml:space="preserve">        +features</w:t>
-      </w:r>
-      <w:r>
-        <w:rPr>
-          <w:rFonts w:ascii="宋体" w:hAnsi="宋体" w:eastAsia="宋体"/>
-        </w:rPr>
-        <w:br/>
-      </w:r>
-      <w:r>
-        <w:rPr>
-          <w:rStyle w:val="VerbatimChar"/>
-          <w:rFonts w:ascii="宋体" w:hAnsi="宋体" w:eastAsia="宋体"/>
-        </w:rPr>
-        <w:t xml:space="preserve">        +targets</w:t>
-      </w:r>
-      <w:r>
-        <w:rPr>
-          <w:rFonts w:ascii="宋体" w:hAnsi="宋体" w:eastAsia="宋体"/>
-        </w:rPr>
-        <w:br/>
-      </w:r>
-      <w:r>
-        <w:rPr>
-          <w:rStyle w:val="VerbatimChar"/>
-          <w:rFonts w:ascii="宋体" w:hAnsi="宋体" w:eastAsia="宋体"/>
-        </w:rPr>
-        <w:t xml:space="preserve">        +metadata</w:t>
-      </w:r>
-      <w:r>
-        <w:rPr>
-          <w:rFonts w:ascii="宋体" w:hAnsi="宋体" w:eastAsia="宋体"/>
-        </w:rPr>
-        <w:br/>
-      </w:r>
-      <w:r>
-        <w:rPr>
-          <w:rStyle w:val="VerbatimChar"/>
-          <w:rFonts w:ascii="宋体" w:hAnsi="宋体" w:eastAsia="宋体"/>
-        </w:rPr>
-        <w:t xml:space="preserve">    }</w:t>
-      </w:r>
-      <w:r>
-        <w:rPr>
-          <w:rFonts w:ascii="宋体" w:hAnsi="宋体" w:eastAsia="宋体"/>
-        </w:rPr>
-        <w:br/>
-      </w:r>
-      <w:r>
-        <w:rPr>
-          <w:rFonts w:ascii="宋体" w:hAnsi="宋体" w:eastAsia="宋体"/>
-        </w:rPr>
-        <w:br/>
-      </w:r>
-      <w:r>
-        <w:rPr>
-          <w:rStyle w:val="VerbatimChar"/>
-          <w:rFonts w:ascii="宋体" w:hAnsi="宋体" w:eastAsia="宋体"/>
-        </w:rPr>
-        <w:t xml:space="preserve">    class BaseRulModel {</w:t>
-      </w:r>
-      <w:r>
-        <w:rPr>
-          <w:rFonts w:ascii="宋体" w:hAnsi="宋体" w:eastAsia="宋体"/>
-        </w:rPr>
-        <w:br/>
-      </w:r>
-      <w:r>
-        <w:rPr>
-          <w:rStyle w:val="VerbatimChar"/>
-          <w:rFonts w:ascii="宋体" w:hAnsi="宋体" w:eastAsia="宋体"/>
-        </w:rPr>
-        <w:t xml:space="preserve">        +forward(x)</w:t>
-      </w:r>
-      <w:r>
-        <w:rPr>
-          <w:rFonts w:ascii="宋体" w:hAnsi="宋体" w:eastAsia="宋体"/>
-        </w:rPr>
-        <w:br/>
-      </w:r>
-      <w:r>
-        <w:rPr>
-          <w:rStyle w:val="VerbatimChar"/>
-          <w:rFonts w:ascii="宋体" w:hAnsi="宋体" w:eastAsia="宋体"/>
-        </w:rPr>
-        <w:t xml:space="preserve">        +predict(x)</w:t>
-      </w:r>
-      <w:r>
-        <w:rPr>
-          <w:rFonts w:ascii="宋体" w:hAnsi="宋体" w:eastAsia="宋体"/>
-        </w:rPr>
-        <w:br/>
-      </w:r>
-      <w:r>
-        <w:rPr>
-          <w:rStyle w:val="VerbatimChar"/>
-          <w:rFonts w:ascii="宋体" w:hAnsi="宋体" w:eastAsia="宋体"/>
-        </w:rPr>
-        <w:t xml:space="preserve">    }</w:t>
-      </w:r>
-      <w:r>
-        <w:rPr>
-          <w:rFonts w:ascii="宋体" w:hAnsi="宋体" w:eastAsia="宋体"/>
-        </w:rPr>
-        <w:br/>
-      </w:r>
-      <w:r>
-        <w:rPr>
-          <w:rFonts w:ascii="宋体" w:hAnsi="宋体" w:eastAsia="宋体"/>
-        </w:rPr>
-        <w:br/>
-      </w:r>
-      <w:r>
-        <w:rPr>
-          <w:rStyle w:val="VerbatimChar"/>
-          <w:rFonts w:ascii="宋体" w:hAnsi="宋体" w:eastAsia="宋体"/>
-        </w:rPr>
-        <w:t xml:space="preserve">    class CNNLSTMAttention {</w:t>
-      </w:r>
-      <w:r>
-        <w:rPr>
-          <w:rFonts w:ascii="宋体" w:hAnsi="宋体" w:eastAsia="宋体"/>
-        </w:rPr>
-        <w:br/>
-      </w:r>
-      <w:r>
-        <w:rPr>
-          <w:rStyle w:val="VerbatimChar"/>
-          <w:rFonts w:ascii="宋体" w:hAnsi="宋体" w:eastAsia="宋体"/>
-        </w:rPr>
-        <w:t xml:space="preserve">        +forward(x)</w:t>
-      </w:r>
-      <w:r>
-        <w:rPr>
-          <w:rFonts w:ascii="宋体" w:hAnsi="宋体" w:eastAsia="宋体"/>
-        </w:rPr>
-        <w:br/>
-      </w:r>
-      <w:r>
-        <w:rPr>
-          <w:rStyle w:val="VerbatimChar"/>
-          <w:rFonts w:ascii="宋体" w:hAnsi="宋体" w:eastAsia="宋体"/>
-        </w:rPr>
-        <w:t xml:space="preserve">        +attention_weights</w:t>
-      </w:r>
-      <w:r>
-        <w:rPr>
-          <w:rFonts w:ascii="宋体" w:hAnsi="宋体" w:eastAsia="宋体"/>
-        </w:rPr>
-        <w:br/>
-      </w:r>
-      <w:r>
-        <w:rPr>
-          <w:rStyle w:val="VerbatimChar"/>
-          <w:rFonts w:ascii="宋体" w:hAnsi="宋体" w:eastAsia="宋体"/>
-        </w:rPr>
-        <w:t xml:space="preserve">    }</w:t>
-      </w:r>
-      <w:r>
-        <w:rPr>
-          <w:rFonts w:ascii="宋体" w:hAnsi="宋体" w:eastAsia="宋体"/>
-        </w:rPr>
-        <w:br/>
-      </w:r>
-      <w:r>
-        <w:rPr>
-          <w:rFonts w:ascii="宋体" w:hAnsi="宋体" w:eastAsia="宋体"/>
-        </w:rPr>
-        <w:br/>
-      </w:r>
-      <w:r>
-        <w:rPr>
-          <w:rStyle w:val="VerbatimChar"/>
-          <w:rFonts w:ascii="宋体" w:hAnsi="宋体" w:eastAsia="宋体"/>
-        </w:rPr>
-        <w:t xml:space="preserve">    class XLSTMTransformer {</w:t>
-      </w:r>
-      <w:r>
-        <w:rPr>
-          <w:rFonts w:ascii="宋体" w:hAnsi="宋体" w:eastAsia="宋体"/>
-        </w:rPr>
-        <w:br/>
-      </w:r>
-      <w:r>
-        <w:rPr>
-          <w:rStyle w:val="VerbatimChar"/>
-          <w:rFonts w:ascii="宋体" w:hAnsi="宋体" w:eastAsia="宋体"/>
-        </w:rPr>
-        <w:t xml:space="preserve">        +forward(x)</w:t>
-      </w:r>
-      <w:r>
-        <w:rPr>
-          <w:rFonts w:ascii="宋体" w:hAnsi="宋体" w:eastAsia="宋体"/>
-        </w:rPr>
-        <w:br/>
-      </w:r>
-      <w:r>
-        <w:rPr>
-          <w:rStyle w:val="VerbatimChar"/>
-          <w:rFonts w:ascii="宋体" w:hAnsi="宋体" w:eastAsia="宋体"/>
-        </w:rPr>
-        <w:t xml:space="preserve">    }</w:t>
-      </w:r>
-      <w:r>
-        <w:rPr>
-          <w:rFonts w:ascii="宋体" w:hAnsi="宋体" w:eastAsia="宋体"/>
-        </w:rPr>
-        <w:br/>
-      </w:r>
-      <w:r>
-        <w:rPr>
-          <w:rFonts w:ascii="宋体" w:hAnsi="宋体" w:eastAsia="宋体"/>
-        </w:rPr>
-        <w:br/>
-      </w:r>
-      <w:r>
-        <w:rPr>
-          <w:rStyle w:val="VerbatimChar"/>
-          <w:rFonts w:ascii="宋体" w:hAnsi="宋体" w:eastAsia="宋体"/>
-        </w:rPr>
-        <w:t xml:space="preserve">    class BaseTrainer {</w:t>
-      </w:r>
-      <w:r>
-        <w:rPr>
-          <w:rFonts w:ascii="宋体" w:hAnsi="宋体" w:eastAsia="宋体"/>
-        </w:rPr>
-        <w:br/>
-      </w:r>
-      <w:r>
-        <w:rPr>
-          <w:rStyle w:val="VerbatimChar"/>
-          <w:rFonts w:ascii="宋体" w:hAnsi="宋体" w:eastAsia="宋体"/>
-        </w:rPr>
-        <w:t xml:space="preserve">        +fit(dataset)</w:t>
-      </w:r>
-      <w:r>
-        <w:rPr>
-          <w:rFonts w:ascii="宋体" w:hAnsi="宋体" w:eastAsia="宋体"/>
-        </w:rPr>
-        <w:br/>
-      </w:r>
-      <w:r>
-        <w:rPr>
-          <w:rStyle w:val="VerbatimChar"/>
-          <w:rFonts w:ascii="宋体" w:hAnsi="宋体" w:eastAsia="宋体"/>
-        </w:rPr>
-        <w:t xml:space="preserve">        +save_history()</w:t>
-      </w:r>
-      <w:r>
-        <w:rPr>
-          <w:rFonts w:ascii="宋体" w:hAnsi="宋体" w:eastAsia="宋体"/>
-        </w:rPr>
-        <w:br/>
-      </w:r>
-      <w:r>
-        <w:rPr>
-          <w:rStyle w:val="VerbatimChar"/>
-          <w:rFonts w:ascii="宋体" w:hAnsi="宋体" w:eastAsia="宋体"/>
-        </w:rPr>
-        <w:t xml:space="preserve">    }</w:t>
-      </w:r>
-      <w:r>
-        <w:rPr>
-          <w:rFonts w:ascii="宋体" w:hAnsi="宋体" w:eastAsia="宋体"/>
-        </w:rPr>
-        <w:br/>
-      </w:r>
-      <w:r>
-        <w:rPr>
-          <w:rFonts w:ascii="宋体" w:hAnsi="宋体" w:eastAsia="宋体"/>
-        </w:rPr>
-        <w:br/>
-      </w:r>
-      <w:r>
-        <w:rPr>
-          <w:rStyle w:val="VerbatimChar"/>
-          <w:rFonts w:ascii="宋体" w:hAnsi="宋体" w:eastAsia="宋体"/>
-        </w:rPr>
-        <w:t xml:space="preserve">    class BaseTester {</w:t>
-      </w:r>
-      <w:r>
-        <w:rPr>
-          <w:rFonts w:ascii="宋体" w:hAnsi="宋体" w:eastAsia="宋体"/>
-        </w:rPr>
-        <w:br/>
-      </w:r>
-      <w:r>
-        <w:rPr>
-          <w:rStyle w:val="VerbatimChar"/>
-          <w:rFonts w:ascii="宋体" w:hAnsi="宋体" w:eastAsia="宋体"/>
-        </w:rPr>
-        <w:t xml:space="preserve">        +predict(dataset)</w:t>
-      </w:r>
-      <w:r>
-        <w:rPr>
-          <w:rFonts w:ascii="宋体" w:hAnsi="宋体" w:eastAsia="宋体"/>
-        </w:rPr>
-        <w:br/>
-      </w:r>
-      <w:r>
-        <w:rPr>
-          <w:rStyle w:val="VerbatimChar"/>
-          <w:rFonts w:ascii="宋体" w:hAnsi="宋体" w:eastAsia="宋体"/>
-        </w:rPr>
-        <w:t xml:space="preserve">        +save_predictions()</w:t>
-      </w:r>
-      <w:r>
-        <w:rPr>
-          <w:rFonts w:ascii="宋体" w:hAnsi="宋体" w:eastAsia="宋体"/>
-        </w:rPr>
-        <w:br/>
-      </w:r>
-      <w:r>
-        <w:rPr>
-          <w:rStyle w:val="VerbatimChar"/>
-          <w:rFonts w:ascii="宋体" w:hAnsi="宋体" w:eastAsia="宋体"/>
-        </w:rPr>
-        <w:t xml:space="preserve">    }</w:t>
-      </w:r>
-      <w:r>
-        <w:rPr>
-          <w:rFonts w:ascii="宋体" w:hAnsi="宋体" w:eastAsia="宋体"/>
-        </w:rPr>
-        <w:br/>
-      </w:r>
-      <w:r>
-        <w:rPr>
-          <w:rFonts w:ascii="宋体" w:hAnsi="宋体" w:eastAsia="宋体"/>
-        </w:rPr>
-        <w:br/>
-      </w:r>
-      <w:r>
-        <w:rPr>
-          <w:rStyle w:val="VerbatimChar"/>
-          <w:rFonts w:ascii="宋体" w:hAnsi="宋体" w:eastAsia="宋体"/>
-        </w:rPr>
-        <w:t xml:space="preserve">    class Evaluator {</w:t>
-      </w:r>
-      <w:r>
-        <w:rPr>
-          <w:rFonts w:ascii="宋体" w:hAnsi="宋体" w:eastAsia="宋体"/>
-        </w:rPr>
-        <w:br/>
-      </w:r>
-      <w:r>
-        <w:rPr>
-          <w:rStyle w:val="VerbatimChar"/>
-          <w:rFonts w:ascii="宋体" w:hAnsi="宋体" w:eastAsia="宋体"/>
-        </w:rPr>
-        <w:t xml:space="preserve">        +evaluate(targets, predictions)</w:t>
-      </w:r>
-      <w:r>
-        <w:rPr>
-          <w:rFonts w:ascii="宋体" w:hAnsi="宋体" w:eastAsia="宋体"/>
-        </w:rPr>
-        <w:br/>
-      </w:r>
-      <w:r>
-        <w:rPr>
-          <w:rStyle w:val="VerbatimChar"/>
-          <w:rFonts w:ascii="宋体" w:hAnsi="宋体" w:eastAsia="宋体"/>
-        </w:rPr>
-        <w:t xml:space="preserve">    }</w:t>
-      </w:r>
-      <w:r>
-        <w:rPr>
-          <w:rFonts w:ascii="宋体" w:hAnsi="宋体" w:eastAsia="宋体"/>
-        </w:rPr>
-        <w:br/>
-      </w:r>
-      <w:r>
-        <w:rPr>
-          <w:rFonts w:ascii="宋体" w:hAnsi="宋体" w:eastAsia="宋体"/>
-        </w:rPr>
-        <w:br/>
-      </w:r>
-      <w:r>
-        <w:rPr>
-          <w:rStyle w:val="VerbatimChar"/>
-          <w:rFonts w:ascii="宋体" w:hAnsi="宋体" w:eastAsia="宋体"/>
-        </w:rPr>
-        <w:t xml:space="preserve">    XJTULoader --&gt; BearingEntity</w:t>
-      </w:r>
-      <w:r>
-        <w:rPr>
-          <w:rFonts w:ascii="宋体" w:hAnsi="宋体" w:eastAsia="宋体"/>
-        </w:rPr>
-        <w:br/>
-      </w:r>
-      <w:r>
-        <w:rPr>
-          <w:rStyle w:val="VerbatimChar"/>
-          <w:rFonts w:ascii="宋体" w:hAnsi="宋体" w:eastAsia="宋体"/>
-        </w:rPr>
-        <w:t xml:space="preserve">    PHM2012Loader --&gt; BearingEntity</w:t>
-      </w:r>
-      <w:r>
-        <w:rPr>
-          <w:rFonts w:ascii="宋体" w:hAnsi="宋体" w:eastAsia="宋体"/>
-        </w:rPr>
-        <w:br/>
-      </w:r>
-      <w:r>
-        <w:rPr>
-          <w:rStyle w:val="VerbatimChar"/>
-          <w:rFonts w:ascii="宋体" w:hAnsi="宋体" w:eastAsia="宋体"/>
-        </w:rPr>
-        <w:t xml:space="preserve">    BearingEntity --&gt; FeatureExtractor</w:t>
-      </w:r>
-      <w:r>
-        <w:rPr>
-          <w:rFonts w:ascii="宋体" w:hAnsi="宋体" w:eastAsia="宋体"/>
-        </w:rPr>
-        <w:br/>
-      </w:r>
-      <w:r>
-        <w:rPr>
-          <w:rStyle w:val="VerbatimChar"/>
-          <w:rFonts w:ascii="宋体" w:hAnsi="宋体" w:eastAsia="宋体"/>
-        </w:rPr>
-        <w:t xml:space="preserve">    FeatureExtractor --&gt; FeatureSequenceRulLabeler</w:t>
-      </w:r>
-      <w:r>
-        <w:rPr>
-          <w:rFonts w:ascii="宋体" w:hAnsi="宋体" w:eastAsia="宋体"/>
-        </w:rPr>
-        <w:br/>
-      </w:r>
-      <w:r>
-        <w:rPr>
-          <w:rStyle w:val="VerbatimChar"/>
-          <w:rFonts w:ascii="宋体" w:hAnsi="宋体" w:eastAsia="宋体"/>
-        </w:rPr>
-        <w:t xml:space="preserve">    FeatureSequenceRulLabeler --&gt; BearingWindowDataset</w:t>
-      </w:r>
-      <w:r>
-        <w:rPr>
-          <w:rFonts w:ascii="宋体" w:hAnsi="宋体" w:eastAsia="宋体"/>
-        </w:rPr>
-        <w:br/>
-      </w:r>
-      <w:r>
-        <w:rPr>
-          <w:rStyle w:val="VerbatimChar"/>
-          <w:rFonts w:ascii="宋体" w:hAnsi="宋体" w:eastAsia="宋体"/>
-        </w:rPr>
-        <w:t xml:space="preserve">    BearingWindowDataset --&gt; BaseTrainer</w:t>
-      </w:r>
-      <w:r>
-        <w:rPr>
-          <w:rFonts w:ascii="宋体" w:hAnsi="宋体" w:eastAsia="宋体"/>
-        </w:rPr>
-        <w:br/>
-      </w:r>
-      <w:r>
-        <w:rPr>
-          <w:rStyle w:val="VerbatimChar"/>
-          <w:rFonts w:ascii="宋体" w:hAnsi="宋体" w:eastAsia="宋体"/>
-        </w:rPr>
-        <w:t xml:space="preserve">    BaseRulModel &lt;|-- CNNLSTMAttention</w:t>
-      </w:r>
-      <w:r>
-        <w:rPr>
-          <w:rFonts w:ascii="宋体" w:hAnsi="宋体" w:eastAsia="宋体"/>
-        </w:rPr>
-        <w:br/>
-      </w:r>
-      <w:r>
-        <w:rPr>
-          <w:rStyle w:val="VerbatimChar"/>
-          <w:rFonts w:ascii="宋体" w:hAnsi="宋体" w:eastAsia="宋体"/>
-        </w:rPr>
-        <w:t xml:space="preserve">    BaseRulModel &lt;|-- XLSTMTransformer</w:t>
-      </w:r>
-      <w:r>
-        <w:rPr>
-          <w:rFonts w:ascii="宋体" w:hAnsi="宋体" w:eastAsia="宋体"/>
-        </w:rPr>
-        <w:br/>
-      </w:r>
-      <w:r>
-        <w:rPr>
-          <w:rStyle w:val="VerbatimChar"/>
-          <w:rFonts w:ascii="宋体" w:hAnsi="宋体" w:eastAsia="宋体"/>
-        </w:rPr>
-        <w:t xml:space="preserve">    BaseTrainer --&gt; BaseRulModel</w:t>
-      </w:r>
-      <w:r>
-        <w:rPr>
-          <w:rFonts w:ascii="宋体" w:hAnsi="宋体" w:eastAsia="宋体"/>
-        </w:rPr>
-        <w:br/>
-      </w:r>
-      <w:r>
-        <w:rPr>
-          <w:rStyle w:val="VerbatimChar"/>
-          <w:rFonts w:ascii="宋体" w:hAnsi="宋体" w:eastAsia="宋体"/>
-        </w:rPr>
-        <w:t xml:space="preserve">    BaseTrainer --&gt; BaseTester</w:t>
-      </w:r>
-      <w:r>
-        <w:rPr>
-          <w:rFonts w:ascii="宋体" w:hAnsi="宋体" w:eastAsia="宋体"/>
-        </w:rPr>
-        <w:br/>
-      </w:r>
-      <w:r>
-        <w:rPr>
-          <w:rStyle w:val="VerbatimChar"/>
-          <w:rFonts w:ascii="宋体" w:hAnsi="宋体" w:eastAsia="宋体"/>
-        </w:rPr>
-        <w:t xml:space="preserve">    BaseTester --&gt; Evaluator</w:t>
-      </w:r>
-    </w:p>
-    <w:p>
-      <w:pPr>
-        <w:pStyle w:val="FirstParagraph"/>
+        <w:pStyle w:val="CaptionedFigure"/>
+      </w:pPr>
+      <w:r>
+        <w:rPr>
+          <w:rFonts w:ascii="宋体" w:hAnsi="宋体" w:eastAsia="宋体"/>
+        </w:rPr>
+        <w:drawing>
+          <wp:inline>
+            <wp:extent cx="5334000" cy="3061132"/>
+            <wp:effectExtent b="0" l="0" r="0" t="0"/>
+            <wp:docPr descr="UML 核心类图" title="" id="1" name="Picture"/>
+            <a:graphic>
+              <a:graphicData uri="http://schemas.openxmlformats.org/drawingml/2006/picture">
+                <pic:pic>
+                  <pic:nvPicPr>
+                    <pic:cNvPr descr="../assets/uml/class-diagram.png" id="0" name="Picture"/>
+                    <pic:cNvPicPr>
+                      <a:picLocks noChangeArrowheads="1" noChangeAspect="1"/>
+                    </pic:cNvPicPr>
+                  </pic:nvPicPr>
+                  <pic:blipFill>
+                    <a:blip r:embed="rId26"/>
+                    <a:stretch>
+                      <a:fillRect/>
+                    </a:stretch>
+                  </pic:blipFill>
+                  <pic:spPr bwMode="auto">
+                    <a:xfrm>
+                      <a:off x="0" y="0"/>
+                      <a:ext cx="5334000" cy="3061132"/>
+                    </a:xfrm>
+                    <a:prstGeom prst="rect">
+                      <a:avLst/>
+                    </a:prstGeom>
+                    <a:noFill/>
+                    <a:ln w="9525">
+                      <a:noFill/>
+                      <a:headEnd/>
+                      <a:tailEnd/>
+                    </a:ln>
+                  </pic:spPr>
+                </pic:pic>
+              </a:graphicData>
+            </a:graphic>
+          </wp:inline>
+        </w:drawing>
+      </w:r>
+    </w:p>
+    <w:p>
+      <w:pPr>
+        <w:pStyle w:val="ImageCaption"/>
+      </w:pPr>
+      <w:r>
+        <w:rPr>
+          <w:rFonts w:ascii="宋体" w:hAnsi="宋体" w:eastAsia="宋体"/>
+        </w:rPr>
+        <w:t xml:space="preserve">UML 核心类图</w:t>
+      </w:r>
+    </w:p>
+    <w:p>
+      <w:pPr>
+        <w:pStyle w:val="BodyText"/>
       </w:pPr>
       <w:r>
         <w:rPr>
@@ -2828,8 +1776,8 @@
         <w:t xml:space="preserve">模型类只处理张量输入输出，训练、测试和指标计算由独立组件负责。</w:t>
       </w:r>
     </w:p>
-    <w:bookmarkEnd w:id="25"/>
-    <w:bookmarkStart w:id="26" w:name="rul-训练顺序图"/>
+    <w:bookmarkEnd w:id="27"/>
+    <w:bookmarkStart w:id="29" w:name="rul-训练顺序图"/>
     <w:p>
       <w:pPr>
         <w:pStyle w:val="Heading2"/>
@@ -2843,285 +1791,68 @@
     </w:p>
     <w:p>
       <w:pPr>
-        <w:pStyle w:val="SourceCode"/>
-      </w:pPr>
-      <w:r>
-        <w:rPr>
-          <w:rStyle w:val="VerbatimChar"/>
-          <w:rFonts w:ascii="宋体" w:hAnsi="宋体" w:eastAsia="宋体"/>
-        </w:rPr>
-        <w:t xml:space="preserve">sequenceDiagram</w:t>
-      </w:r>
-      <w:r>
-        <w:rPr>
-          <w:rFonts w:ascii="宋体" w:hAnsi="宋体" w:eastAsia="宋体"/>
-        </w:rPr>
-        <w:br/>
-      </w:r>
-      <w:r>
-        <w:rPr>
-          <w:rStyle w:val="VerbatimChar"/>
-          <w:rFonts w:ascii="宋体" w:hAnsi="宋体" w:eastAsia="宋体"/>
-        </w:rPr>
-        <w:t xml:space="preserve">    participant User as 实验使用者</w:t>
-      </w:r>
-      <w:r>
-        <w:rPr>
-          <w:rFonts w:ascii="宋体" w:hAnsi="宋体" w:eastAsia="宋体"/>
-        </w:rPr>
-        <w:br/>
-      </w:r>
-      <w:r>
-        <w:rPr>
-          <w:rStyle w:val="VerbatimChar"/>
-          <w:rFonts w:ascii="宋体" w:hAnsi="宋体" w:eastAsia="宋体"/>
-        </w:rPr>
-        <w:t xml:space="preserve">    participant NB as Notebook/API</w:t>
-      </w:r>
-      <w:r>
-        <w:rPr>
-          <w:rFonts w:ascii="宋体" w:hAnsi="宋体" w:eastAsia="宋体"/>
-        </w:rPr>
-        <w:br/>
-      </w:r>
-      <w:r>
-        <w:rPr>
-          <w:rStyle w:val="VerbatimChar"/>
-          <w:rFonts w:ascii="宋体" w:hAnsi="宋体" w:eastAsia="宋体"/>
-        </w:rPr>
-        <w:t xml:space="preserve">    participant Loader as Dataset Loader</w:t>
-      </w:r>
-      <w:r>
-        <w:rPr>
-          <w:rFonts w:ascii="宋体" w:hAnsi="宋体" w:eastAsia="宋体"/>
-        </w:rPr>
-        <w:br/>
-      </w:r>
-      <w:r>
-        <w:rPr>
-          <w:rStyle w:val="VerbatimChar"/>
-          <w:rFonts w:ascii="宋体" w:hAnsi="宋体" w:eastAsia="宋体"/>
-        </w:rPr>
-        <w:t xml:space="preserve">    participant Labeler as RUL Labeler</w:t>
-      </w:r>
-      <w:r>
-        <w:rPr>
-          <w:rFonts w:ascii="宋体" w:hAnsi="宋体" w:eastAsia="宋体"/>
-        </w:rPr>
-        <w:br/>
-      </w:r>
-      <w:r>
-        <w:rPr>
-          <w:rStyle w:val="VerbatimChar"/>
-          <w:rFonts w:ascii="宋体" w:hAnsi="宋体" w:eastAsia="宋体"/>
-        </w:rPr>
-        <w:t xml:space="preserve">    participant Trainer as Trainer</w:t>
-      </w:r>
-      <w:r>
-        <w:rPr>
-          <w:rFonts w:ascii="宋体" w:hAnsi="宋体" w:eastAsia="宋体"/>
-        </w:rPr>
-        <w:br/>
-      </w:r>
-      <w:r>
-        <w:rPr>
-          <w:rStyle w:val="VerbatimChar"/>
-          <w:rFonts w:ascii="宋体" w:hAnsi="宋体" w:eastAsia="宋体"/>
-        </w:rPr>
-        <w:t xml:space="preserve">    participant Tester as Tester</w:t>
-      </w:r>
-      <w:r>
-        <w:rPr>
-          <w:rFonts w:ascii="宋体" w:hAnsi="宋体" w:eastAsia="宋体"/>
-        </w:rPr>
-        <w:br/>
-      </w:r>
-      <w:r>
-        <w:rPr>
-          <w:rStyle w:val="VerbatimChar"/>
-          <w:rFonts w:ascii="宋体" w:hAnsi="宋体" w:eastAsia="宋体"/>
-        </w:rPr>
-        <w:t xml:space="preserve">    participant Eval as Evaluator</w:t>
-      </w:r>
-      <w:r>
-        <w:rPr>
-          <w:rFonts w:ascii="宋体" w:hAnsi="宋体" w:eastAsia="宋体"/>
-        </w:rPr>
-        <w:br/>
-      </w:r>
-      <w:r>
-        <w:rPr>
-          <w:rStyle w:val="VerbatimChar"/>
-          <w:rFonts w:ascii="宋体" w:hAnsi="宋体" w:eastAsia="宋体"/>
-        </w:rPr>
-        <w:t xml:space="preserve">    participant Out as Output Files</w:t>
-      </w:r>
-      <w:r>
-        <w:rPr>
-          <w:rFonts w:ascii="宋体" w:hAnsi="宋体" w:eastAsia="宋体"/>
-        </w:rPr>
-        <w:br/>
-      </w:r>
-      <w:r>
-        <w:rPr>
-          <w:rFonts w:ascii="宋体" w:hAnsi="宋体" w:eastAsia="宋体"/>
-        </w:rPr>
-        <w:br/>
-      </w:r>
-      <w:r>
-        <w:rPr>
-          <w:rStyle w:val="VerbatimChar"/>
-          <w:rFonts w:ascii="宋体" w:hAnsi="宋体" w:eastAsia="宋体"/>
-        </w:rPr>
-        <w:t xml:space="preserve">    User-&gt;&gt;NB: 选择数据集、模型和 epoch</w:t>
-      </w:r>
-      <w:r>
-        <w:rPr>
-          <w:rFonts w:ascii="宋体" w:hAnsi="宋体" w:eastAsia="宋体"/>
-        </w:rPr>
-        <w:br/>
-      </w:r>
-      <w:r>
-        <w:rPr>
-          <w:rStyle w:val="VerbatimChar"/>
-          <w:rFonts w:ascii="宋体" w:hAnsi="宋体" w:eastAsia="宋体"/>
-        </w:rPr>
-        <w:t xml:space="preserve">    NB-&gt;&gt;Loader: load(data_path)</w:t>
-      </w:r>
-      <w:r>
-        <w:rPr>
-          <w:rFonts w:ascii="宋体" w:hAnsi="宋体" w:eastAsia="宋体"/>
-        </w:rPr>
-        <w:br/>
-      </w:r>
-      <w:r>
-        <w:rPr>
-          <w:rStyle w:val="VerbatimChar"/>
-          <w:rFonts w:ascii="宋体" w:hAnsi="宋体" w:eastAsia="宋体"/>
-        </w:rPr>
-        <w:t xml:space="preserve">    Loader--&gt;&gt;NB: BearingEntity</w:t>
-      </w:r>
-      <w:r>
-        <w:rPr>
-          <w:rFonts w:ascii="宋体" w:hAnsi="宋体" w:eastAsia="宋体"/>
-        </w:rPr>
-        <w:br/>
-      </w:r>
-      <w:r>
-        <w:rPr>
-          <w:rStyle w:val="VerbatimChar"/>
-          <w:rFonts w:ascii="宋体" w:hAnsi="宋体" w:eastAsia="宋体"/>
-        </w:rPr>
-        <w:t xml:space="preserve">    NB-&gt;&gt;Labeler: build(entity)</w:t>
-      </w:r>
-      <w:r>
-        <w:rPr>
-          <w:rFonts w:ascii="宋体" w:hAnsi="宋体" w:eastAsia="宋体"/>
-        </w:rPr>
-        <w:br/>
-      </w:r>
-      <w:r>
-        <w:rPr>
-          <w:rStyle w:val="VerbatimChar"/>
-          <w:rFonts w:ascii="宋体" w:hAnsi="宋体" w:eastAsia="宋体"/>
-        </w:rPr>
-        <w:t xml:space="preserve">    Labeler--&gt;&gt;NB: BearingWindowDataset</w:t>
-      </w:r>
-      <w:r>
-        <w:rPr>
-          <w:rFonts w:ascii="宋体" w:hAnsi="宋体" w:eastAsia="宋体"/>
-        </w:rPr>
-        <w:br/>
-      </w:r>
-      <w:r>
-        <w:rPr>
-          <w:rStyle w:val="VerbatimChar"/>
-          <w:rFonts w:ascii="宋体" w:hAnsi="宋体" w:eastAsia="宋体"/>
-        </w:rPr>
-        <w:t xml:space="preserve">    NB-&gt;&gt;Trainer: fit(dataset)</w:t>
-      </w:r>
-      <w:r>
-        <w:rPr>
-          <w:rFonts w:ascii="宋体" w:hAnsi="宋体" w:eastAsia="宋体"/>
-        </w:rPr>
-        <w:br/>
-      </w:r>
-      <w:r>
-        <w:rPr>
-          <w:rStyle w:val="VerbatimChar"/>
-          <w:rFonts w:ascii="宋体" w:hAnsi="宋体" w:eastAsia="宋体"/>
-        </w:rPr>
-        <w:t xml:space="preserve">    Trainer--&gt;&gt;Out: history.csv</w:t>
-      </w:r>
-      <w:r>
-        <w:rPr>
-          <w:rFonts w:ascii="宋体" w:hAnsi="宋体" w:eastAsia="宋体"/>
-        </w:rPr>
-        <w:br/>
-      </w:r>
-      <w:r>
-        <w:rPr>
-          <w:rStyle w:val="VerbatimChar"/>
-          <w:rFonts w:ascii="宋体" w:hAnsi="宋体" w:eastAsia="宋体"/>
-        </w:rPr>
-        <w:t xml:space="preserve">    NB-&gt;&gt;Tester: predict(test_dataset)</w:t>
-      </w:r>
-      <w:r>
-        <w:rPr>
-          <w:rFonts w:ascii="宋体" w:hAnsi="宋体" w:eastAsia="宋体"/>
-        </w:rPr>
-        <w:br/>
-      </w:r>
-      <w:r>
-        <w:rPr>
-          <w:rStyle w:val="VerbatimChar"/>
-          <w:rFonts w:ascii="宋体" w:hAnsi="宋体" w:eastAsia="宋体"/>
-        </w:rPr>
-        <w:t xml:space="preserve">    Tester--&gt;&gt;Out: predictions.csv</w:t>
-      </w:r>
-      <w:r>
-        <w:rPr>
-          <w:rFonts w:ascii="宋体" w:hAnsi="宋体" w:eastAsia="宋体"/>
-        </w:rPr>
-        <w:br/>
-      </w:r>
-      <w:r>
-        <w:rPr>
-          <w:rStyle w:val="VerbatimChar"/>
-          <w:rFonts w:ascii="宋体" w:hAnsi="宋体" w:eastAsia="宋体"/>
-        </w:rPr>
-        <w:t xml:space="preserve">    Tester-&gt;&gt;Eval: evaluate(target, prediction)</w:t>
-      </w:r>
-      <w:r>
-        <w:rPr>
-          <w:rFonts w:ascii="宋体" w:hAnsi="宋体" w:eastAsia="宋体"/>
-        </w:rPr>
-        <w:br/>
-      </w:r>
-      <w:r>
-        <w:rPr>
-          <w:rStyle w:val="VerbatimChar"/>
-          <w:rFonts w:ascii="宋体" w:hAnsi="宋体" w:eastAsia="宋体"/>
-        </w:rPr>
-        <w:t xml:space="preserve">    Eval--&gt;&gt;Out: metrics.json / comparison_metrics.csv</w:t>
-      </w:r>
-      <w:r>
-        <w:rPr>
-          <w:rFonts w:ascii="宋体" w:hAnsi="宋体" w:eastAsia="宋体"/>
-        </w:rPr>
-        <w:br/>
-      </w:r>
-      <w:r>
-        <w:rPr>
-          <w:rStyle w:val="VerbatimChar"/>
-          <w:rFonts w:ascii="宋体" w:hAnsi="宋体" w:eastAsia="宋体"/>
-        </w:rPr>
-        <w:t xml:space="preserve">    Out--&gt;&gt;User: 指标表、RUL 曲线和实验记录</w:t>
-      </w:r>
-    </w:p>
-    <w:p>
-      <w:pPr>
-        <w:pStyle w:val="FirstParagraph"/>
+        <w:pStyle w:val="CaptionedFigure"/>
+      </w:pPr>
+      <w:r>
+        <w:rPr>
+          <w:rFonts w:ascii="宋体" w:hAnsi="宋体" w:eastAsia="宋体"/>
+        </w:rPr>
+        <w:drawing>
+          <wp:inline>
+            <wp:extent cx="5334000" cy="2854299"/>
+            <wp:effectExtent b="0" l="0" r="0" t="0"/>
+            <wp:docPr descr="UML 顺序图" title="" id="1" name="Picture"/>
+            <a:graphic>
+              <a:graphicData uri="http://schemas.openxmlformats.org/drawingml/2006/picture">
+                <pic:pic>
+                  <pic:nvPicPr>
+                    <pic:cNvPr descr="../assets/uml/sequence-diagram.png" id="0" name="Picture"/>
+                    <pic:cNvPicPr>
+                      <a:picLocks noChangeArrowheads="1" noChangeAspect="1"/>
+                    </pic:cNvPicPr>
+                  </pic:nvPicPr>
+                  <pic:blipFill>
+                    <a:blip r:embed="rId28"/>
+                    <a:stretch>
+                      <a:fillRect/>
+                    </a:stretch>
+                  </pic:blipFill>
+                  <pic:spPr bwMode="auto">
+                    <a:xfrm>
+                      <a:off x="0" y="0"/>
+                      <a:ext cx="5334000" cy="2854299"/>
+                    </a:xfrm>
+                    <a:prstGeom prst="rect">
+                      <a:avLst/>
+                    </a:prstGeom>
+                    <a:noFill/>
+                    <a:ln w="9525">
+                      <a:noFill/>
+                      <a:headEnd/>
+                      <a:tailEnd/>
+                    </a:ln>
+                  </pic:spPr>
+                </pic:pic>
+              </a:graphicData>
+            </a:graphic>
+          </wp:inline>
+        </w:drawing>
+      </w:r>
+    </w:p>
+    <w:p>
+      <w:pPr>
+        <w:pStyle w:val="ImageCaption"/>
+      </w:pPr>
+      <w:r>
+        <w:rPr>
+          <w:rFonts w:ascii="宋体" w:hAnsi="宋体" w:eastAsia="宋体"/>
+        </w:rPr>
+        <w:t xml:space="preserve">UML 顺序图</w:t>
+      </w:r>
+    </w:p>
+    <w:p>
+      <w:pPr>
+        <w:pStyle w:val="BodyText"/>
       </w:pPr>
       <w:r>
         <w:rPr>
@@ -3194,8 +1925,8 @@
         <w:t xml:space="preserve">预测结果与指标分开保存，便于后续画图、复现实验和课程检查。</w:t>
       </w:r>
     </w:p>
-    <w:bookmarkEnd w:id="26"/>
-    <w:bookmarkStart w:id="27" w:name="组件图"/>
+    <w:bookmarkEnd w:id="29"/>
+    <w:bookmarkStart w:id="31" w:name="组件图"/>
     <w:p>
       <w:pPr>
         <w:pStyle w:val="Heading2"/>
@@ -3209,278 +1940,68 @@
     </w:p>
     <w:p>
       <w:pPr>
-        <w:pStyle w:val="SourceCode"/>
-      </w:pPr>
-      <w:r>
-        <w:rPr>
-          <w:rStyle w:val="VerbatimChar"/>
-          <w:rFonts w:ascii="宋体" w:hAnsi="宋体" w:eastAsia="宋体"/>
-        </w:rPr>
-        <w:t xml:space="preserve">flowchart TB</w:t>
-      </w:r>
-      <w:r>
-        <w:rPr>
-          <w:rFonts w:ascii="宋体" w:hAnsi="宋体" w:eastAsia="宋体"/>
-        </w:rPr>
-        <w:br/>
-      </w:r>
-      <w:r>
-        <w:rPr>
-          <w:rStyle w:val="VerbatimChar"/>
-          <w:rFonts w:ascii="宋体" w:hAnsi="宋体" w:eastAsia="宋体"/>
-        </w:rPr>
-        <w:t xml:space="preserve">    subgraph Source["源代码包 src/USTC/SSE/BearingPrediction"]</w:t>
-      </w:r>
-      <w:r>
-        <w:rPr>
-          <w:rFonts w:ascii="宋体" w:hAnsi="宋体" w:eastAsia="宋体"/>
-        </w:rPr>
-        <w:br/>
-      </w:r>
-      <w:r>
-        <w:rPr>
-          <w:rStyle w:val="VerbatimChar"/>
-          <w:rFonts w:ascii="宋体" w:hAnsi="宋体" w:eastAsia="宋体"/>
-        </w:rPr>
-        <w:t xml:space="preserve">        Data["dataset / data"]</w:t>
-      </w:r>
-      <w:r>
-        <w:rPr>
-          <w:rFonts w:ascii="宋体" w:hAnsi="宋体" w:eastAsia="宋体"/>
-        </w:rPr>
-        <w:br/>
-      </w:r>
-      <w:r>
-        <w:rPr>
-          <w:rStyle w:val="VerbatimChar"/>
-          <w:rFonts w:ascii="宋体" w:hAnsi="宋体" w:eastAsia="宋体"/>
-        </w:rPr>
-        <w:t xml:space="preserve">        Feature["feature / preprocess / labeling"]</w:t>
-      </w:r>
-      <w:r>
-        <w:rPr>
-          <w:rFonts w:ascii="宋体" w:hAnsi="宋体" w:eastAsia="宋体"/>
-        </w:rPr>
-        <w:br/>
-      </w:r>
-      <w:r>
-        <w:rPr>
-          <w:rStyle w:val="VerbatimChar"/>
-          <w:rFonts w:ascii="宋体" w:hAnsi="宋体" w:eastAsia="宋体"/>
-        </w:rPr>
-        <w:t xml:space="preserve">        Model["models / training / prediction"]</w:t>
-      </w:r>
-      <w:r>
-        <w:rPr>
-          <w:rFonts w:ascii="宋体" w:hAnsi="宋体" w:eastAsia="宋体"/>
-        </w:rPr>
-        <w:br/>
-      </w:r>
-      <w:r>
-        <w:rPr>
-          <w:rStyle w:val="VerbatimChar"/>
-          <w:rFonts w:ascii="宋体" w:hAnsi="宋体" w:eastAsia="宋体"/>
-        </w:rPr>
-        <w:t xml:space="preserve">        Eval["evaluation / visualization"]</w:t>
-      </w:r>
-      <w:r>
-        <w:rPr>
-          <w:rFonts w:ascii="宋体" w:hAnsi="宋体" w:eastAsia="宋体"/>
-        </w:rPr>
-        <w:br/>
-      </w:r>
-      <w:r>
-        <w:rPr>
-          <w:rStyle w:val="VerbatimChar"/>
-          <w:rFonts w:ascii="宋体" w:hAnsi="宋体" w:eastAsia="宋体"/>
-        </w:rPr>
-        <w:t xml:space="preserve">    end</w:t>
-      </w:r>
-      <w:r>
-        <w:rPr>
-          <w:rFonts w:ascii="宋体" w:hAnsi="宋体" w:eastAsia="宋体"/>
-        </w:rPr>
-        <w:br/>
-      </w:r>
-      <w:r>
-        <w:rPr>
-          <w:rFonts w:ascii="宋体" w:hAnsi="宋体" w:eastAsia="宋体"/>
-        </w:rPr>
-        <w:br/>
-      </w:r>
-      <w:r>
-        <w:rPr>
-          <w:rStyle w:val="VerbatimChar"/>
-          <w:rFonts w:ascii="宋体" w:hAnsi="宋体" w:eastAsia="宋体"/>
-        </w:rPr>
-        <w:t xml:space="preserve">    Examples["examples/notebooks"]</w:t>
-      </w:r>
-      <w:r>
-        <w:rPr>
-          <w:rFonts w:ascii="宋体" w:hAnsi="宋体" w:eastAsia="宋体"/>
-        </w:rPr>
-        <w:br/>
-      </w:r>
-      <w:r>
-        <w:rPr>
-          <w:rStyle w:val="VerbatimChar"/>
-          <w:rFonts w:ascii="宋体" w:hAnsi="宋体" w:eastAsia="宋体"/>
-        </w:rPr>
-        <w:t xml:space="preserve">    Tests["tests"]</w:t>
-      </w:r>
-      <w:r>
-        <w:rPr>
-          <w:rFonts w:ascii="宋体" w:hAnsi="宋体" w:eastAsia="宋体"/>
-        </w:rPr>
-        <w:br/>
-      </w:r>
-      <w:r>
-        <w:rPr>
-          <w:rStyle w:val="VerbatimChar"/>
-          <w:rFonts w:ascii="宋体" w:hAnsi="宋体" w:eastAsia="宋体"/>
-        </w:rPr>
-        <w:t xml:space="preserve">    Docs["docx / docs"]</w:t>
-      </w:r>
-      <w:r>
-        <w:rPr>
-          <w:rFonts w:ascii="宋体" w:hAnsi="宋体" w:eastAsia="宋体"/>
-        </w:rPr>
-        <w:br/>
-      </w:r>
-      <w:r>
-        <w:rPr>
-          <w:rStyle w:val="VerbatimChar"/>
-          <w:rFonts w:ascii="宋体" w:hAnsi="宋体" w:eastAsia="宋体"/>
-        </w:rPr>
-        <w:t xml:space="preserve">    DataDir["data/external 或 data/generated"]</w:t>
-      </w:r>
-      <w:r>
-        <w:rPr>
-          <w:rFonts w:ascii="宋体" w:hAnsi="宋体" w:eastAsia="宋体"/>
-        </w:rPr>
-        <w:br/>
-      </w:r>
-      <w:r>
-        <w:rPr>
-          <w:rStyle w:val="VerbatimChar"/>
-          <w:rFonts w:ascii="宋体" w:hAnsi="宋体" w:eastAsia="宋体"/>
-        </w:rPr>
-        <w:t xml:space="preserve">    OutputDir["tmp / outputs"]</w:t>
-      </w:r>
-      <w:r>
-        <w:rPr>
-          <w:rFonts w:ascii="宋体" w:hAnsi="宋体" w:eastAsia="宋体"/>
-        </w:rPr>
-        <w:br/>
-      </w:r>
-      <w:r>
-        <w:rPr>
-          <w:rFonts w:ascii="宋体" w:hAnsi="宋体" w:eastAsia="宋体"/>
-        </w:rPr>
-        <w:br/>
-      </w:r>
-      <w:r>
-        <w:rPr>
-          <w:rStyle w:val="VerbatimChar"/>
-          <w:rFonts w:ascii="宋体" w:hAnsi="宋体" w:eastAsia="宋体"/>
-        </w:rPr>
-        <w:t xml:space="preserve">    DataDir --&gt; Data</w:t>
-      </w:r>
-      <w:r>
-        <w:rPr>
-          <w:rFonts w:ascii="宋体" w:hAnsi="宋体" w:eastAsia="宋体"/>
-        </w:rPr>
-        <w:br/>
-      </w:r>
-      <w:r>
-        <w:rPr>
-          <w:rStyle w:val="VerbatimChar"/>
-          <w:rFonts w:ascii="宋体" w:hAnsi="宋体" w:eastAsia="宋体"/>
-        </w:rPr>
-        <w:t xml:space="preserve">    Data --&gt; Feature</w:t>
-      </w:r>
-      <w:r>
-        <w:rPr>
-          <w:rFonts w:ascii="宋体" w:hAnsi="宋体" w:eastAsia="宋体"/>
-        </w:rPr>
-        <w:br/>
-      </w:r>
-      <w:r>
-        <w:rPr>
-          <w:rStyle w:val="VerbatimChar"/>
-          <w:rFonts w:ascii="宋体" w:hAnsi="宋体" w:eastAsia="宋体"/>
-        </w:rPr>
-        <w:t xml:space="preserve">    Feature --&gt; Model</w:t>
-      </w:r>
-      <w:r>
-        <w:rPr>
-          <w:rFonts w:ascii="宋体" w:hAnsi="宋体" w:eastAsia="宋体"/>
-        </w:rPr>
-        <w:br/>
-      </w:r>
-      <w:r>
-        <w:rPr>
-          <w:rStyle w:val="VerbatimChar"/>
-          <w:rFonts w:ascii="宋体" w:hAnsi="宋体" w:eastAsia="宋体"/>
-        </w:rPr>
-        <w:t xml:space="preserve">    Model --&gt; Eval</w:t>
-      </w:r>
-      <w:r>
-        <w:rPr>
-          <w:rFonts w:ascii="宋体" w:hAnsi="宋体" w:eastAsia="宋体"/>
-        </w:rPr>
-        <w:br/>
-      </w:r>
-      <w:r>
-        <w:rPr>
-          <w:rStyle w:val="VerbatimChar"/>
-          <w:rFonts w:ascii="宋体" w:hAnsi="宋体" w:eastAsia="宋体"/>
-        </w:rPr>
-        <w:t xml:space="preserve">    Eval --&gt; OutputDir</w:t>
-      </w:r>
-      <w:r>
-        <w:rPr>
-          <w:rFonts w:ascii="宋体" w:hAnsi="宋体" w:eastAsia="宋体"/>
-        </w:rPr>
-        <w:br/>
-      </w:r>
-      <w:r>
-        <w:rPr>
-          <w:rStyle w:val="VerbatimChar"/>
-          <w:rFonts w:ascii="宋体" w:hAnsi="宋体" w:eastAsia="宋体"/>
-        </w:rPr>
-        <w:t xml:space="preserve">    Examples --&gt; Source</w:t>
-      </w:r>
-      <w:r>
-        <w:rPr>
-          <w:rFonts w:ascii="宋体" w:hAnsi="宋体" w:eastAsia="宋体"/>
-        </w:rPr>
-        <w:br/>
-      </w:r>
-      <w:r>
-        <w:rPr>
-          <w:rStyle w:val="VerbatimChar"/>
-          <w:rFonts w:ascii="宋体" w:hAnsi="宋体" w:eastAsia="宋体"/>
-        </w:rPr>
-        <w:t xml:space="preserve">    Tests --&gt; Source</w:t>
-      </w:r>
-      <w:r>
-        <w:rPr>
-          <w:rFonts w:ascii="宋体" w:hAnsi="宋体" w:eastAsia="宋体"/>
-        </w:rPr>
-        <w:br/>
-      </w:r>
-      <w:r>
-        <w:rPr>
-          <w:rStyle w:val="VerbatimChar"/>
-          <w:rFonts w:ascii="宋体" w:hAnsi="宋体" w:eastAsia="宋体"/>
-        </w:rPr>
-        <w:t xml:space="preserve">    Docs --&gt; Examples</w:t>
-      </w:r>
-    </w:p>
-    <w:p>
-      <w:pPr>
-        <w:pStyle w:val="FirstParagraph"/>
+        <w:pStyle w:val="CaptionedFigure"/>
+      </w:pPr>
+      <w:r>
+        <w:rPr>
+          <w:rFonts w:ascii="宋体" w:hAnsi="宋体" w:eastAsia="宋体"/>
+        </w:rPr>
+        <w:drawing>
+          <wp:inline>
+            <wp:extent cx="5334000" cy="3094268"/>
+            <wp:effectExtent b="0" l="0" r="0" t="0"/>
+            <wp:docPr descr="UML 组件图" title="" id="1" name="Picture"/>
+            <a:graphic>
+              <a:graphicData uri="http://schemas.openxmlformats.org/drawingml/2006/picture">
+                <pic:pic>
+                  <pic:nvPicPr>
+                    <pic:cNvPr descr="../assets/uml/component-diagram.png" id="0" name="Picture"/>
+                    <pic:cNvPicPr>
+                      <a:picLocks noChangeArrowheads="1" noChangeAspect="1"/>
+                    </pic:cNvPicPr>
+                  </pic:nvPicPr>
+                  <pic:blipFill>
+                    <a:blip r:embed="rId30"/>
+                    <a:stretch>
+                      <a:fillRect/>
+                    </a:stretch>
+                  </pic:blipFill>
+                  <pic:spPr bwMode="auto">
+                    <a:xfrm>
+                      <a:off x="0" y="0"/>
+                      <a:ext cx="5334000" cy="3094268"/>
+                    </a:xfrm>
+                    <a:prstGeom prst="rect">
+                      <a:avLst/>
+                    </a:prstGeom>
+                    <a:noFill/>
+                    <a:ln w="9525">
+                      <a:noFill/>
+                      <a:headEnd/>
+                      <a:tailEnd/>
+                    </a:ln>
+                  </pic:spPr>
+                </pic:pic>
+              </a:graphicData>
+            </a:graphic>
+          </wp:inline>
+        </w:drawing>
+      </w:r>
+    </w:p>
+    <w:p>
+      <w:pPr>
+        <w:pStyle w:val="ImageCaption"/>
+      </w:pPr>
+      <w:r>
+        <w:rPr>
+          <w:rFonts w:ascii="宋体" w:hAnsi="宋体" w:eastAsia="宋体"/>
+        </w:rPr>
+        <w:t xml:space="preserve">UML 组件图</w:t>
+      </w:r>
+    </w:p>
+    <w:p>
+      <w:pPr>
+        <w:pStyle w:val="BodyText"/>
       </w:pPr>
       <w:r>
         <w:rPr>
@@ -3626,8 +2147,8 @@
         <w:t xml:space="preserve">负责课程交付和用户说明，文档结论应能追溯到示例、测试和输出文件。</w:t>
       </w:r>
     </w:p>
-    <w:bookmarkEnd w:id="27"/>
-    <w:bookmarkStart w:id="28" w:name="部署图"/>
+    <w:bookmarkEnd w:id="31"/>
+    <w:bookmarkStart w:id="33" w:name="部署图"/>
     <w:p>
       <w:pPr>
         <w:pStyle w:val="Heading2"/>
@@ -3641,194 +2162,68 @@
     </w:p>
     <w:p>
       <w:pPr>
-        <w:pStyle w:val="SourceCode"/>
-      </w:pPr>
-      <w:r>
-        <w:rPr>
-          <w:rStyle w:val="VerbatimChar"/>
-          <w:rFonts w:ascii="宋体" w:hAnsi="宋体" w:eastAsia="宋体"/>
-        </w:rPr>
-        <w:t xml:space="preserve">flowchart LR</w:t>
-      </w:r>
-      <w:r>
-        <w:rPr>
-          <w:rFonts w:ascii="宋体" w:hAnsi="宋体" w:eastAsia="宋体"/>
-        </w:rPr>
-        <w:br/>
-      </w:r>
-      <w:r>
-        <w:rPr>
-          <w:rStyle w:val="VerbatimChar"/>
-          <w:rFonts w:ascii="宋体" w:hAnsi="宋体" w:eastAsia="宋体"/>
-        </w:rPr>
-        <w:t xml:space="preserve">    Dev["开发者本地机器"]</w:t>
-      </w:r>
-      <w:r>
-        <w:rPr>
-          <w:rFonts w:ascii="宋体" w:hAnsi="宋体" w:eastAsia="宋体"/>
-        </w:rPr>
-        <w:br/>
-      </w:r>
-      <w:r>
-        <w:rPr>
-          <w:rStyle w:val="VerbatimChar"/>
-          <w:rFonts w:ascii="宋体" w:hAnsi="宋体" w:eastAsia="宋体"/>
-        </w:rPr>
-        <w:t xml:space="preserve">    UV["uv 虚拟环境 / Python 3.11+"]</w:t>
-      </w:r>
-      <w:r>
-        <w:rPr>
-          <w:rFonts w:ascii="宋体" w:hAnsi="宋体" w:eastAsia="宋体"/>
-        </w:rPr>
-        <w:br/>
-      </w:r>
-      <w:r>
-        <w:rPr>
-          <w:rStyle w:val="VerbatimChar"/>
-          <w:rFonts w:ascii="宋体" w:hAnsi="宋体" w:eastAsia="宋体"/>
-        </w:rPr>
-        <w:t xml:space="preserve">    Repo["项目仓库"]</w:t>
-      </w:r>
-      <w:r>
-        <w:rPr>
-          <w:rFonts w:ascii="宋体" w:hAnsi="宋体" w:eastAsia="宋体"/>
-        </w:rPr>
-        <w:br/>
-      </w:r>
-      <w:r>
-        <w:rPr>
-          <w:rStyle w:val="VerbatimChar"/>
-          <w:rFonts w:ascii="宋体" w:hAnsi="宋体" w:eastAsia="宋体"/>
-        </w:rPr>
-        <w:t xml:space="preserve">    External["data/external 真实数据"]</w:t>
-      </w:r>
-      <w:r>
-        <w:rPr>
-          <w:rFonts w:ascii="宋体" w:hAnsi="宋体" w:eastAsia="宋体"/>
-        </w:rPr>
-        <w:br/>
-      </w:r>
-      <w:r>
-        <w:rPr>
-          <w:rStyle w:val="VerbatimChar"/>
-          <w:rFonts w:ascii="宋体" w:hAnsi="宋体" w:eastAsia="宋体"/>
-        </w:rPr>
-        <w:t xml:space="preserve">    Generated["data/generated 示例数据"]</w:t>
-      </w:r>
-      <w:r>
-        <w:rPr>
-          <w:rFonts w:ascii="宋体" w:hAnsi="宋体" w:eastAsia="宋体"/>
-        </w:rPr>
-        <w:br/>
-      </w:r>
-      <w:r>
-        <w:rPr>
-          <w:rStyle w:val="VerbatimChar"/>
-          <w:rFonts w:ascii="宋体" w:hAnsi="宋体" w:eastAsia="宋体"/>
-        </w:rPr>
-        <w:t xml:space="preserve">    Tmp["tmp 训练与复现输出"]</w:t>
-      </w:r>
-      <w:r>
-        <w:rPr>
-          <w:rFonts w:ascii="宋体" w:hAnsi="宋体" w:eastAsia="宋体"/>
-        </w:rPr>
-        <w:br/>
-      </w:r>
-      <w:r>
-        <w:rPr>
-          <w:rStyle w:val="VerbatimChar"/>
-          <w:rFonts w:ascii="宋体" w:hAnsi="宋体" w:eastAsia="宋体"/>
-        </w:rPr>
-        <w:t xml:space="preserve">    DocsOut["docx PDF/DOCX 交付物"]</w:t>
-      </w:r>
-      <w:r>
-        <w:rPr>
-          <w:rFonts w:ascii="宋体" w:hAnsi="宋体" w:eastAsia="宋体"/>
-        </w:rPr>
-        <w:br/>
-      </w:r>
-      <w:r>
-        <w:rPr>
-          <w:rFonts w:ascii="宋体" w:hAnsi="宋体" w:eastAsia="宋体"/>
-        </w:rPr>
-        <w:br/>
-      </w:r>
-      <w:r>
-        <w:rPr>
-          <w:rStyle w:val="VerbatimChar"/>
-          <w:rFonts w:ascii="宋体" w:hAnsi="宋体" w:eastAsia="宋体"/>
-        </w:rPr>
-        <w:t xml:space="preserve">    Dev --&gt; UV</w:t>
-      </w:r>
-      <w:r>
-        <w:rPr>
-          <w:rFonts w:ascii="宋体" w:hAnsi="宋体" w:eastAsia="宋体"/>
-        </w:rPr>
-        <w:br/>
-      </w:r>
-      <w:r>
-        <w:rPr>
-          <w:rStyle w:val="VerbatimChar"/>
-          <w:rFonts w:ascii="宋体" w:hAnsi="宋体" w:eastAsia="宋体"/>
-        </w:rPr>
-        <w:t xml:space="preserve">    UV --&gt; Repo</w:t>
-      </w:r>
-      <w:r>
-        <w:rPr>
-          <w:rFonts w:ascii="宋体" w:hAnsi="宋体" w:eastAsia="宋体"/>
-        </w:rPr>
-        <w:br/>
-      </w:r>
-      <w:r>
-        <w:rPr>
-          <w:rStyle w:val="VerbatimChar"/>
-          <w:rFonts w:ascii="宋体" w:hAnsi="宋体" w:eastAsia="宋体"/>
-        </w:rPr>
-        <w:t xml:space="preserve">    Repo --&gt; External</w:t>
-      </w:r>
-      <w:r>
-        <w:rPr>
-          <w:rFonts w:ascii="宋体" w:hAnsi="宋体" w:eastAsia="宋体"/>
-        </w:rPr>
-        <w:br/>
-      </w:r>
-      <w:r>
-        <w:rPr>
-          <w:rStyle w:val="VerbatimChar"/>
-          <w:rFonts w:ascii="宋体" w:hAnsi="宋体" w:eastAsia="宋体"/>
-        </w:rPr>
-        <w:t xml:space="preserve">    Repo --&gt; Generated</w:t>
-      </w:r>
-      <w:r>
-        <w:rPr>
-          <w:rFonts w:ascii="宋体" w:hAnsi="宋体" w:eastAsia="宋体"/>
-        </w:rPr>
-        <w:br/>
-      </w:r>
-      <w:r>
-        <w:rPr>
-          <w:rStyle w:val="VerbatimChar"/>
-          <w:rFonts w:ascii="宋体" w:hAnsi="宋体" w:eastAsia="宋体"/>
-        </w:rPr>
-        <w:t xml:space="preserve">    Repo --&gt; Tmp</w:t>
-      </w:r>
-      <w:r>
-        <w:rPr>
-          <w:rFonts w:ascii="宋体" w:hAnsi="宋体" w:eastAsia="宋体"/>
-        </w:rPr>
-        <w:br/>
-      </w:r>
-      <w:r>
-        <w:rPr>
-          <w:rStyle w:val="VerbatimChar"/>
-          <w:rFonts w:ascii="宋体" w:hAnsi="宋体" w:eastAsia="宋体"/>
-        </w:rPr>
-        <w:t xml:space="preserve">    Repo --&gt; DocsOut</w:t>
-      </w:r>
-    </w:p>
-    <w:p>
-      <w:pPr>
-        <w:pStyle w:val="FirstParagraph"/>
+        <w:pStyle w:val="CaptionedFigure"/>
+      </w:pPr>
+      <w:r>
+        <w:rPr>
+          <w:rFonts w:ascii="宋体" w:hAnsi="宋体" w:eastAsia="宋体"/>
+        </w:rPr>
+        <w:drawing>
+          <wp:inline>
+            <wp:extent cx="5334000" cy="3094268"/>
+            <wp:effectExtent b="0" l="0" r="0" t="0"/>
+            <wp:docPr descr="UML 部署图" title="" id="1" name="Picture"/>
+            <a:graphic>
+              <a:graphicData uri="http://schemas.openxmlformats.org/drawingml/2006/picture">
+                <pic:pic>
+                  <pic:nvPicPr>
+                    <pic:cNvPr descr="../assets/uml/deployment-diagram.png" id="0" name="Picture"/>
+                    <pic:cNvPicPr>
+                      <a:picLocks noChangeArrowheads="1" noChangeAspect="1"/>
+                    </pic:cNvPicPr>
+                  </pic:nvPicPr>
+                  <pic:blipFill>
+                    <a:blip r:embed="rId32"/>
+                    <a:stretch>
+                      <a:fillRect/>
+                    </a:stretch>
+                  </pic:blipFill>
+                  <pic:spPr bwMode="auto">
+                    <a:xfrm>
+                      <a:off x="0" y="0"/>
+                      <a:ext cx="5334000" cy="3094268"/>
+                    </a:xfrm>
+                    <a:prstGeom prst="rect">
+                      <a:avLst/>
+                    </a:prstGeom>
+                    <a:noFill/>
+                    <a:ln w="9525">
+                      <a:noFill/>
+                      <a:headEnd/>
+                      <a:tailEnd/>
+                    </a:ln>
+                  </pic:spPr>
+                </pic:pic>
+              </a:graphicData>
+            </a:graphic>
+          </wp:inline>
+        </w:drawing>
+      </w:r>
+    </w:p>
+    <w:p>
+      <w:pPr>
+        <w:pStyle w:val="ImageCaption"/>
+      </w:pPr>
+      <w:r>
+        <w:rPr>
+          <w:rFonts w:ascii="宋体" w:hAnsi="宋体" w:eastAsia="宋体"/>
+        </w:rPr>
+        <w:t xml:space="preserve">UML 部署图</w:t>
+      </w:r>
+    </w:p>
+    <w:p>
+      <w:pPr>
+        <w:pStyle w:val="BodyText"/>
       </w:pPr>
       <w:r>
         <w:rPr>
@@ -3882,8 +2277,8 @@
         <w:t xml:space="preserve">课程文档由 Markdown 源文件导出 PDF 和 DOCX，便于审阅和回溯。</w:t>
       </w:r>
     </w:p>
-    <w:bookmarkEnd w:id="28"/>
-    <w:bookmarkStart w:id="29" w:name="设计一致性说明"/>
+    <w:bookmarkEnd w:id="33"/>
+    <w:bookmarkStart w:id="34" w:name="设计一致性说明"/>
     <w:p>
       <w:pPr>
         <w:pStyle w:val="Heading2"/>
@@ -4305,8 +2700,8 @@
         </w:tc>
       </w:tr>
     </w:tbl>
-    <w:bookmarkEnd w:id="29"/>
-    <w:bookmarkStart w:id="30" w:name="结论"/>
+    <w:bookmarkEnd w:id="34"/>
+    <w:bookmarkStart w:id="35" w:name="结论"/>
     <w:p>
       <w:pPr>
         <w:pStyle w:val="Heading2"/>
@@ -4329,8 +2724,8 @@
         <w:t xml:space="preserve">本文档从用例、类关系、调用顺序、组件边界和部署方式五个角度说明了系统设计。整体设计以 RUL 预测主线为中心，将数据集差异收敛到 loader，将特征和标签构造独立成层，将训练、测试、评价和展示解耦，能够支撑课程要求的实现、测试、复现和文档交付。</w:t>
       </w:r>
     </w:p>
-    <w:bookmarkEnd w:id="30"/>
-    <w:bookmarkEnd w:id="31"/>
+    <w:bookmarkEnd w:id="35"/>
+    <w:bookmarkEnd w:id="36"/>
     <w:sectPr>
       <w:pgMar w:top="1361" w:bottom="1247" w:left="1417" w:right="1417"/>
     </w:sectPr>

--- a/docx/mid-term/12_UML设计文档.docx
+++ b/docx/mid-term/12_UML设计文档.docx
@@ -36,9 +36,9 @@
       </w:pPr>
       <w:r>
         <w:rPr>
-          <w:rFonts w:ascii="黑体" w:hAnsi="黑体" w:eastAsia="黑体"/>
+          <w:rFonts w:ascii="宋体" w:hAnsi="宋体" w:eastAsia="宋体"/>
           <w:b/>
-          <w:sz w:val="40"/>
+          <w:sz w:val="48"/>
         </w:rPr>
         <w:t xml:space="preserve">工业轴承设备剩余寿命预测系统的实现：UML 设计文档</w:t>
       </w:r>
@@ -50,7 +50,7 @@
       </w:pPr>
       <w:r>
         <w:rPr>
-          <w:rFonts w:ascii="黑体" w:hAnsi="黑体" w:eastAsia="黑体"/>
+          <w:rFonts w:ascii="宋体" w:hAnsi="宋体" w:eastAsia="宋体"/>
         </w:rPr>
         <w:t xml:space="preserve">文档信息</w:t>
       </w:r>
@@ -61,19 +61,19 @@
         <w:tblW w:type="pct" w:w="0.0"/>
         <w:tblLook w:firstRow="1" w:lastRow="0" w:firstColumn="0" w:lastColumn="0" w:noHBand="0" w:noVBand="0" w:val="0020"/>
         <w:tblBorders>
-          <w:top w:val="single" w:sz="4" w:space="0" w:color="BFBFBF"/>
-          <w:left w:val="single" w:sz="4" w:space="0" w:color="BFBFBF"/>
-          <w:bottom w:val="single" w:sz="4" w:space="0" w:color="BFBFBF"/>
-          <w:right w:val="single" w:sz="4" w:space="0" w:color="BFBFBF"/>
-          <w:insideH w:val="single" w:sz="4" w:space="0" w:color="BFBFBF"/>
-          <w:insideV w:val="single" w:sz="4" w:space="0" w:color="BFBFBF"/>
+          <w:top w:val="single" w:sz="4" w:space="0" w:color="000000"/>
+          <w:left w:val="single" w:sz="4" w:space="0" w:color="000000"/>
+          <w:bottom w:val="single" w:sz="4" w:space="0" w:color="000000"/>
+          <w:right w:val="single" w:sz="4" w:space="0" w:color="000000"/>
+          <w:insideH w:val="single" w:sz="4" w:space="0" w:color="000000"/>
+          <w:insideV w:val="single" w:sz="4" w:space="0" w:color="000000"/>
         </w:tblBorders>
       </w:tblPr>
       <w:tblGrid/>
       <w:tr>
         <w:tc>
           <w:tcPr>
-            <w:shd w:fill="EAEAEA"/>
+            <w:shd w:fill="FFFFFF"/>
           </w:tcPr>
           <w:p>
             <w:pPr>
@@ -84,7 +84,8 @@
             <w:r>
               <w:rPr>
                 <w:rFonts w:ascii="宋体" w:hAnsi="宋体" w:eastAsia="宋体"/>
-                <w:sz w:val="19"/>
+                <w:b/>
+                <w:sz w:val="21"/>
               </w:rPr>
               <w:t xml:space="preserve">项目</w:t>
             </w:r>
@@ -92,7 +93,7 @@
         </w:tc>
         <w:tc>
           <w:tcPr>
-            <w:shd w:fill="EAEAEA"/>
+            <w:shd w:fill="FFFFFF"/>
           </w:tcPr>
           <w:p>
             <w:pPr>
@@ -103,7 +104,8 @@
             <w:r>
               <w:rPr>
                 <w:rFonts w:ascii="宋体" w:hAnsi="宋体" w:eastAsia="宋体"/>
-                <w:sz w:val="19"/>
+                <w:b/>
+                <w:sz w:val="21"/>
               </w:rPr>
               <w:t xml:space="preserve">内容</w:t>
             </w:r>
@@ -121,7 +123,7 @@
             <w:r>
               <w:rPr>
                 <w:rFonts w:ascii="宋体" w:hAnsi="宋体" w:eastAsia="宋体"/>
-                <w:sz w:val="19"/>
+                <w:sz w:val="21"/>
               </w:rPr>
               <w:t xml:space="preserve">文档名称</w:t>
             </w:r>
@@ -137,7 +139,7 @@
             <w:r>
               <w:rPr>
                 <w:rFonts w:ascii="宋体" w:hAnsi="宋体" w:eastAsia="宋体"/>
-                <w:sz w:val="19"/>
+                <w:sz w:val="21"/>
               </w:rPr>
               <w:t xml:space="preserve">UML 设计文档</w:t>
             </w:r>
@@ -155,7 +157,7 @@
             <w:r>
               <w:rPr>
                 <w:rFonts w:ascii="宋体" w:hAnsi="宋体" w:eastAsia="宋体"/>
-                <w:sz w:val="19"/>
+                <w:sz w:val="21"/>
               </w:rPr>
               <w:t xml:space="preserve">文档编号</w:t>
             </w:r>
@@ -171,7 +173,7 @@
             <w:r>
               <w:rPr>
                 <w:rFonts w:ascii="宋体" w:hAnsi="宋体" w:eastAsia="宋体"/>
-                <w:sz w:val="19"/>
+                <w:sz w:val="21"/>
               </w:rPr>
               <w:t xml:space="preserve">SE-PHM-MID-12</w:t>
             </w:r>
@@ -189,7 +191,7 @@
             <w:r>
               <w:rPr>
                 <w:rFonts w:ascii="宋体" w:hAnsi="宋体" w:eastAsia="宋体"/>
-                <w:sz w:val="19"/>
+                <w:sz w:val="21"/>
               </w:rPr>
               <w:t xml:space="preserve">文档阶段</w:t>
             </w:r>
@@ -205,7 +207,7 @@
             <w:r>
               <w:rPr>
                 <w:rFonts w:ascii="宋体" w:hAnsi="宋体" w:eastAsia="宋体"/>
-                <w:sz w:val="19"/>
+                <w:sz w:val="21"/>
               </w:rPr>
               <w:t xml:space="preserve">中期</w:t>
             </w:r>
@@ -223,7 +225,7 @@
             <w:r>
               <w:rPr>
                 <w:rFonts w:ascii="宋体" w:hAnsi="宋体" w:eastAsia="宋体"/>
-                <w:sz w:val="19"/>
+                <w:sz w:val="21"/>
               </w:rPr>
               <w:t xml:space="preserve">项目名称</w:t>
             </w:r>
@@ -239,7 +241,7 @@
             <w:r>
               <w:rPr>
                 <w:rFonts w:ascii="宋体" w:hAnsi="宋体" w:eastAsia="宋体"/>
-                <w:sz w:val="19"/>
+                <w:sz w:val="21"/>
               </w:rPr>
               <w:t xml:space="preserve">工业轴承设备剩余寿命预测系统的实现</w:t>
             </w:r>
@@ -257,7 +259,7 @@
             <w:r>
               <w:rPr>
                 <w:rFonts w:ascii="宋体" w:hAnsi="宋体" w:eastAsia="宋体"/>
-                <w:sz w:val="19"/>
+                <w:sz w:val="21"/>
               </w:rPr>
               <w:t xml:space="preserve">课程</w:t>
             </w:r>
@@ -273,7 +275,7 @@
             <w:r>
               <w:rPr>
                 <w:rFonts w:ascii="宋体" w:hAnsi="宋体" w:eastAsia="宋体"/>
-                <w:sz w:val="19"/>
+                <w:sz w:val="21"/>
               </w:rPr>
               <w:t xml:space="preserve">中国科学技术大学软件学院《软件工程》</w:t>
             </w:r>
@@ -291,7 +293,7 @@
             <w:r>
               <w:rPr>
                 <w:rFonts w:ascii="宋体" w:hAnsi="宋体" w:eastAsia="宋体"/>
-                <w:sz w:val="19"/>
+                <w:sz w:val="21"/>
               </w:rPr>
               <w:t xml:space="preserve">指导老师</w:t>
             </w:r>
@@ -307,7 +309,7 @@
             <w:r>
               <w:rPr>
                 <w:rFonts w:ascii="宋体" w:hAnsi="宋体" w:eastAsia="宋体"/>
-                <w:sz w:val="19"/>
+                <w:sz w:val="21"/>
               </w:rPr>
               <w:t xml:space="preserve">zjf</w:t>
             </w:r>
@@ -325,7 +327,7 @@
             <w:r>
               <w:rPr>
                 <w:rFonts w:ascii="宋体" w:hAnsi="宋体" w:eastAsia="宋体"/>
-                <w:sz w:val="19"/>
+                <w:sz w:val="21"/>
               </w:rPr>
               <w:t xml:space="preserve">小组成员</w:t>
             </w:r>
@@ -341,7 +343,7 @@
             <w:r>
               <w:rPr>
                 <w:rFonts w:ascii="宋体" w:hAnsi="宋体" w:eastAsia="宋体"/>
-                <w:sz w:val="19"/>
+                <w:sz w:val="21"/>
               </w:rPr>
               <w:t xml:space="preserve">zyj、cyy、zdh、zy</w:t>
             </w:r>
@@ -359,7 +361,7 @@
             <w:r>
               <w:rPr>
                 <w:rFonts w:ascii="宋体" w:hAnsi="宋体" w:eastAsia="宋体"/>
-                <w:sz w:val="19"/>
+                <w:sz w:val="21"/>
               </w:rPr>
               <w:t xml:space="preserve">文档负责人</w:t>
             </w:r>
@@ -375,7 +377,7 @@
             <w:r>
               <w:rPr>
                 <w:rFonts w:ascii="宋体" w:hAnsi="宋体" w:eastAsia="宋体"/>
-                <w:sz w:val="19"/>
+                <w:sz w:val="21"/>
               </w:rPr>
               <w:t xml:space="preserve">zyj</w:t>
             </w:r>
@@ -393,7 +395,7 @@
             <w:r>
               <w:rPr>
                 <w:rFonts w:ascii="宋体" w:hAnsi="宋体" w:eastAsia="宋体"/>
-                <w:sz w:val="19"/>
+                <w:sz w:val="21"/>
               </w:rPr>
               <w:t xml:space="preserve">参与编写</w:t>
             </w:r>
@@ -409,7 +411,7 @@
             <w:r>
               <w:rPr>
                 <w:rFonts w:ascii="宋体" w:hAnsi="宋体" w:eastAsia="宋体"/>
-                <w:sz w:val="19"/>
+                <w:sz w:val="21"/>
               </w:rPr>
               <w:t xml:space="preserve">cyy、zdh、zy</w:t>
             </w:r>
@@ -427,7 +429,7 @@
             <w:r>
               <w:rPr>
                 <w:rFonts w:ascii="宋体" w:hAnsi="宋体" w:eastAsia="宋体"/>
-                <w:sz w:val="19"/>
+                <w:sz w:val="21"/>
               </w:rPr>
               <w:t xml:space="preserve">版本</w:t>
             </w:r>
@@ -443,7 +445,7 @@
             <w:r>
               <w:rPr>
                 <w:rFonts w:ascii="宋体" w:hAnsi="宋体" w:eastAsia="宋体"/>
-                <w:sz w:val="19"/>
+                <w:sz w:val="21"/>
               </w:rPr>
               <w:t xml:space="preserve">V3.0</w:t>
             </w:r>
@@ -461,7 +463,7 @@
             <w:r>
               <w:rPr>
                 <w:rFonts w:ascii="宋体" w:hAnsi="宋体" w:eastAsia="宋体"/>
-                <w:sz w:val="19"/>
+                <w:sz w:val="21"/>
               </w:rPr>
               <w:t xml:space="preserve">修订日期</w:t>
             </w:r>
@@ -477,7 +479,7 @@
             <w:r>
               <w:rPr>
                 <w:rFonts w:ascii="宋体" w:hAnsi="宋体" w:eastAsia="宋体"/>
-                <w:sz w:val="19"/>
+                <w:sz w:val="21"/>
               </w:rPr>
               <w:t xml:space="preserve">2026-06-14</w:t>
             </w:r>
@@ -495,7 +497,7 @@
             <w:r>
               <w:rPr>
                 <w:rFonts w:ascii="宋体" w:hAnsi="宋体" w:eastAsia="宋体"/>
-                <w:sz w:val="19"/>
+                <w:sz w:val="21"/>
               </w:rPr>
               <w:t xml:space="preserve">归档形式</w:t>
             </w:r>
@@ -511,7 +513,7 @@
             <w:r>
               <w:rPr>
                 <w:rFonts w:ascii="宋体" w:hAnsi="宋体" w:eastAsia="宋体"/>
-                <w:sz w:val="19"/>
+                <w:sz w:val="21"/>
               </w:rPr>
               <w:t xml:space="preserve">Markdown 源文件、PDF、DOCX</w:t>
             </w:r>
@@ -529,7 +531,7 @@
             <w:r>
               <w:rPr>
                 <w:rFonts w:ascii="宋体" w:hAnsi="宋体" w:eastAsia="宋体"/>
-                <w:sz w:val="19"/>
+                <w:sz w:val="21"/>
               </w:rPr>
               <w:t xml:space="preserve">内容基线</w:t>
             </w:r>
@@ -545,7 +547,7 @@
             <w:r>
               <w:rPr>
                 <w:rFonts w:ascii="宋体" w:hAnsi="宋体" w:eastAsia="宋体"/>
-                <w:sz w:val="19"/>
+                <w:sz w:val="21"/>
               </w:rPr>
               <w:t xml:space="preserve">用例图、类图、顺序图、组件关系和部署视图</w:t>
             </w:r>
@@ -561,7 +563,7 @@
       </w:pPr>
       <w:r>
         <w:rPr>
-          <w:rFonts w:ascii="黑体" w:hAnsi="黑体" w:eastAsia="黑体"/>
+          <w:rFonts w:ascii="宋体" w:hAnsi="宋体" w:eastAsia="宋体"/>
         </w:rPr>
         <w:t xml:space="preserve">修订记录</w:t>
       </w:r>
@@ -572,19 +574,19 @@
         <w:tblW w:type="pct" w:w="0.0"/>
         <w:tblLook w:firstRow="1" w:lastRow="0" w:firstColumn="0" w:lastColumn="0" w:noHBand="0" w:noVBand="0" w:val="0020"/>
         <w:tblBorders>
-          <w:top w:val="single" w:sz="4" w:space="0" w:color="BFBFBF"/>
-          <w:left w:val="single" w:sz="4" w:space="0" w:color="BFBFBF"/>
-          <w:bottom w:val="single" w:sz="4" w:space="0" w:color="BFBFBF"/>
-          <w:right w:val="single" w:sz="4" w:space="0" w:color="BFBFBF"/>
-          <w:insideH w:val="single" w:sz="4" w:space="0" w:color="BFBFBF"/>
-          <w:insideV w:val="single" w:sz="4" w:space="0" w:color="BFBFBF"/>
+          <w:top w:val="single" w:sz="4" w:space="0" w:color="000000"/>
+          <w:left w:val="single" w:sz="4" w:space="0" w:color="000000"/>
+          <w:bottom w:val="single" w:sz="4" w:space="0" w:color="000000"/>
+          <w:right w:val="single" w:sz="4" w:space="0" w:color="000000"/>
+          <w:insideH w:val="single" w:sz="4" w:space="0" w:color="000000"/>
+          <w:insideV w:val="single" w:sz="4" w:space="0" w:color="000000"/>
         </w:tblBorders>
       </w:tblPr>
       <w:tblGrid/>
       <w:tr>
         <w:tc>
           <w:tcPr>
-            <w:shd w:fill="EAEAEA"/>
+            <w:shd w:fill="FFFFFF"/>
           </w:tcPr>
           <w:p>
             <w:pPr>
@@ -595,7 +597,8 @@
             <w:r>
               <w:rPr>
                 <w:rFonts w:ascii="宋体" w:hAnsi="宋体" w:eastAsia="宋体"/>
-                <w:sz w:val="19"/>
+                <w:b/>
+                <w:sz w:val="21"/>
               </w:rPr>
               <w:t xml:space="preserve">版本</w:t>
             </w:r>
@@ -603,7 +606,7 @@
         </w:tc>
         <w:tc>
           <w:tcPr>
-            <w:shd w:fill="EAEAEA"/>
+            <w:shd w:fill="FFFFFF"/>
           </w:tcPr>
           <w:p>
             <w:pPr>
@@ -614,7 +617,8 @@
             <w:r>
               <w:rPr>
                 <w:rFonts w:ascii="宋体" w:hAnsi="宋体" w:eastAsia="宋体"/>
-                <w:sz w:val="19"/>
+                <w:b/>
+                <w:sz w:val="21"/>
               </w:rPr>
               <w:t xml:space="preserve">日期</w:t>
             </w:r>
@@ -622,7 +626,7 @@
         </w:tc>
         <w:tc>
           <w:tcPr>
-            <w:shd w:fill="EAEAEA"/>
+            <w:shd w:fill="FFFFFF"/>
           </w:tcPr>
           <w:p>
             <w:pPr>
@@ -633,7 +637,8 @@
             <w:r>
               <w:rPr>
                 <w:rFonts w:ascii="宋体" w:hAnsi="宋体" w:eastAsia="宋体"/>
-                <w:sz w:val="19"/>
+                <w:b/>
+                <w:sz w:val="21"/>
               </w:rPr>
               <w:t xml:space="preserve">编写人</w:t>
             </w:r>
@@ -641,7 +646,7 @@
         </w:tc>
         <w:tc>
           <w:tcPr>
-            <w:shd w:fill="EAEAEA"/>
+            <w:shd w:fill="FFFFFF"/>
           </w:tcPr>
           <w:p>
             <w:pPr>
@@ -652,7 +657,8 @@
             <w:r>
               <w:rPr>
                 <w:rFonts w:ascii="宋体" w:hAnsi="宋体" w:eastAsia="宋体"/>
-                <w:sz w:val="19"/>
+                <w:b/>
+                <w:sz w:val="21"/>
               </w:rPr>
               <w:t xml:space="preserve">说明</w:t>
             </w:r>
@@ -670,7 +676,7 @@
             <w:r>
               <w:rPr>
                 <w:rFonts w:ascii="宋体" w:hAnsi="宋体" w:eastAsia="宋体"/>
-                <w:sz w:val="19"/>
+                <w:sz w:val="21"/>
               </w:rPr>
               <w:t xml:space="preserve">V1.0</w:t>
             </w:r>
@@ -686,7 +692,7 @@
             <w:r>
               <w:rPr>
                 <w:rFonts w:ascii="宋体" w:hAnsi="宋体" w:eastAsia="宋体"/>
-                <w:sz w:val="19"/>
+                <w:sz w:val="21"/>
               </w:rPr>
               <w:t xml:space="preserve">2025-11-10</w:t>
             </w:r>
@@ -702,7 +708,7 @@
             <w:r>
               <w:rPr>
                 <w:rFonts w:ascii="宋体" w:hAnsi="宋体" w:eastAsia="宋体"/>
-                <w:sz w:val="19"/>
+                <w:sz w:val="21"/>
               </w:rPr>
               <w:t xml:space="preserve">项目组</w:t>
             </w:r>
@@ -718,7 +724,7 @@
             <w:r>
               <w:rPr>
                 <w:rFonts w:ascii="宋体" w:hAnsi="宋体" w:eastAsia="宋体"/>
-                <w:sz w:val="19"/>
+                <w:sz w:val="21"/>
               </w:rPr>
               <w:t xml:space="preserve">完成初版课程文档</w:t>
             </w:r>
@@ -736,7 +742,7 @@
             <w:r>
               <w:rPr>
                 <w:rFonts w:ascii="宋体" w:hAnsi="宋体" w:eastAsia="宋体"/>
-                <w:sz w:val="19"/>
+                <w:sz w:val="21"/>
               </w:rPr>
               <w:t xml:space="preserve">V2.0</w:t>
             </w:r>
@@ -752,7 +758,7 @@
             <w:r>
               <w:rPr>
                 <w:rFonts w:ascii="宋体" w:hAnsi="宋体" w:eastAsia="宋体"/>
-                <w:sz w:val="19"/>
+                <w:sz w:val="21"/>
               </w:rPr>
               <w:t xml:space="preserve">2026-03-12</w:t>
             </w:r>
@@ -768,7 +774,7 @@
             <w:r>
               <w:rPr>
                 <w:rFonts w:ascii="宋体" w:hAnsi="宋体" w:eastAsia="宋体"/>
-                <w:sz w:val="19"/>
+                <w:sz w:val="21"/>
               </w:rPr>
               <w:t xml:space="preserve">项目组</w:t>
             </w:r>
@@ -784,7 +790,7 @@
             <w:r>
               <w:rPr>
                 <w:rFonts w:ascii="宋体" w:hAnsi="宋体" w:eastAsia="宋体"/>
-                <w:sz w:val="19"/>
+                <w:sz w:val="21"/>
               </w:rPr>
               <w:t xml:space="preserve">统一项目名称、技术基线和阶段交付内容</w:t>
             </w:r>
@@ -802,7 +808,7 @@
             <w:r>
               <w:rPr>
                 <w:rFonts w:ascii="宋体" w:hAnsi="宋体" w:eastAsia="宋体"/>
-                <w:sz w:val="19"/>
+                <w:sz w:val="21"/>
               </w:rPr>
               <w:t xml:space="preserve">V3.0</w:t>
             </w:r>
@@ -818,7 +824,7 @@
             <w:r>
               <w:rPr>
                 <w:rFonts w:ascii="宋体" w:hAnsi="宋体" w:eastAsia="宋体"/>
-                <w:sz w:val="19"/>
+                <w:sz w:val="21"/>
               </w:rPr>
               <w:t xml:space="preserve">2026-06-14</w:t>
             </w:r>
@@ -834,7 +840,7 @@
             <w:r>
               <w:rPr>
                 <w:rFonts w:ascii="宋体" w:hAnsi="宋体" w:eastAsia="宋体"/>
-                <w:sz w:val="19"/>
+                <w:sz w:val="21"/>
               </w:rPr>
               <w:t xml:space="preserve">项目组</w:t>
             </w:r>
@@ -850,7 +856,7 @@
             <w:r>
               <w:rPr>
                 <w:rFonts w:ascii="宋体" w:hAnsi="宋体" w:eastAsia="宋体"/>
-                <w:sz w:val="19"/>
+                <w:sz w:val="21"/>
               </w:rPr>
               <w:t xml:space="preserve">参考课程交付样例统一封面与归档格式，补充数据理解、技术难点、测试验收和 DOCX 交付信息</w:t>
             </w:r>
@@ -866,7 +872,7 @@
       </w:pPr>
       <w:r>
         <w:rPr>
-          <w:rFonts w:ascii="黑体" w:hAnsi="黑体" w:eastAsia="黑体"/>
+          <w:rFonts w:ascii="宋体" w:hAnsi="宋体" w:eastAsia="宋体"/>
         </w:rPr>
         <w:t xml:space="preserve">1. 文档目的</w:t>
       </w:r>
@@ -874,6 +880,8 @@
     <w:p>
       <w:pPr>
         <w:pStyle w:val="FirstParagraph"/>
+        <w:spacing w:line="276" w:lineRule="auto" w:after="0"/>
+        <w:ind w:firstLine="420"/>
       </w:pPr>
       <w:r>
         <w:rPr>
@@ -934,6 +942,8 @@
     <w:p>
       <w:pPr>
         <w:pStyle w:val="BodyText"/>
+        <w:spacing w:line="276" w:lineRule="auto" w:after="0"/>
+        <w:ind w:firstLine="420"/>
       </w:pPr>
       <w:r>
         <w:rPr>
@@ -949,6 +959,8 @@
           <w:numId w:val="1001"/>
         </w:numPr>
         <w:pStyle w:val="Compact"/>
+        <w:spacing w:line="276" w:lineRule="auto" w:after="0"/>
+        <w:ind w:firstLine="420"/>
       </w:pPr>
       <w:r>
         <w:rPr>
@@ -964,6 +976,8 @@
           <w:numId w:val="1001"/>
         </w:numPr>
         <w:pStyle w:val="Compact"/>
+        <w:spacing w:line="276" w:lineRule="auto" w:after="0"/>
+        <w:ind w:firstLine="420"/>
       </w:pPr>
       <w:r>
         <w:rPr>
@@ -980,7 +994,7 @@
       </w:pPr>
       <w:r>
         <w:rPr>
-          <w:rFonts w:ascii="黑体" w:hAnsi="黑体" w:eastAsia="黑体"/>
+          <w:rFonts w:ascii="宋体" w:hAnsi="宋体" w:eastAsia="宋体"/>
         </w:rPr>
         <w:t xml:space="preserve">2. UML 建模范围</w:t>
       </w:r>
@@ -991,12 +1005,12 @@
         <w:tblW w:type="pct" w:w="5000.0"/>
         <w:tblLook w:firstRow="1" w:lastRow="0" w:firstColumn="0" w:lastColumn="0" w:noHBand="0" w:noVBand="0" w:val="0020"/>
         <w:tblBorders>
-          <w:top w:val="single" w:sz="4" w:space="0" w:color="BFBFBF"/>
-          <w:left w:val="single" w:sz="4" w:space="0" w:color="BFBFBF"/>
-          <w:bottom w:val="single" w:sz="4" w:space="0" w:color="BFBFBF"/>
-          <w:right w:val="single" w:sz="4" w:space="0" w:color="BFBFBF"/>
-          <w:insideH w:val="single" w:sz="4" w:space="0" w:color="BFBFBF"/>
-          <w:insideV w:val="single" w:sz="4" w:space="0" w:color="BFBFBF"/>
+          <w:top w:val="single" w:sz="4" w:space="0" w:color="000000"/>
+          <w:left w:val="single" w:sz="4" w:space="0" w:color="000000"/>
+          <w:bottom w:val="single" w:sz="4" w:space="0" w:color="000000"/>
+          <w:right w:val="single" w:sz="4" w:space="0" w:color="000000"/>
+          <w:insideH w:val="single" w:sz="4" w:space="0" w:color="000000"/>
+          <w:insideV w:val="single" w:sz="4" w:space="0" w:color="000000"/>
         </w:tblBorders>
       </w:tblPr>
       <w:tblGrid>
@@ -1007,7 +1021,7 @@
       <w:tr>
         <w:tc>
           <w:tcPr>
-            <w:shd w:fill="EAEAEA"/>
+            <w:shd w:fill="FFFFFF"/>
           </w:tcPr>
           <w:p>
             <w:pPr>
@@ -1018,7 +1032,8 @@
             <w:r>
               <w:rPr>
                 <w:rFonts w:ascii="宋体" w:hAnsi="宋体" w:eastAsia="宋体"/>
-                <w:sz w:val="19"/>
+                <w:b/>
+                <w:sz w:val="21"/>
               </w:rPr>
               <w:t xml:space="preserve">视图</w:t>
             </w:r>
@@ -1026,7 +1041,7 @@
         </w:tc>
         <w:tc>
           <w:tcPr>
-            <w:shd w:fill="EAEAEA"/>
+            <w:shd w:fill="FFFFFF"/>
           </w:tcPr>
           <w:p>
             <w:pPr>
@@ -1037,7 +1052,8 @@
             <w:r>
               <w:rPr>
                 <w:rFonts w:ascii="宋体" w:hAnsi="宋体" w:eastAsia="宋体"/>
-                <w:sz w:val="19"/>
+                <w:b/>
+                <w:sz w:val="21"/>
               </w:rPr>
               <w:t xml:space="preserve">关注点</w:t>
             </w:r>
@@ -1045,7 +1061,7 @@
         </w:tc>
         <w:tc>
           <w:tcPr>
-            <w:shd w:fill="EAEAEA"/>
+            <w:shd w:fill="FFFFFF"/>
           </w:tcPr>
           <w:p>
             <w:pPr>
@@ -1056,7 +1072,8 @@
             <w:r>
               <w:rPr>
                 <w:rFonts w:ascii="宋体" w:hAnsi="宋体" w:eastAsia="宋体"/>
-                <w:sz w:val="19"/>
+                <w:b/>
+                <w:sz w:val="21"/>
               </w:rPr>
               <w:t xml:space="preserve">对应模块</w:t>
             </w:r>
@@ -1074,7 +1091,7 @@
             <w:r>
               <w:rPr>
                 <w:rFonts w:ascii="宋体" w:hAnsi="宋体" w:eastAsia="宋体"/>
-                <w:sz w:val="19"/>
+                <w:sz w:val="21"/>
               </w:rPr>
               <w:t xml:space="preserve">用例图</w:t>
             </w:r>
@@ -1090,7 +1107,7 @@
             <w:r>
               <w:rPr>
                 <w:rFonts w:ascii="宋体" w:hAnsi="宋体" w:eastAsia="宋体"/>
-                <w:sz w:val="19"/>
+                <w:sz w:val="21"/>
               </w:rPr>
               <w:t xml:space="preserve">使用者如何完成数据导入、特征分析、模型训练、论文复现和结果查看</w:t>
             </w:r>
@@ -1107,14 +1124,14 @@
               <w:rPr>
                 <w:rStyle w:val="VerbatimChar"/>
                 <w:rFonts w:ascii="宋体" w:hAnsi="宋体" w:eastAsia="宋体"/>
-                <w:sz w:val="19"/>
+                <w:sz w:val="21"/>
               </w:rPr>
               <w:t xml:space="preserve">dataset</w:t>
             </w:r>
             <w:r>
               <w:rPr>
                 <w:rFonts w:ascii="宋体" w:hAnsi="宋体" w:eastAsia="宋体"/>
-                <w:sz w:val="19"/>
+                <w:sz w:val="21"/>
               </w:rPr>
               <w:t xml:space="preserve">、</w:t>
             </w:r>
@@ -1122,14 +1139,14 @@
               <w:rPr>
                 <w:rStyle w:val="VerbatimChar"/>
                 <w:rFonts w:ascii="宋体" w:hAnsi="宋体" w:eastAsia="宋体"/>
-                <w:sz w:val="19"/>
+                <w:sz w:val="21"/>
               </w:rPr>
               <w:t xml:space="preserve">feature</w:t>
             </w:r>
             <w:r>
               <w:rPr>
                 <w:rFonts w:ascii="宋体" w:hAnsi="宋体" w:eastAsia="宋体"/>
-                <w:sz w:val="19"/>
+                <w:sz w:val="21"/>
               </w:rPr>
               <w:t xml:space="preserve">、</w:t>
             </w:r>
@@ -1137,14 +1154,14 @@
               <w:rPr>
                 <w:rStyle w:val="VerbatimChar"/>
                 <w:rFonts w:ascii="宋体" w:hAnsi="宋体" w:eastAsia="宋体"/>
-                <w:sz w:val="19"/>
+                <w:sz w:val="21"/>
               </w:rPr>
               <w:t xml:space="preserve">training</w:t>
             </w:r>
             <w:r>
               <w:rPr>
                 <w:rFonts w:ascii="宋体" w:hAnsi="宋体" w:eastAsia="宋体"/>
-                <w:sz w:val="19"/>
+                <w:sz w:val="21"/>
               </w:rPr>
               <w:t xml:space="preserve">、</w:t>
             </w:r>
@@ -1152,14 +1169,14 @@
               <w:rPr>
                 <w:rStyle w:val="VerbatimChar"/>
                 <w:rFonts w:ascii="宋体" w:hAnsi="宋体" w:eastAsia="宋体"/>
-                <w:sz w:val="19"/>
+                <w:sz w:val="21"/>
               </w:rPr>
               <w:t xml:space="preserve">evaluation</w:t>
             </w:r>
             <w:r>
               <w:rPr>
                 <w:rFonts w:ascii="宋体" w:hAnsi="宋体" w:eastAsia="宋体"/>
-                <w:sz w:val="19"/>
+                <w:sz w:val="21"/>
               </w:rPr>
               <w:t xml:space="preserve">、</w:t>
             </w:r>
@@ -1167,7 +1184,7 @@
               <w:rPr>
                 <w:rStyle w:val="VerbatimChar"/>
                 <w:rFonts w:ascii="宋体" w:hAnsi="宋体" w:eastAsia="宋体"/>
-                <w:sz w:val="19"/>
+                <w:sz w:val="21"/>
               </w:rPr>
               <w:t xml:space="preserve">examples</w:t>
             </w:r>
@@ -1185,7 +1202,7 @@
             <w:r>
               <w:rPr>
                 <w:rFonts w:ascii="宋体" w:hAnsi="宋体" w:eastAsia="宋体"/>
-                <w:sz w:val="19"/>
+                <w:sz w:val="21"/>
               </w:rPr>
               <w:t xml:space="preserve">类图</w:t>
             </w:r>
@@ -1201,7 +1218,7 @@
             <w:r>
               <w:rPr>
                 <w:rFonts w:ascii="宋体" w:hAnsi="宋体" w:eastAsia="宋体"/>
-                <w:sz w:val="19"/>
+                <w:sz w:val="21"/>
               </w:rPr>
               <w:t xml:space="preserve">数据实体、loader、特征提取、标签构造、模型、训练器、评估器之间的静态关系</w:t>
             </w:r>
@@ -1218,7 +1235,7 @@
               <w:rPr>
                 <w:rStyle w:val="VerbatimChar"/>
                 <w:rFonts w:ascii="宋体" w:hAnsi="宋体" w:eastAsia="宋体"/>
-                <w:sz w:val="19"/>
+                <w:sz w:val="21"/>
               </w:rPr>
               <w:t xml:space="preserve">src/USTC/SSE/BearingPrediction</w:t>
             </w:r>
@@ -1236,7 +1253,7 @@
             <w:r>
               <w:rPr>
                 <w:rFonts w:ascii="宋体" w:hAnsi="宋体" w:eastAsia="宋体"/>
-                <w:sz w:val="19"/>
+                <w:sz w:val="21"/>
               </w:rPr>
               <w:t xml:space="preserve">顺序图</w:t>
             </w:r>
@@ -1252,7 +1269,7 @@
             <w:r>
               <w:rPr>
                 <w:rFonts w:ascii="宋体" w:hAnsi="宋体" w:eastAsia="宋体"/>
-                <w:sz w:val="19"/>
+                <w:sz w:val="21"/>
               </w:rPr>
               <w:t xml:space="preserve">一次 RUL 训练和评估请求的调用顺序</w:t>
             </w:r>
@@ -1268,7 +1285,7 @@
             <w:r>
               <w:rPr>
                 <w:rFonts w:ascii="宋体" w:hAnsi="宋体" w:eastAsia="宋体"/>
-                <w:sz w:val="19"/>
+                <w:sz w:val="21"/>
               </w:rPr>
               <w:t xml:space="preserve">loader -&gt; labeler -&gt; trainer -&gt; tester -&gt; evaluator</w:t>
             </w:r>
@@ -1286,7 +1303,7 @@
             <w:r>
               <w:rPr>
                 <w:rFonts w:ascii="宋体" w:hAnsi="宋体" w:eastAsia="宋体"/>
-                <w:sz w:val="19"/>
+                <w:sz w:val="21"/>
               </w:rPr>
               <w:t xml:space="preserve">组件图</w:t>
             </w:r>
@@ -1302,7 +1319,7 @@
             <w:r>
               <w:rPr>
                 <w:rFonts w:ascii="宋体" w:hAnsi="宋体" w:eastAsia="宋体"/>
-                <w:sz w:val="19"/>
+                <w:sz w:val="21"/>
               </w:rPr>
               <w:t xml:space="preserve">工程包、notebook、文档和输出目录的边界</w:t>
             </w:r>
@@ -1319,14 +1336,14 @@
               <w:rPr>
                 <w:rStyle w:val="VerbatimChar"/>
                 <w:rFonts w:ascii="宋体" w:hAnsi="宋体" w:eastAsia="宋体"/>
-                <w:sz w:val="19"/>
+                <w:sz w:val="21"/>
               </w:rPr>
               <w:t xml:space="preserve">src</w:t>
             </w:r>
             <w:r>
               <w:rPr>
                 <w:rFonts w:ascii="宋体" w:hAnsi="宋体" w:eastAsia="宋体"/>
-                <w:sz w:val="19"/>
+                <w:sz w:val="21"/>
               </w:rPr>
               <w:t xml:space="preserve">、</w:t>
             </w:r>
@@ -1334,14 +1351,14 @@
               <w:rPr>
                 <w:rStyle w:val="VerbatimChar"/>
                 <w:rFonts w:ascii="宋体" w:hAnsi="宋体" w:eastAsia="宋体"/>
-                <w:sz w:val="19"/>
+                <w:sz w:val="21"/>
               </w:rPr>
               <w:t xml:space="preserve">examples</w:t>
             </w:r>
             <w:r>
               <w:rPr>
                 <w:rFonts w:ascii="宋体" w:hAnsi="宋体" w:eastAsia="宋体"/>
-                <w:sz w:val="19"/>
+                <w:sz w:val="21"/>
               </w:rPr>
               <w:t xml:space="preserve">、</w:t>
             </w:r>
@@ -1349,14 +1366,14 @@
               <w:rPr>
                 <w:rStyle w:val="VerbatimChar"/>
                 <w:rFonts w:ascii="宋体" w:hAnsi="宋体" w:eastAsia="宋体"/>
-                <w:sz w:val="19"/>
+                <w:sz w:val="21"/>
               </w:rPr>
               <w:t xml:space="preserve">tests</w:t>
             </w:r>
             <w:r>
               <w:rPr>
                 <w:rFonts w:ascii="宋体" w:hAnsi="宋体" w:eastAsia="宋体"/>
-                <w:sz w:val="19"/>
+                <w:sz w:val="21"/>
               </w:rPr>
               <w:t xml:space="preserve">、</w:t>
             </w:r>
@@ -1364,14 +1381,14 @@
               <w:rPr>
                 <w:rStyle w:val="VerbatimChar"/>
                 <w:rFonts w:ascii="宋体" w:hAnsi="宋体" w:eastAsia="宋体"/>
-                <w:sz w:val="19"/>
+                <w:sz w:val="21"/>
               </w:rPr>
               <w:t xml:space="preserve">docx</w:t>
             </w:r>
             <w:r>
               <w:rPr>
                 <w:rFonts w:ascii="宋体" w:hAnsi="宋体" w:eastAsia="宋体"/>
-                <w:sz w:val="19"/>
+                <w:sz w:val="21"/>
               </w:rPr>
               <w:t xml:space="preserve">、</w:t>
             </w:r>
@@ -1379,7 +1396,7 @@
               <w:rPr>
                 <w:rStyle w:val="VerbatimChar"/>
                 <w:rFonts w:ascii="宋体" w:hAnsi="宋体" w:eastAsia="宋体"/>
-                <w:sz w:val="19"/>
+                <w:sz w:val="21"/>
               </w:rPr>
               <w:t xml:space="preserve">outputs</w:t>
             </w:r>
@@ -1397,7 +1414,7 @@
             <w:r>
               <w:rPr>
                 <w:rFonts w:ascii="宋体" w:hAnsi="宋体" w:eastAsia="宋体"/>
-                <w:sz w:val="19"/>
+                <w:sz w:val="21"/>
               </w:rPr>
               <w:t xml:space="preserve">部署图</w:t>
             </w:r>
@@ -1413,7 +1430,7 @@
             <w:r>
               <w:rPr>
                 <w:rFonts w:ascii="宋体" w:hAnsi="宋体" w:eastAsia="宋体"/>
-                <w:sz w:val="19"/>
+                <w:sz w:val="21"/>
               </w:rPr>
               <w:t xml:space="preserve">本地课程环境下的运行和数据存放方式</w:t>
             </w:r>
@@ -1429,7 +1446,7 @@
             <w:r>
               <w:rPr>
                 <w:rFonts w:ascii="宋体" w:hAnsi="宋体" w:eastAsia="宋体"/>
-                <w:sz w:val="19"/>
+                <w:sz w:val="21"/>
               </w:rPr>
               <w:t xml:space="preserve">Python 3.11、uv、本地数据目录、实验输出目录</w:t>
             </w:r>
@@ -1445,7 +1462,7 @@
       </w:pPr>
       <w:r>
         <w:rPr>
-          <w:rFonts w:ascii="黑体" w:hAnsi="黑体" w:eastAsia="黑体"/>
+          <w:rFonts w:ascii="宋体" w:hAnsi="宋体" w:eastAsia="宋体"/>
         </w:rPr>
         <w:t xml:space="preserve">3. 用例图</w:t>
       </w:r>
@@ -1514,6 +1531,8 @@
     <w:p>
       <w:pPr>
         <w:pStyle w:val="BodyText"/>
+        <w:spacing w:line="276" w:lineRule="auto" w:after="0"/>
+        <w:ind w:firstLine="420"/>
       </w:pPr>
       <w:r>
         <w:rPr>
@@ -1529,6 +1548,8 @@
           <w:numId w:val="1002"/>
         </w:numPr>
         <w:pStyle w:val="Compact"/>
+        <w:spacing w:line="276" w:lineRule="auto" w:after="0"/>
+        <w:ind w:firstLine="420"/>
       </w:pPr>
       <w:r>
         <w:rPr>
@@ -1544,6 +1565,8 @@
           <w:numId w:val="1002"/>
         </w:numPr>
         <w:pStyle w:val="Compact"/>
+        <w:spacing w:line="276" w:lineRule="auto" w:after="0"/>
+        <w:ind w:firstLine="420"/>
       </w:pPr>
       <w:r>
         <w:rPr>
@@ -1559,6 +1582,8 @@
           <w:numId w:val="1002"/>
         </w:numPr>
         <w:pStyle w:val="Compact"/>
+        <w:spacing w:line="276" w:lineRule="auto" w:after="0"/>
+        <w:ind w:firstLine="420"/>
       </w:pPr>
       <w:r>
         <w:rPr>
@@ -1575,7 +1600,7 @@
       </w:pPr>
       <w:r>
         <w:rPr>
-          <w:rFonts w:ascii="黑体" w:hAnsi="黑体" w:eastAsia="黑体"/>
+          <w:rFonts w:ascii="宋体" w:hAnsi="宋体" w:eastAsia="宋体"/>
         </w:rPr>
         <w:t xml:space="preserve">4. 核心类图</w:t>
       </w:r>
@@ -1644,6 +1669,8 @@
     <w:p>
       <w:pPr>
         <w:pStyle w:val="BodyText"/>
+        <w:spacing w:line="276" w:lineRule="auto" w:after="0"/>
+        <w:ind w:firstLine="420"/>
       </w:pPr>
       <w:r>
         <w:rPr>
@@ -1659,6 +1686,8 @@
           <w:numId w:val="1003"/>
         </w:numPr>
         <w:pStyle w:val="Compact"/>
+        <w:spacing w:line="276" w:lineRule="auto" w:after="0"/>
+        <w:ind w:firstLine="420"/>
       </w:pPr>
       <w:r>
         <w:rPr>
@@ -1712,6 +1741,8 @@
           <w:numId w:val="1003"/>
         </w:numPr>
         <w:pStyle w:val="Compact"/>
+        <w:spacing w:line="276" w:lineRule="auto" w:after="0"/>
+        <w:ind w:firstLine="420"/>
       </w:pPr>
       <w:r>
         <w:rPr>
@@ -1740,6 +1771,8 @@
           <w:numId w:val="1003"/>
         </w:numPr>
         <w:pStyle w:val="Compact"/>
+        <w:spacing w:line="276" w:lineRule="auto" w:after="0"/>
+        <w:ind w:firstLine="420"/>
       </w:pPr>
       <w:r>
         <w:rPr>
@@ -1768,6 +1801,8 @@
           <w:numId w:val="1003"/>
         </w:numPr>
         <w:pStyle w:val="Compact"/>
+        <w:spacing w:line="276" w:lineRule="auto" w:after="0"/>
+        <w:ind w:firstLine="420"/>
       </w:pPr>
       <w:r>
         <w:rPr>
@@ -1784,7 +1819,7 @@
       </w:pPr>
       <w:r>
         <w:rPr>
-          <w:rFonts w:ascii="黑体" w:hAnsi="黑体" w:eastAsia="黑体"/>
+          <w:rFonts w:ascii="宋体" w:hAnsi="宋体" w:eastAsia="宋体"/>
         </w:rPr>
         <w:t xml:space="preserve">5. RUL 训练顺序图</w:t>
       </w:r>
@@ -1853,6 +1888,8 @@
     <w:p>
       <w:pPr>
         <w:pStyle w:val="BodyText"/>
+        <w:spacing w:line="276" w:lineRule="auto" w:after="0"/>
+        <w:ind w:firstLine="420"/>
       </w:pPr>
       <w:r>
         <w:rPr>
@@ -1868,6 +1905,8 @@
           <w:numId w:val="1004"/>
         </w:numPr>
         <w:pStyle w:val="Compact"/>
+        <w:spacing w:line="276" w:lineRule="auto" w:after="0"/>
+        <w:ind w:firstLine="420"/>
       </w:pPr>
       <w:r>
         <w:rPr>
@@ -1883,6 +1922,8 @@
           <w:numId w:val="1004"/>
         </w:numPr>
         <w:pStyle w:val="Compact"/>
+        <w:spacing w:line="276" w:lineRule="auto" w:after="0"/>
+        <w:ind w:firstLine="420"/>
       </w:pPr>
       <w:r>
         <w:rPr>
@@ -1917,6 +1958,8 @@
           <w:numId w:val="1004"/>
         </w:numPr>
         <w:pStyle w:val="Compact"/>
+        <w:spacing w:line="276" w:lineRule="auto" w:after="0"/>
+        <w:ind w:firstLine="420"/>
       </w:pPr>
       <w:r>
         <w:rPr>
@@ -1933,7 +1976,7 @@
       </w:pPr>
       <w:r>
         <w:rPr>
-          <w:rFonts w:ascii="黑体" w:hAnsi="黑体" w:eastAsia="黑体"/>
+          <w:rFonts w:ascii="宋体" w:hAnsi="宋体" w:eastAsia="宋体"/>
         </w:rPr>
         <w:t xml:space="preserve">6. 组件图</w:t>
       </w:r>
@@ -2002,6 +2045,8 @@
     <w:p>
       <w:pPr>
         <w:pStyle w:val="BodyText"/>
+        <w:spacing w:line="276" w:lineRule="auto" w:after="0"/>
+        <w:ind w:firstLine="420"/>
       </w:pPr>
       <w:r>
         <w:rPr>
@@ -2017,6 +2062,8 @@
           <w:numId w:val="1005"/>
         </w:numPr>
         <w:pStyle w:val="Compact"/>
+        <w:spacing w:line="276" w:lineRule="auto" w:after="0"/>
+        <w:ind w:firstLine="420"/>
       </w:pPr>
       <w:r>
         <w:rPr>
@@ -2045,6 +2092,8 @@
           <w:numId w:val="1005"/>
         </w:numPr>
         <w:pStyle w:val="Compact"/>
+        <w:spacing w:line="276" w:lineRule="auto" w:after="0"/>
+        <w:ind w:firstLine="420"/>
       </w:pPr>
       <w:r>
         <w:rPr>
@@ -2073,6 +2122,8 @@
           <w:numId w:val="1005"/>
         </w:numPr>
         <w:pStyle w:val="Compact"/>
+        <w:spacing w:line="276" w:lineRule="auto" w:after="0"/>
+        <w:ind w:firstLine="420"/>
       </w:pPr>
       <w:r>
         <w:rPr>
@@ -2101,6 +2152,8 @@
           <w:numId w:val="1005"/>
         </w:numPr>
         <w:pStyle w:val="Compact"/>
+        <w:spacing w:line="276" w:lineRule="auto" w:after="0"/>
+        <w:ind w:firstLine="420"/>
       </w:pPr>
       <w:r>
         <w:rPr>
@@ -2155,7 +2208,7 @@
       </w:pPr>
       <w:r>
         <w:rPr>
-          <w:rFonts w:ascii="黑体" w:hAnsi="黑体" w:eastAsia="黑体"/>
+          <w:rFonts w:ascii="宋体" w:hAnsi="宋体" w:eastAsia="宋体"/>
         </w:rPr>
         <w:t xml:space="preserve">7. 部署图</w:t>
       </w:r>
@@ -2224,6 +2277,8 @@
     <w:p>
       <w:pPr>
         <w:pStyle w:val="BodyText"/>
+        <w:spacing w:line="276" w:lineRule="auto" w:after="0"/>
+        <w:ind w:firstLine="420"/>
       </w:pPr>
       <w:r>
         <w:rPr>
@@ -2239,6 +2294,8 @@
           <w:numId w:val="1006"/>
         </w:numPr>
         <w:pStyle w:val="Compact"/>
+        <w:spacing w:line="276" w:lineRule="auto" w:after="0"/>
+        <w:ind w:firstLine="420"/>
       </w:pPr>
       <w:r>
         <w:rPr>
@@ -2254,6 +2311,8 @@
           <w:numId w:val="1006"/>
         </w:numPr>
         <w:pStyle w:val="Compact"/>
+        <w:spacing w:line="276" w:lineRule="auto" w:after="0"/>
+        <w:ind w:firstLine="420"/>
       </w:pPr>
       <w:r>
         <w:rPr>
@@ -2269,6 +2328,8 @@
           <w:numId w:val="1006"/>
         </w:numPr>
         <w:pStyle w:val="Compact"/>
+        <w:spacing w:line="276" w:lineRule="auto" w:after="0"/>
+        <w:ind w:firstLine="420"/>
       </w:pPr>
       <w:r>
         <w:rPr>
@@ -2285,7 +2346,7 @@
       </w:pPr>
       <w:r>
         <w:rPr>
-          <w:rFonts w:ascii="黑体" w:hAnsi="黑体" w:eastAsia="黑体"/>
+          <w:rFonts w:ascii="宋体" w:hAnsi="宋体" w:eastAsia="宋体"/>
         </w:rPr>
         <w:t xml:space="preserve">8. 设计一致性说明</w:t>
       </w:r>
@@ -2293,6 +2354,8 @@
     <w:p>
       <w:pPr>
         <w:pStyle w:val="FirstParagraph"/>
+        <w:spacing w:line="276" w:lineRule="auto" w:after="0"/>
+        <w:ind w:firstLine="420"/>
       </w:pPr>
       <w:r>
         <w:rPr>
@@ -2307,12 +2370,12 @@
         <w:tblW w:type="pct" w:w="5000.0"/>
         <w:tblLook w:firstRow="1" w:lastRow="0" w:firstColumn="0" w:lastColumn="0" w:noHBand="0" w:noVBand="0" w:val="0020"/>
         <w:tblBorders>
-          <w:top w:val="single" w:sz="4" w:space="0" w:color="BFBFBF"/>
-          <w:left w:val="single" w:sz="4" w:space="0" w:color="BFBFBF"/>
-          <w:bottom w:val="single" w:sz="4" w:space="0" w:color="BFBFBF"/>
-          <w:right w:val="single" w:sz="4" w:space="0" w:color="BFBFBF"/>
-          <w:insideH w:val="single" w:sz="4" w:space="0" w:color="BFBFBF"/>
-          <w:insideV w:val="single" w:sz="4" w:space="0" w:color="BFBFBF"/>
+          <w:top w:val="single" w:sz="4" w:space="0" w:color="000000"/>
+          <w:left w:val="single" w:sz="4" w:space="0" w:color="000000"/>
+          <w:bottom w:val="single" w:sz="4" w:space="0" w:color="000000"/>
+          <w:right w:val="single" w:sz="4" w:space="0" w:color="000000"/>
+          <w:insideH w:val="single" w:sz="4" w:space="0" w:color="000000"/>
+          <w:insideV w:val="single" w:sz="4" w:space="0" w:color="000000"/>
         </w:tblBorders>
       </w:tblPr>
       <w:tblGrid>
@@ -2323,7 +2386,7 @@
       <w:tr>
         <w:tc>
           <w:tcPr>
-            <w:shd w:fill="EAEAEA"/>
+            <w:shd w:fill="FFFFFF"/>
           </w:tcPr>
           <w:p>
             <w:pPr>
@@ -2334,7 +2397,8 @@
             <w:r>
               <w:rPr>
                 <w:rFonts w:ascii="宋体" w:hAnsi="宋体" w:eastAsia="宋体"/>
-                <w:sz w:val="19"/>
+                <w:b/>
+                <w:sz w:val="21"/>
               </w:rPr>
               <w:t xml:space="preserve">UML 元素</w:t>
             </w:r>
@@ -2342,7 +2406,7 @@
         </w:tc>
         <w:tc>
           <w:tcPr>
-            <w:shd w:fill="EAEAEA"/>
+            <w:shd w:fill="FFFFFF"/>
           </w:tcPr>
           <w:p>
             <w:pPr>
@@ -2353,7 +2417,8 @@
             <w:r>
               <w:rPr>
                 <w:rFonts w:ascii="宋体" w:hAnsi="宋体" w:eastAsia="宋体"/>
-                <w:sz w:val="19"/>
+                <w:b/>
+                <w:sz w:val="21"/>
               </w:rPr>
               <w:t xml:space="preserve">工程对应</w:t>
             </w:r>
@@ -2361,7 +2426,7 @@
         </w:tc>
         <w:tc>
           <w:tcPr>
-            <w:shd w:fill="EAEAEA"/>
+            <w:shd w:fill="FFFFFF"/>
           </w:tcPr>
           <w:p>
             <w:pPr>
@@ -2372,7 +2437,8 @@
             <w:r>
               <w:rPr>
                 <w:rFonts w:ascii="宋体" w:hAnsi="宋体" w:eastAsia="宋体"/>
-                <w:sz w:val="19"/>
+                <w:b/>
+                <w:sz w:val="21"/>
               </w:rPr>
               <w:t xml:space="preserve">验证方式</w:t>
             </w:r>
@@ -2390,7 +2456,7 @@
             <w:r>
               <w:rPr>
                 <w:rFonts w:ascii="宋体" w:hAnsi="宋体" w:eastAsia="宋体"/>
-                <w:sz w:val="19"/>
+                <w:sz w:val="21"/>
               </w:rPr>
               <w:t xml:space="preserve">数据 loader</w:t>
             </w:r>
@@ -2407,14 +2473,14 @@
               <w:rPr>
                 <w:rStyle w:val="VerbatimChar"/>
                 <w:rFonts w:ascii="宋体" w:hAnsi="宋体" w:eastAsia="宋体"/>
-                <w:sz w:val="19"/>
+                <w:sz w:val="21"/>
               </w:rPr>
               <w:t xml:space="preserve">XJTULoader</w:t>
             </w:r>
             <w:r>
               <w:rPr>
                 <w:rFonts w:ascii="宋体" w:hAnsi="宋体" w:eastAsia="宋体"/>
-                <w:sz w:val="19"/>
+                <w:sz w:val="21"/>
               </w:rPr>
               <w:t xml:space="preserve">、</w:t>
             </w:r>
@@ -2422,7 +2488,7 @@
               <w:rPr>
                 <w:rStyle w:val="VerbatimChar"/>
                 <w:rFonts w:ascii="宋体" w:hAnsi="宋体" w:eastAsia="宋体"/>
-                <w:sz w:val="19"/>
+                <w:sz w:val="21"/>
               </w:rPr>
               <w:t xml:space="preserve">PHM2012Loader</w:t>
             </w:r>
@@ -2438,7 +2504,7 @@
             <w:r>
               <w:rPr>
                 <w:rFonts w:ascii="宋体" w:hAnsi="宋体" w:eastAsia="宋体"/>
-                <w:sz w:val="19"/>
+                <w:sz w:val="21"/>
               </w:rPr>
               <w:t xml:space="preserve">数据加载测试和 loader overview notebook</w:t>
             </w:r>
@@ -2456,7 +2522,7 @@
             <w:r>
               <w:rPr>
                 <w:rFonts w:ascii="宋体" w:hAnsi="宋体" w:eastAsia="宋体"/>
-                <w:sz w:val="19"/>
+                <w:sz w:val="21"/>
               </w:rPr>
               <w:t xml:space="preserve">特征与标签</w:t>
             </w:r>
@@ -2472,7 +2538,7 @@
             <w:r>
               <w:rPr>
                 <w:rFonts w:ascii="宋体" w:hAnsi="宋体" w:eastAsia="宋体"/>
-                <w:sz w:val="19"/>
+                <w:sz w:val="21"/>
               </w:rPr>
               <w:t xml:space="preserve">时频域特征、</w:t>
             </w:r>
@@ -2480,7 +2546,7 @@
               <w:rPr>
                 <w:rStyle w:val="VerbatimChar"/>
                 <w:rFonts w:ascii="宋体" w:hAnsi="宋体" w:eastAsia="宋体"/>
-                <w:sz w:val="19"/>
+                <w:sz w:val="21"/>
               </w:rPr>
               <w:t xml:space="preserve">FeatureSequenceRulLabeler</w:t>
             </w:r>
@@ -2496,7 +2562,7 @@
             <w:r>
               <w:rPr>
                 <w:rFonts w:ascii="宋体" w:hAnsi="宋体" w:eastAsia="宋体"/>
-                <w:sz w:val="19"/>
+                <w:sz w:val="21"/>
               </w:rPr>
               <w:t xml:space="preserve">特征导出 notebook、论文复现 workflow</w:t>
             </w:r>
@@ -2514,7 +2580,7 @@
             <w:r>
               <w:rPr>
                 <w:rFonts w:ascii="宋体" w:hAnsi="宋体" w:eastAsia="宋体"/>
-                <w:sz w:val="19"/>
+                <w:sz w:val="21"/>
               </w:rPr>
               <w:t xml:space="preserve">RUL 模型</w:t>
             </w:r>
@@ -2530,7 +2596,7 @@
             <w:r>
               <w:rPr>
                 <w:rFonts w:ascii="宋体" w:hAnsi="宋体" w:eastAsia="宋体"/>
-                <w:sz w:val="19"/>
+                <w:sz w:val="21"/>
               </w:rPr>
               <w:t xml:space="preserve">CNN、RNN、CNN-LSTM-AM、XLSTM-Transformer</w:t>
             </w:r>
@@ -2546,7 +2612,7 @@
             <w:r>
               <w:rPr>
                 <w:rFonts w:ascii="宋体" w:hAnsi="宋体" w:eastAsia="宋体"/>
-                <w:sz w:val="19"/>
+                <w:sz w:val="21"/>
               </w:rPr>
               <w:t xml:space="preserve">模型 forward 测试和真实训练记录</w:t>
             </w:r>
@@ -2564,7 +2630,7 @@
             <w:r>
               <w:rPr>
                 <w:rFonts w:ascii="宋体" w:hAnsi="宋体" w:eastAsia="宋体"/>
-                <w:sz w:val="19"/>
+                <w:sz w:val="21"/>
               </w:rPr>
               <w:t xml:space="preserve">评价器</w:t>
             </w:r>
@@ -2580,7 +2646,7 @@
             <w:r>
               <w:rPr>
                 <w:rFonts w:ascii="宋体" w:hAnsi="宋体" w:eastAsia="宋体"/>
-                <w:sz w:val="19"/>
+                <w:sz w:val="21"/>
               </w:rPr>
               <w:t xml:space="preserve">RMSE、R2、SMAPE、Huang Score、PHM/RUL 非对称惩罚 Score</w:t>
             </w:r>
@@ -2596,7 +2662,7 @@
             <w:r>
               <w:rPr>
                 <w:rFonts w:ascii="宋体" w:hAnsi="宋体" w:eastAsia="宋体"/>
-                <w:sz w:val="19"/>
+                <w:sz w:val="21"/>
               </w:rPr>
               <w:t xml:space="preserve">RUL 指标单元测试</w:t>
             </w:r>
@@ -2614,7 +2680,7 @@
             <w:r>
               <w:rPr>
                 <w:rFonts w:ascii="宋体" w:hAnsi="宋体" w:eastAsia="宋体"/>
-                <w:sz w:val="19"/>
+                <w:sz w:val="21"/>
               </w:rPr>
               <w:t xml:space="preserve">输出物</w:t>
             </w:r>
@@ -2631,14 +2697,14 @@
               <w:rPr>
                 <w:rStyle w:val="VerbatimChar"/>
                 <w:rFonts w:ascii="宋体" w:hAnsi="宋体" w:eastAsia="宋体"/>
-                <w:sz w:val="19"/>
+                <w:sz w:val="21"/>
               </w:rPr>
               <w:t xml:space="preserve">history.csv</w:t>
             </w:r>
             <w:r>
               <w:rPr>
                 <w:rFonts w:ascii="宋体" w:hAnsi="宋体" w:eastAsia="宋体"/>
-                <w:sz w:val="19"/>
+                <w:sz w:val="21"/>
               </w:rPr>
               <w:t xml:space="preserve">、</w:t>
             </w:r>
@@ -2646,14 +2712,14 @@
               <w:rPr>
                 <w:rStyle w:val="VerbatimChar"/>
                 <w:rFonts w:ascii="宋体" w:hAnsi="宋体" w:eastAsia="宋体"/>
-                <w:sz w:val="19"/>
+                <w:sz w:val="21"/>
               </w:rPr>
               <w:t xml:space="preserve">metrics.json</w:t>
             </w:r>
             <w:r>
               <w:rPr>
                 <w:rFonts w:ascii="宋体" w:hAnsi="宋体" w:eastAsia="宋体"/>
-                <w:sz w:val="19"/>
+                <w:sz w:val="21"/>
               </w:rPr>
               <w:t xml:space="preserve">、</w:t>
             </w:r>
@@ -2661,14 +2727,14 @@
               <w:rPr>
                 <w:rStyle w:val="VerbatimChar"/>
                 <w:rFonts w:ascii="宋体" w:hAnsi="宋体" w:eastAsia="宋体"/>
-                <w:sz w:val="19"/>
+                <w:sz w:val="21"/>
               </w:rPr>
               <w:t xml:space="preserve">predictions.csv</w:t>
             </w:r>
             <w:r>
               <w:rPr>
                 <w:rFonts w:ascii="宋体" w:hAnsi="宋体" w:eastAsia="宋体"/>
-                <w:sz w:val="19"/>
+                <w:sz w:val="21"/>
               </w:rPr>
               <w:t xml:space="preserve">、</w:t>
             </w:r>
@@ -2676,7 +2742,7 @@
               <w:rPr>
                 <w:rStyle w:val="VerbatimChar"/>
                 <w:rFonts w:ascii="宋体" w:hAnsi="宋体" w:eastAsia="宋体"/>
-                <w:sz w:val="19"/>
+                <w:sz w:val="21"/>
               </w:rPr>
               <w:t xml:space="preserve">comparison_metrics.csv</w:t>
             </w:r>
@@ -2692,7 +2758,7 @@
             <w:r>
               <w:rPr>
                 <w:rFonts w:ascii="宋体" w:hAnsi="宋体" w:eastAsia="宋体"/>
-                <w:sz w:val="19"/>
+                <w:sz w:val="21"/>
               </w:rPr>
               <w:t xml:space="preserve">集成测试和确认测试报告</w:t>
             </w:r>
@@ -2708,7 +2774,7 @@
       </w:pPr>
       <w:r>
         <w:rPr>
-          <w:rFonts w:ascii="黑体" w:hAnsi="黑体" w:eastAsia="黑体"/>
+          <w:rFonts w:ascii="宋体" w:hAnsi="宋体" w:eastAsia="宋体"/>
         </w:rPr>
         <w:t xml:space="preserve">9. 结论</w:t>
       </w:r>
@@ -2716,6 +2782,8 @@
     <w:p>
       <w:pPr>
         <w:pStyle w:val="FirstParagraph"/>
+        <w:spacing w:line="276" w:lineRule="auto" w:after="0"/>
+        <w:ind w:firstLine="420"/>
       </w:pPr>
       <w:r>
         <w:rPr>
@@ -2727,7 +2795,7 @@
     <w:bookmarkEnd w:id="35"/>
     <w:bookmarkEnd w:id="36"/>
     <w:sectPr>
-      <w:pgMar w:top="1361" w:bottom="1247" w:left="1417" w:right="1417"/>
+      <w:pgMar w:top="1440" w:bottom="1440" w:left="1797" w:right="1797"/>
     </w:sectPr>
   </w:body>
 </w:document>
@@ -3139,12 +3207,20 @@
       <w:spacing w:after="180" w:before="180"/>
     </w:pPr>
     <w:qFormat/>
+    <w:rPr>
+      <w:rFonts w:ascii="宋体" w:hAnsi="宋体" w:eastAsia="宋体"/>
+      <w:sz w:val="21"/>
+    </w:rPr>
   </w:style>
   <w:style w:customStyle="1" w:styleId="FirstParagraph" w:type="paragraph">
     <w:name w:val="First Paragraph"/>
     <w:basedOn w:val="BodyText"/>
     <w:next w:val="BodyText"/>
     <w:qFormat/>
+    <w:rPr>
+      <w:rFonts w:ascii="宋体" w:hAnsi="宋体" w:eastAsia="宋体"/>
+      <w:sz w:val="21"/>
+    </w:rPr>
   </w:style>
   <w:style w:customStyle="1" w:styleId="Compact" w:type="paragraph">
     <w:name w:val="Compact"/>
@@ -3153,6 +3229,10 @@
     <w:pPr>
       <w:spacing w:after="36" w:before="36"/>
     </w:pPr>
+    <w:rPr>
+      <w:rFonts w:ascii="宋体" w:hAnsi="宋体" w:eastAsia="宋体"/>
+      <w:sz w:val="21"/>
+    </w:rPr>
   </w:style>
   <w:style w:styleId="Title" w:type="paragraph">
     <w:name w:val="Title"/>
@@ -3170,7 +3250,7 @@
       <w:b/>
       <w:bCs/>
       <w:color w:themeColor="accent1" w:themeShade="B5" w:val="345A8A"/>
-      <w:sz w:val="40"/>
+      <w:sz w:val="36"/>
       <w:szCs w:val="36"/>
     </w:rPr>
   </w:style>
@@ -3246,11 +3326,11 @@
       <w:outlineLvl w:val="0"/>
     </w:pPr>
     <w:rPr>
-      <w:rFonts w:asciiTheme="majorHAnsi" w:cstheme="majorBidi" w:eastAsiaTheme="majorEastAsia" w:hAnsiTheme="majorHAnsi"/>
+      <w:rFonts w:asciiTheme="majorHAnsi" w:cstheme="majorBidi" w:eastAsiaTheme="majorEastAsia" w:hAnsiTheme="majorHAnsi" w:ascii="宋体" w:hAnsi="宋体" w:eastAsia="宋体"/>
       <w:b/>
       <w:bCs/>
       <w:color w:themeColor="accent1" w:val="4F81BD"/>
-      <w:sz w:val="32"/>
+      <w:sz w:val="48"/>
       <w:szCs w:val="32"/>
     </w:rPr>
   </w:style>
@@ -3268,11 +3348,11 @@
       <w:outlineLvl w:val="1"/>
     </w:pPr>
     <w:rPr>
-      <w:rFonts w:asciiTheme="majorHAnsi" w:cstheme="majorBidi" w:eastAsiaTheme="majorEastAsia" w:hAnsiTheme="majorHAnsi"/>
+      <w:rFonts w:asciiTheme="majorHAnsi" w:cstheme="majorBidi" w:eastAsiaTheme="majorEastAsia" w:hAnsiTheme="majorHAnsi" w:ascii="宋体" w:hAnsi="宋体" w:eastAsia="宋体"/>
       <w:b/>
       <w:bCs/>
       <w:color w:themeColor="accent1" w:val="4F81BD"/>
-      <w:sz w:val="28"/>
+      <w:sz w:val="36"/>
       <w:szCs w:val="28"/>
     </w:rPr>
   </w:style>
@@ -3290,11 +3370,11 @@
       <w:outlineLvl w:val="2"/>
     </w:pPr>
     <w:rPr>
-      <w:rFonts w:asciiTheme="majorHAnsi" w:cstheme="majorBidi" w:eastAsiaTheme="majorEastAsia" w:hAnsiTheme="majorHAnsi"/>
+      <w:rFonts w:asciiTheme="majorHAnsi" w:cstheme="majorBidi" w:eastAsiaTheme="majorEastAsia" w:hAnsiTheme="majorHAnsi" w:ascii="宋体" w:hAnsi="宋体" w:eastAsia="宋体"/>
       <w:b/>
       <w:bCs/>
       <w:color w:themeColor="accent1" w:val="4F81BD"/>
-      <w:sz w:val="24"/>
+      <w:sz w:val="27"/>
       <w:szCs w:val="24"/>
     </w:rPr>
   </w:style>
@@ -3312,8 +3392,9 @@
       <w:outlineLvl w:val="3"/>
     </w:pPr>
     <w:rPr>
-      <w:rFonts w:asciiTheme="majorHAnsi" w:cstheme="majorBidi" w:eastAsiaTheme="majorEastAsia" w:hAnsiTheme="majorHAnsi"/>
+      <w:rFonts w:asciiTheme="majorHAnsi" w:cstheme="majorBidi" w:eastAsiaTheme="majorEastAsia" w:hAnsiTheme="majorHAnsi" w:ascii="宋体" w:hAnsi="宋体" w:eastAsia="宋体"/>
       <w:i/>
+      <w:b/>
       <w:bCs/>
       <w:color w:themeColor="accent1" w:val="4F81BD"/>
       <w:sz w:val="24"/>

--- a/docx/mid-term/12_UML设计文档.docx
+++ b/docx/mid-term/12_UML设计文档.docx
@@ -38,6 +38,7 @@
         <w:rPr>
           <w:rFonts w:ascii="宋体" w:hAnsi="宋体" w:eastAsia="宋体"/>
           <w:b/>
+          <w:color w:val="000000"/>
           <w:sz w:val="48"/>
         </w:rPr>
         <w:t xml:space="preserve">工业轴承设备剩余寿命预测系统的实现：UML 设计文档</w:t>
@@ -51,6 +52,7 @@
       <w:r>
         <w:rPr>
           <w:rFonts w:ascii="宋体" w:hAnsi="宋体" w:eastAsia="宋体"/>
+          <w:color w:val="000000"/>
         </w:rPr>
         <w:t xml:space="preserve">文档信息</w:t>
       </w:r>
@@ -85,6 +87,7 @@
               <w:rPr>
                 <w:rFonts w:ascii="宋体" w:hAnsi="宋体" w:eastAsia="宋体"/>
                 <w:b/>
+                <w:color w:val="000000"/>
                 <w:sz w:val="21"/>
               </w:rPr>
               <w:t xml:space="preserve">项目</w:t>
@@ -105,6 +108,7 @@
               <w:rPr>
                 <w:rFonts w:ascii="宋体" w:hAnsi="宋体" w:eastAsia="宋体"/>
                 <w:b/>
+                <w:color w:val="000000"/>
                 <w:sz w:val="21"/>
               </w:rPr>
               <w:t xml:space="preserve">内容</w:t>
@@ -123,6 +127,7 @@
             <w:r>
               <w:rPr>
                 <w:rFonts w:ascii="宋体" w:hAnsi="宋体" w:eastAsia="宋体"/>
+                <w:color w:val="000000"/>
                 <w:sz w:val="21"/>
               </w:rPr>
               <w:t xml:space="preserve">文档名称</w:t>
@@ -139,6 +144,7 @@
             <w:r>
               <w:rPr>
                 <w:rFonts w:ascii="宋体" w:hAnsi="宋体" w:eastAsia="宋体"/>
+                <w:color w:val="000000"/>
                 <w:sz w:val="21"/>
               </w:rPr>
               <w:t xml:space="preserve">UML 设计文档</w:t>
@@ -157,6 +163,7 @@
             <w:r>
               <w:rPr>
                 <w:rFonts w:ascii="宋体" w:hAnsi="宋体" w:eastAsia="宋体"/>
+                <w:color w:val="000000"/>
                 <w:sz w:val="21"/>
               </w:rPr>
               <w:t xml:space="preserve">文档编号</w:t>
@@ -173,6 +180,7 @@
             <w:r>
               <w:rPr>
                 <w:rFonts w:ascii="宋体" w:hAnsi="宋体" w:eastAsia="宋体"/>
+                <w:color w:val="000000"/>
                 <w:sz w:val="21"/>
               </w:rPr>
               <w:t xml:space="preserve">SE-PHM-MID-12</w:t>
@@ -191,6 +199,7 @@
             <w:r>
               <w:rPr>
                 <w:rFonts w:ascii="宋体" w:hAnsi="宋体" w:eastAsia="宋体"/>
+                <w:color w:val="000000"/>
                 <w:sz w:val="21"/>
               </w:rPr>
               <w:t xml:space="preserve">文档阶段</w:t>
@@ -207,6 +216,7 @@
             <w:r>
               <w:rPr>
                 <w:rFonts w:ascii="宋体" w:hAnsi="宋体" w:eastAsia="宋体"/>
+                <w:color w:val="000000"/>
                 <w:sz w:val="21"/>
               </w:rPr>
               <w:t xml:space="preserve">中期</w:t>
@@ -225,6 +235,7 @@
             <w:r>
               <w:rPr>
                 <w:rFonts w:ascii="宋体" w:hAnsi="宋体" w:eastAsia="宋体"/>
+                <w:color w:val="000000"/>
                 <w:sz w:val="21"/>
               </w:rPr>
               <w:t xml:space="preserve">项目名称</w:t>
@@ -241,6 +252,7 @@
             <w:r>
               <w:rPr>
                 <w:rFonts w:ascii="宋体" w:hAnsi="宋体" w:eastAsia="宋体"/>
+                <w:color w:val="000000"/>
                 <w:sz w:val="21"/>
               </w:rPr>
               <w:t xml:space="preserve">工业轴承设备剩余寿命预测系统的实现</w:t>
@@ -259,6 +271,7 @@
             <w:r>
               <w:rPr>
                 <w:rFonts w:ascii="宋体" w:hAnsi="宋体" w:eastAsia="宋体"/>
+                <w:color w:val="000000"/>
                 <w:sz w:val="21"/>
               </w:rPr>
               <w:t xml:space="preserve">课程</w:t>
@@ -275,6 +288,7 @@
             <w:r>
               <w:rPr>
                 <w:rFonts w:ascii="宋体" w:hAnsi="宋体" w:eastAsia="宋体"/>
+                <w:color w:val="000000"/>
                 <w:sz w:val="21"/>
               </w:rPr>
               <w:t xml:space="preserve">中国科学技术大学软件学院《软件工程》</w:t>
@@ -293,6 +307,7 @@
             <w:r>
               <w:rPr>
                 <w:rFonts w:ascii="宋体" w:hAnsi="宋体" w:eastAsia="宋体"/>
+                <w:color w:val="000000"/>
                 <w:sz w:val="21"/>
               </w:rPr>
               <w:t xml:space="preserve">指导老师</w:t>
@@ -309,6 +324,7 @@
             <w:r>
               <w:rPr>
                 <w:rFonts w:ascii="宋体" w:hAnsi="宋体" w:eastAsia="宋体"/>
+                <w:color w:val="000000"/>
                 <w:sz w:val="21"/>
               </w:rPr>
               <w:t xml:space="preserve">zjf</w:t>
@@ -327,6 +343,7 @@
             <w:r>
               <w:rPr>
                 <w:rFonts w:ascii="宋体" w:hAnsi="宋体" w:eastAsia="宋体"/>
+                <w:color w:val="000000"/>
                 <w:sz w:val="21"/>
               </w:rPr>
               <w:t xml:space="preserve">小组成员</w:t>
@@ -343,6 +360,7 @@
             <w:r>
               <w:rPr>
                 <w:rFonts w:ascii="宋体" w:hAnsi="宋体" w:eastAsia="宋体"/>
+                <w:color w:val="000000"/>
                 <w:sz w:val="21"/>
               </w:rPr>
               <w:t xml:space="preserve">zyj、cyy、zdh、zy</w:t>
@@ -361,6 +379,7 @@
             <w:r>
               <w:rPr>
                 <w:rFonts w:ascii="宋体" w:hAnsi="宋体" w:eastAsia="宋体"/>
+                <w:color w:val="000000"/>
                 <w:sz w:val="21"/>
               </w:rPr>
               <w:t xml:space="preserve">文档负责人</w:t>
@@ -377,6 +396,7 @@
             <w:r>
               <w:rPr>
                 <w:rFonts w:ascii="宋体" w:hAnsi="宋体" w:eastAsia="宋体"/>
+                <w:color w:val="000000"/>
                 <w:sz w:val="21"/>
               </w:rPr>
               <w:t xml:space="preserve">zyj</w:t>
@@ -395,6 +415,7 @@
             <w:r>
               <w:rPr>
                 <w:rFonts w:ascii="宋体" w:hAnsi="宋体" w:eastAsia="宋体"/>
+                <w:color w:val="000000"/>
                 <w:sz w:val="21"/>
               </w:rPr>
               <w:t xml:space="preserve">参与编写</w:t>
@@ -411,6 +432,7 @@
             <w:r>
               <w:rPr>
                 <w:rFonts w:ascii="宋体" w:hAnsi="宋体" w:eastAsia="宋体"/>
+                <w:color w:val="000000"/>
                 <w:sz w:val="21"/>
               </w:rPr>
               <w:t xml:space="preserve">cyy、zdh、zy</w:t>
@@ -429,6 +451,7 @@
             <w:r>
               <w:rPr>
                 <w:rFonts w:ascii="宋体" w:hAnsi="宋体" w:eastAsia="宋体"/>
+                <w:color w:val="000000"/>
                 <w:sz w:val="21"/>
               </w:rPr>
               <w:t xml:space="preserve">版本</w:t>
@@ -445,6 +468,7 @@
             <w:r>
               <w:rPr>
                 <w:rFonts w:ascii="宋体" w:hAnsi="宋体" w:eastAsia="宋体"/>
+                <w:color w:val="000000"/>
                 <w:sz w:val="21"/>
               </w:rPr>
               <w:t xml:space="preserve">V3.0</w:t>
@@ -463,6 +487,7 @@
             <w:r>
               <w:rPr>
                 <w:rFonts w:ascii="宋体" w:hAnsi="宋体" w:eastAsia="宋体"/>
+                <w:color w:val="000000"/>
                 <w:sz w:val="21"/>
               </w:rPr>
               <w:t xml:space="preserve">修订日期</w:t>
@@ -479,6 +504,7 @@
             <w:r>
               <w:rPr>
                 <w:rFonts w:ascii="宋体" w:hAnsi="宋体" w:eastAsia="宋体"/>
+                <w:color w:val="000000"/>
                 <w:sz w:val="21"/>
               </w:rPr>
               <w:t xml:space="preserve">2026-06-14</w:t>
@@ -497,6 +523,7 @@
             <w:r>
               <w:rPr>
                 <w:rFonts w:ascii="宋体" w:hAnsi="宋体" w:eastAsia="宋体"/>
+                <w:color w:val="000000"/>
                 <w:sz w:val="21"/>
               </w:rPr>
               <w:t xml:space="preserve">归档形式</w:t>
@@ -513,6 +540,7 @@
             <w:r>
               <w:rPr>
                 <w:rFonts w:ascii="宋体" w:hAnsi="宋体" w:eastAsia="宋体"/>
+                <w:color w:val="000000"/>
                 <w:sz w:val="21"/>
               </w:rPr>
               <w:t xml:space="preserve">Markdown 源文件、PDF、DOCX</w:t>
@@ -531,6 +559,7 @@
             <w:r>
               <w:rPr>
                 <w:rFonts w:ascii="宋体" w:hAnsi="宋体" w:eastAsia="宋体"/>
+                <w:color w:val="000000"/>
                 <w:sz w:val="21"/>
               </w:rPr>
               <w:t xml:space="preserve">内容基线</w:t>
@@ -547,6 +576,7 @@
             <w:r>
               <w:rPr>
                 <w:rFonts w:ascii="宋体" w:hAnsi="宋体" w:eastAsia="宋体"/>
+                <w:color w:val="000000"/>
                 <w:sz w:val="21"/>
               </w:rPr>
               <w:t xml:space="preserve">用例图、类图、顺序图、组件关系和部署视图</w:t>
@@ -564,6 +594,7 @@
       <w:r>
         <w:rPr>
           <w:rFonts w:ascii="宋体" w:hAnsi="宋体" w:eastAsia="宋体"/>
+          <w:color w:val="000000"/>
         </w:rPr>
         <w:t xml:space="preserve">修订记录</w:t>
       </w:r>
@@ -598,6 +629,7 @@
               <w:rPr>
                 <w:rFonts w:ascii="宋体" w:hAnsi="宋体" w:eastAsia="宋体"/>
                 <w:b/>
+                <w:color w:val="000000"/>
                 <w:sz w:val="21"/>
               </w:rPr>
               <w:t xml:space="preserve">版本</w:t>
@@ -618,6 +650,7 @@
               <w:rPr>
                 <w:rFonts w:ascii="宋体" w:hAnsi="宋体" w:eastAsia="宋体"/>
                 <w:b/>
+                <w:color w:val="000000"/>
                 <w:sz w:val="21"/>
               </w:rPr>
               <w:t xml:space="preserve">日期</w:t>
@@ -638,6 +671,7 @@
               <w:rPr>
                 <w:rFonts w:ascii="宋体" w:hAnsi="宋体" w:eastAsia="宋体"/>
                 <w:b/>
+                <w:color w:val="000000"/>
                 <w:sz w:val="21"/>
               </w:rPr>
               <w:t xml:space="preserve">编写人</w:t>
@@ -658,6 +692,7 @@
               <w:rPr>
                 <w:rFonts w:ascii="宋体" w:hAnsi="宋体" w:eastAsia="宋体"/>
                 <w:b/>
+                <w:color w:val="000000"/>
                 <w:sz w:val="21"/>
               </w:rPr>
               <w:t xml:space="preserve">说明</w:t>
@@ -676,6 +711,7 @@
             <w:r>
               <w:rPr>
                 <w:rFonts w:ascii="宋体" w:hAnsi="宋体" w:eastAsia="宋体"/>
+                <w:color w:val="000000"/>
                 <w:sz w:val="21"/>
               </w:rPr>
               <w:t xml:space="preserve">V1.0</w:t>
@@ -692,6 +728,7 @@
             <w:r>
               <w:rPr>
                 <w:rFonts w:ascii="宋体" w:hAnsi="宋体" w:eastAsia="宋体"/>
+                <w:color w:val="000000"/>
                 <w:sz w:val="21"/>
               </w:rPr>
               <w:t xml:space="preserve">2025-11-10</w:t>
@@ -708,6 +745,7 @@
             <w:r>
               <w:rPr>
                 <w:rFonts w:ascii="宋体" w:hAnsi="宋体" w:eastAsia="宋体"/>
+                <w:color w:val="000000"/>
                 <w:sz w:val="21"/>
               </w:rPr>
               <w:t xml:space="preserve">项目组</w:t>
@@ -724,6 +762,7 @@
             <w:r>
               <w:rPr>
                 <w:rFonts w:ascii="宋体" w:hAnsi="宋体" w:eastAsia="宋体"/>
+                <w:color w:val="000000"/>
                 <w:sz w:val="21"/>
               </w:rPr>
               <w:t xml:space="preserve">完成初版课程文档</w:t>
@@ -742,6 +781,7 @@
             <w:r>
               <w:rPr>
                 <w:rFonts w:ascii="宋体" w:hAnsi="宋体" w:eastAsia="宋体"/>
+                <w:color w:val="000000"/>
                 <w:sz w:val="21"/>
               </w:rPr>
               <w:t xml:space="preserve">V2.0</w:t>
@@ -758,6 +798,7 @@
             <w:r>
               <w:rPr>
                 <w:rFonts w:ascii="宋体" w:hAnsi="宋体" w:eastAsia="宋体"/>
+                <w:color w:val="000000"/>
                 <w:sz w:val="21"/>
               </w:rPr>
               <w:t xml:space="preserve">2026-03-12</w:t>
@@ -774,6 +815,7 @@
             <w:r>
               <w:rPr>
                 <w:rFonts w:ascii="宋体" w:hAnsi="宋体" w:eastAsia="宋体"/>
+                <w:color w:val="000000"/>
                 <w:sz w:val="21"/>
               </w:rPr>
               <w:t xml:space="preserve">项目组</w:t>
@@ -790,6 +832,7 @@
             <w:r>
               <w:rPr>
                 <w:rFonts w:ascii="宋体" w:hAnsi="宋体" w:eastAsia="宋体"/>
+                <w:color w:val="000000"/>
                 <w:sz w:val="21"/>
               </w:rPr>
               <w:t xml:space="preserve">统一项目名称、技术基线和阶段交付内容</w:t>
@@ -808,6 +851,7 @@
             <w:r>
               <w:rPr>
                 <w:rFonts w:ascii="宋体" w:hAnsi="宋体" w:eastAsia="宋体"/>
+                <w:color w:val="000000"/>
                 <w:sz w:val="21"/>
               </w:rPr>
               <w:t xml:space="preserve">V3.0</w:t>
@@ -824,6 +868,7 @@
             <w:r>
               <w:rPr>
                 <w:rFonts w:ascii="宋体" w:hAnsi="宋体" w:eastAsia="宋体"/>
+                <w:color w:val="000000"/>
                 <w:sz w:val="21"/>
               </w:rPr>
               <w:t xml:space="preserve">2026-06-14</w:t>
@@ -840,6 +885,7 @@
             <w:r>
               <w:rPr>
                 <w:rFonts w:ascii="宋体" w:hAnsi="宋体" w:eastAsia="宋体"/>
+                <w:color w:val="000000"/>
                 <w:sz w:val="21"/>
               </w:rPr>
               <w:t xml:space="preserve">项目组</w:t>
@@ -856,6 +902,7 @@
             <w:r>
               <w:rPr>
                 <w:rFonts w:ascii="宋体" w:hAnsi="宋体" w:eastAsia="宋体"/>
+                <w:color w:val="000000"/>
                 <w:sz w:val="21"/>
               </w:rPr>
               <w:t xml:space="preserve">参考课程交付样例统一封面与归档格式，补充数据理解、技术难点、测试验收和 DOCX 交付信息</w:t>
@@ -873,6 +920,7 @@
       <w:r>
         <w:rPr>
           <w:rFonts w:ascii="宋体" w:hAnsi="宋体" w:eastAsia="宋体"/>
+          <w:color w:val="000000"/>
         </w:rPr>
         <w:t xml:space="preserve">1. 文档目的</w:t>
       </w:r>
@@ -886,36 +934,42 @@
       <w:r>
         <w:rPr>
           <w:rFonts w:ascii="宋体" w:hAnsi="宋体" w:eastAsia="宋体"/>
+          <w:color w:val="000000"/>
         </w:rPr>
         <w:t xml:space="preserve">本文档用于补充</w:t>
       </w:r>
       <w:r>
         <w:rPr>
           <w:rFonts w:ascii="宋体" w:hAnsi="宋体" w:eastAsia="宋体"/>
+          <w:color w:val="000000"/>
         </w:rPr>
         <w:t xml:space="preserve">“</w:t>
       </w:r>
       <w:r>
         <w:rPr>
           <w:rFonts w:ascii="宋体" w:hAnsi="宋体" w:eastAsia="宋体"/>
+          <w:color w:val="000000"/>
         </w:rPr>
         <w:t xml:space="preserve">工业轴承设备剩余寿命预测系统的实现</w:t>
       </w:r>
       <w:r>
         <w:rPr>
           <w:rFonts w:ascii="宋体" w:hAnsi="宋体" w:eastAsia="宋体"/>
+          <w:color w:val="000000"/>
         </w:rPr>
         <w:t xml:space="preserve">”</w:t>
       </w:r>
       <w:r>
         <w:rPr>
           <w:rFonts w:ascii="宋体" w:hAnsi="宋体" w:eastAsia="宋体"/>
+          <w:color w:val="000000"/>
         </w:rPr>
         <w:t xml:space="preserve">的 UML 设计说明，明确系统主要参与者、核心类关系、训练与评估顺序、组件边界和部署方式。文档与</w:t>
       </w:r>
       <w:r>
         <w:rPr>
           <w:rFonts w:ascii="宋体" w:hAnsi="宋体" w:eastAsia="宋体"/>
+          <w:color w:val="000000"/>
         </w:rPr>
         <w:t xml:space="preserve"> </w:t>
       </w:r>
@@ -923,18 +977,21 @@
         <w:rPr>
           <w:rStyle w:val="VerbatimChar"/>
           <w:rFonts w:ascii="宋体" w:hAnsi="宋体" w:eastAsia="宋体"/>
+          <w:color w:val="000000"/>
         </w:rPr>
         <w:t xml:space="preserve">06_设计文档.md</w:t>
       </w:r>
       <w:r>
         <w:rPr>
           <w:rFonts w:ascii="宋体" w:hAnsi="宋体" w:eastAsia="宋体"/>
+          <w:color w:val="000000"/>
         </w:rPr>
         <w:t xml:space="preserve"> </w:t>
       </w:r>
       <w:r>
         <w:rPr>
           <w:rFonts w:ascii="宋体" w:hAnsi="宋体" w:eastAsia="宋体"/>
+          <w:color w:val="000000"/>
         </w:rPr>
         <w:t xml:space="preserve">配套使用，重点回答系统如何从真实轴承数据进入统一工程流程，以及各模块如何协作完成 RUL 预测。</w:t>
       </w:r>
@@ -948,6 +1005,7 @@
       <w:r>
         <w:rPr>
           <w:rFonts w:ascii="宋体" w:hAnsi="宋体" w:eastAsia="宋体"/>
+          <w:color w:val="000000"/>
         </w:rPr>
         <w:t xml:space="preserve">本项目 UML 设计遵循两个原则：</w:t>
       </w:r>
@@ -965,6 +1023,7 @@
       <w:r>
         <w:rPr>
           <w:rFonts w:ascii="宋体" w:hAnsi="宋体" w:eastAsia="宋体"/>
+          <w:color w:val="000000"/>
         </w:rPr>
         <w:t xml:space="preserve">图示服务于工程实现，不额外引入代码中不存在的复杂对象。</w:t>
       </w:r>
@@ -982,6 +1041,7 @@
       <w:r>
         <w:rPr>
           <w:rFonts w:ascii="宋体" w:hAnsi="宋体" w:eastAsia="宋体"/>
+          <w:color w:val="000000"/>
         </w:rPr>
         <w:t xml:space="preserve">图示围绕 RUL 预测主线展开，退化阶段标注、生存概率和可视化作为辅助能力说明。</w:t>
       </w:r>
@@ -995,6 +1055,7 @@
       <w:r>
         <w:rPr>
           <w:rFonts w:ascii="宋体" w:hAnsi="宋体" w:eastAsia="宋体"/>
+          <w:color w:val="000000"/>
         </w:rPr>
         <w:t xml:space="preserve">2. UML 建模范围</w:t>
       </w:r>
@@ -1033,6 +1094,7 @@
               <w:rPr>
                 <w:rFonts w:ascii="宋体" w:hAnsi="宋体" w:eastAsia="宋体"/>
                 <w:b/>
+                <w:color w:val="000000"/>
                 <w:sz w:val="21"/>
               </w:rPr>
               <w:t xml:space="preserve">视图</w:t>
@@ -1053,6 +1115,7 @@
               <w:rPr>
                 <w:rFonts w:ascii="宋体" w:hAnsi="宋体" w:eastAsia="宋体"/>
                 <w:b/>
+                <w:color w:val="000000"/>
                 <w:sz w:val="21"/>
               </w:rPr>
               <w:t xml:space="preserve">关注点</w:t>
@@ -1073,6 +1136,7 @@
               <w:rPr>
                 <w:rFonts w:ascii="宋体" w:hAnsi="宋体" w:eastAsia="宋体"/>
                 <w:b/>
+                <w:color w:val="000000"/>
                 <w:sz w:val="21"/>
               </w:rPr>
               <w:t xml:space="preserve">对应模块</w:t>
@@ -1091,6 +1155,7 @@
             <w:r>
               <w:rPr>
                 <w:rFonts w:ascii="宋体" w:hAnsi="宋体" w:eastAsia="宋体"/>
+                <w:color w:val="000000"/>
                 <w:sz w:val="21"/>
               </w:rPr>
               <w:t xml:space="preserve">用例图</w:t>
@@ -1107,6 +1172,7 @@
             <w:r>
               <w:rPr>
                 <w:rFonts w:ascii="宋体" w:hAnsi="宋体" w:eastAsia="宋体"/>
+                <w:color w:val="000000"/>
                 <w:sz w:val="21"/>
               </w:rPr>
               <w:t xml:space="preserve">使用者如何完成数据导入、特征分析、模型训练、论文复现和结果查看</w:t>
@@ -1124,6 +1190,7 @@
               <w:rPr>
                 <w:rStyle w:val="VerbatimChar"/>
                 <w:rFonts w:ascii="宋体" w:hAnsi="宋体" w:eastAsia="宋体"/>
+                <w:color w:val="000000"/>
                 <w:sz w:val="21"/>
               </w:rPr>
               <w:t xml:space="preserve">dataset</w:t>
@@ -1131,6 +1198,7 @@
             <w:r>
               <w:rPr>
                 <w:rFonts w:ascii="宋体" w:hAnsi="宋体" w:eastAsia="宋体"/>
+                <w:color w:val="000000"/>
                 <w:sz w:val="21"/>
               </w:rPr>
               <w:t xml:space="preserve">、</w:t>
@@ -1139,6 +1207,7 @@
               <w:rPr>
                 <w:rStyle w:val="VerbatimChar"/>
                 <w:rFonts w:ascii="宋体" w:hAnsi="宋体" w:eastAsia="宋体"/>
+                <w:color w:val="000000"/>
                 <w:sz w:val="21"/>
               </w:rPr>
               <w:t xml:space="preserve">feature</w:t>
@@ -1146,6 +1215,7 @@
             <w:r>
               <w:rPr>
                 <w:rFonts w:ascii="宋体" w:hAnsi="宋体" w:eastAsia="宋体"/>
+                <w:color w:val="000000"/>
                 <w:sz w:val="21"/>
               </w:rPr>
               <w:t xml:space="preserve">、</w:t>
@@ -1154,6 +1224,7 @@
               <w:rPr>
                 <w:rStyle w:val="VerbatimChar"/>
                 <w:rFonts w:ascii="宋体" w:hAnsi="宋体" w:eastAsia="宋体"/>
+                <w:color w:val="000000"/>
                 <w:sz w:val="21"/>
               </w:rPr>
               <w:t xml:space="preserve">training</w:t>
@@ -1161,6 +1232,7 @@
             <w:r>
               <w:rPr>
                 <w:rFonts w:ascii="宋体" w:hAnsi="宋体" w:eastAsia="宋体"/>
+                <w:color w:val="000000"/>
                 <w:sz w:val="21"/>
               </w:rPr>
               <w:t xml:space="preserve">、</w:t>
@@ -1169,6 +1241,7 @@
               <w:rPr>
                 <w:rStyle w:val="VerbatimChar"/>
                 <w:rFonts w:ascii="宋体" w:hAnsi="宋体" w:eastAsia="宋体"/>
+                <w:color w:val="000000"/>
                 <w:sz w:val="21"/>
               </w:rPr>
               <w:t xml:space="preserve">evaluation</w:t>
@@ -1176,6 +1249,7 @@
             <w:r>
               <w:rPr>
                 <w:rFonts w:ascii="宋体" w:hAnsi="宋体" w:eastAsia="宋体"/>
+                <w:color w:val="000000"/>
                 <w:sz w:val="21"/>
               </w:rPr>
               <w:t xml:space="preserve">、</w:t>
@@ -1184,6 +1258,7 @@
               <w:rPr>
                 <w:rStyle w:val="VerbatimChar"/>
                 <w:rFonts w:ascii="宋体" w:hAnsi="宋体" w:eastAsia="宋体"/>
+                <w:color w:val="000000"/>
                 <w:sz w:val="21"/>
               </w:rPr>
               <w:t xml:space="preserve">examples</w:t>
@@ -1202,6 +1277,7 @@
             <w:r>
               <w:rPr>
                 <w:rFonts w:ascii="宋体" w:hAnsi="宋体" w:eastAsia="宋体"/>
+                <w:color w:val="000000"/>
                 <w:sz w:val="21"/>
               </w:rPr>
               <w:t xml:space="preserve">类图</w:t>
@@ -1218,6 +1294,7 @@
             <w:r>
               <w:rPr>
                 <w:rFonts w:ascii="宋体" w:hAnsi="宋体" w:eastAsia="宋体"/>
+                <w:color w:val="000000"/>
                 <w:sz w:val="21"/>
               </w:rPr>
               <w:t xml:space="preserve">数据实体、loader、特征提取、标签构造、模型、训练器、评估器之间的静态关系</w:t>
@@ -1235,6 +1312,7 @@
               <w:rPr>
                 <w:rStyle w:val="VerbatimChar"/>
                 <w:rFonts w:ascii="宋体" w:hAnsi="宋体" w:eastAsia="宋体"/>
+                <w:color w:val="000000"/>
                 <w:sz w:val="21"/>
               </w:rPr>
               <w:t xml:space="preserve">src/USTC/SSE/BearingPrediction</w:t>
@@ -1253,6 +1331,7 @@
             <w:r>
               <w:rPr>
                 <w:rFonts w:ascii="宋体" w:hAnsi="宋体" w:eastAsia="宋体"/>
+                <w:color w:val="000000"/>
                 <w:sz w:val="21"/>
               </w:rPr>
               <w:t xml:space="preserve">顺序图</w:t>
@@ -1269,6 +1348,7 @@
             <w:r>
               <w:rPr>
                 <w:rFonts w:ascii="宋体" w:hAnsi="宋体" w:eastAsia="宋体"/>
+                <w:color w:val="000000"/>
                 <w:sz w:val="21"/>
               </w:rPr>
               <w:t xml:space="preserve">一次 RUL 训练和评估请求的调用顺序</w:t>
@@ -1285,6 +1365,7 @@
             <w:r>
               <w:rPr>
                 <w:rFonts w:ascii="宋体" w:hAnsi="宋体" w:eastAsia="宋体"/>
+                <w:color w:val="000000"/>
                 <w:sz w:val="21"/>
               </w:rPr>
               <w:t xml:space="preserve">loader -&gt; labeler -&gt; trainer -&gt; tester -&gt; evaluator</w:t>
@@ -1303,6 +1384,7 @@
             <w:r>
               <w:rPr>
                 <w:rFonts w:ascii="宋体" w:hAnsi="宋体" w:eastAsia="宋体"/>
+                <w:color w:val="000000"/>
                 <w:sz w:val="21"/>
               </w:rPr>
               <w:t xml:space="preserve">组件图</w:t>
@@ -1319,6 +1401,7 @@
             <w:r>
               <w:rPr>
                 <w:rFonts w:ascii="宋体" w:hAnsi="宋体" w:eastAsia="宋体"/>
+                <w:color w:val="000000"/>
                 <w:sz w:val="21"/>
               </w:rPr>
               <w:t xml:space="preserve">工程包、notebook、文档和输出目录的边界</w:t>
@@ -1336,6 +1419,7 @@
               <w:rPr>
                 <w:rStyle w:val="VerbatimChar"/>
                 <w:rFonts w:ascii="宋体" w:hAnsi="宋体" w:eastAsia="宋体"/>
+                <w:color w:val="000000"/>
                 <w:sz w:val="21"/>
               </w:rPr>
               <w:t xml:space="preserve">src</w:t>
@@ -1343,6 +1427,7 @@
             <w:r>
               <w:rPr>
                 <w:rFonts w:ascii="宋体" w:hAnsi="宋体" w:eastAsia="宋体"/>
+                <w:color w:val="000000"/>
                 <w:sz w:val="21"/>
               </w:rPr>
               <w:t xml:space="preserve">、</w:t>
@@ -1351,6 +1436,7 @@
               <w:rPr>
                 <w:rStyle w:val="VerbatimChar"/>
                 <w:rFonts w:ascii="宋体" w:hAnsi="宋体" w:eastAsia="宋体"/>
+                <w:color w:val="000000"/>
                 <w:sz w:val="21"/>
               </w:rPr>
               <w:t xml:space="preserve">examples</w:t>
@@ -1358,6 +1444,7 @@
             <w:r>
               <w:rPr>
                 <w:rFonts w:ascii="宋体" w:hAnsi="宋体" w:eastAsia="宋体"/>
+                <w:color w:val="000000"/>
                 <w:sz w:val="21"/>
               </w:rPr>
               <w:t xml:space="preserve">、</w:t>
@@ -1366,6 +1453,7 @@
               <w:rPr>
                 <w:rStyle w:val="VerbatimChar"/>
                 <w:rFonts w:ascii="宋体" w:hAnsi="宋体" w:eastAsia="宋体"/>
+                <w:color w:val="000000"/>
                 <w:sz w:val="21"/>
               </w:rPr>
               <w:t xml:space="preserve">tests</w:t>
@@ -1373,6 +1461,7 @@
             <w:r>
               <w:rPr>
                 <w:rFonts w:ascii="宋体" w:hAnsi="宋体" w:eastAsia="宋体"/>
+                <w:color w:val="000000"/>
                 <w:sz w:val="21"/>
               </w:rPr>
               <w:t xml:space="preserve">、</w:t>
@@ -1381,6 +1470,7 @@
               <w:rPr>
                 <w:rStyle w:val="VerbatimChar"/>
                 <w:rFonts w:ascii="宋体" w:hAnsi="宋体" w:eastAsia="宋体"/>
+                <w:color w:val="000000"/>
                 <w:sz w:val="21"/>
               </w:rPr>
               <w:t xml:space="preserve">docx</w:t>
@@ -1388,6 +1478,7 @@
             <w:r>
               <w:rPr>
                 <w:rFonts w:ascii="宋体" w:hAnsi="宋体" w:eastAsia="宋体"/>
+                <w:color w:val="000000"/>
                 <w:sz w:val="21"/>
               </w:rPr>
               <w:t xml:space="preserve">、</w:t>
@@ -1396,6 +1487,7 @@
               <w:rPr>
                 <w:rStyle w:val="VerbatimChar"/>
                 <w:rFonts w:ascii="宋体" w:hAnsi="宋体" w:eastAsia="宋体"/>
+                <w:color w:val="000000"/>
                 <w:sz w:val="21"/>
               </w:rPr>
               <w:t xml:space="preserve">outputs</w:t>
@@ -1414,6 +1506,7 @@
             <w:r>
               <w:rPr>
                 <w:rFonts w:ascii="宋体" w:hAnsi="宋体" w:eastAsia="宋体"/>
+                <w:color w:val="000000"/>
                 <w:sz w:val="21"/>
               </w:rPr>
               <w:t xml:space="preserve">部署图</w:t>
@@ -1430,6 +1523,7 @@
             <w:r>
               <w:rPr>
                 <w:rFonts w:ascii="宋体" w:hAnsi="宋体" w:eastAsia="宋体"/>
+                <w:color w:val="000000"/>
                 <w:sz w:val="21"/>
               </w:rPr>
               <w:t xml:space="preserve">本地课程环境下的运行和数据存放方式</w:t>
@@ -1446,6 +1540,7 @@
             <w:r>
               <w:rPr>
                 <w:rFonts w:ascii="宋体" w:hAnsi="宋体" w:eastAsia="宋体"/>
+                <w:color w:val="000000"/>
                 <w:sz w:val="21"/>
               </w:rPr>
               <w:t xml:space="preserve">Python 3.11、uv、本地数据目录、实验输出目录</w:t>
@@ -1463,6 +1558,7 @@
       <w:r>
         <w:rPr>
           <w:rFonts w:ascii="宋体" w:hAnsi="宋体" w:eastAsia="宋体"/>
+          <w:color w:val="000000"/>
         </w:rPr>
         <w:t xml:space="preserve">3. 用例图</w:t>
       </w:r>
@@ -1474,6 +1570,7 @@
       <w:r>
         <w:rPr>
           <w:rFonts w:ascii="宋体" w:hAnsi="宋体" w:eastAsia="宋体"/>
+          <w:color w:val="000000"/>
         </w:rPr>
         <w:drawing>
           <wp:inline>
@@ -1524,6 +1621,7 @@
       <w:r>
         <w:rPr>
           <w:rFonts w:ascii="宋体" w:hAnsi="宋体" w:eastAsia="宋体"/>
+          <w:color w:val="000000"/>
         </w:rPr>
         <w:t xml:space="preserve">UML 用例图</w:t>
       </w:r>
@@ -1537,6 +1635,7 @@
       <w:r>
         <w:rPr>
           <w:rFonts w:ascii="宋体" w:hAnsi="宋体" w:eastAsia="宋体"/>
+          <w:color w:val="000000"/>
         </w:rPr>
         <w:t xml:space="preserve">用例说明：</w:t>
       </w:r>
@@ -1554,6 +1653,7 @@
       <w:r>
         <w:rPr>
           <w:rFonts w:ascii="宋体" w:hAnsi="宋体" w:eastAsia="宋体"/>
+          <w:color w:val="000000"/>
         </w:rPr>
         <w:t xml:space="preserve">实验使用者主要关注从数据到训练再到结果解释的完整链路。</w:t>
       </w:r>
@@ -1571,6 +1671,7 @@
       <w:r>
         <w:rPr>
           <w:rFonts w:ascii="宋体" w:hAnsi="宋体" w:eastAsia="宋体"/>
+          <w:color w:val="000000"/>
         </w:rPr>
         <w:t xml:space="preserve">课程评审人员主要关注系统是否可运行、结果是否可解释、文档是否规范。</w:t>
       </w:r>
@@ -1588,6 +1689,7 @@
       <w:r>
         <w:rPr>
           <w:rFonts w:ascii="宋体" w:hAnsi="宋体" w:eastAsia="宋体"/>
+          <w:color w:val="000000"/>
         </w:rPr>
         <w:t xml:space="preserve">项目维护者主要关注测试、导出脚本和后续扩展。</w:t>
       </w:r>
@@ -1601,6 +1703,7 @@
       <w:r>
         <w:rPr>
           <w:rFonts w:ascii="宋体" w:hAnsi="宋体" w:eastAsia="宋体"/>
+          <w:color w:val="000000"/>
         </w:rPr>
         <w:t xml:space="preserve">4. 核心类图</w:t>
       </w:r>
@@ -1612,6 +1715,7 @@
       <w:r>
         <w:rPr>
           <w:rFonts w:ascii="宋体" w:hAnsi="宋体" w:eastAsia="宋体"/>
+          <w:color w:val="000000"/>
         </w:rPr>
         <w:drawing>
           <wp:inline>
@@ -1662,6 +1766,7 @@
       <w:r>
         <w:rPr>
           <w:rFonts w:ascii="宋体" w:hAnsi="宋体" w:eastAsia="宋体"/>
+          <w:color w:val="000000"/>
         </w:rPr>
         <w:t xml:space="preserve">UML 核心类图</w:t>
       </w:r>
@@ -1675,6 +1780,7 @@
       <w:r>
         <w:rPr>
           <w:rFonts w:ascii="宋体" w:hAnsi="宋体" w:eastAsia="宋体"/>
+          <w:color w:val="000000"/>
         </w:rPr>
         <w:t xml:space="preserve">类图说明：</w:t>
       </w:r>
@@ -1693,24 +1799,28 @@
         <w:rPr>
           <w:rStyle w:val="VerbatimChar"/>
           <w:rFonts w:ascii="宋体" w:hAnsi="宋体" w:eastAsia="宋体"/>
+          <w:color w:val="000000"/>
         </w:rPr>
         <w:t xml:space="preserve">XJTULoader</w:t>
       </w:r>
       <w:r>
         <w:rPr>
           <w:rFonts w:ascii="宋体" w:hAnsi="宋体" w:eastAsia="宋体"/>
+          <w:color w:val="000000"/>
         </w:rPr>
         <w:t xml:space="preserve"> </w:t>
       </w:r>
       <w:r>
         <w:rPr>
           <w:rFonts w:ascii="宋体" w:hAnsi="宋体" w:eastAsia="宋体"/>
+          <w:color w:val="000000"/>
         </w:rPr>
         <w:t xml:space="preserve">和</w:t>
       </w:r>
       <w:r>
         <w:rPr>
           <w:rFonts w:ascii="宋体" w:hAnsi="宋体" w:eastAsia="宋体"/>
+          <w:color w:val="000000"/>
         </w:rPr>
         <w:t xml:space="preserve"> </w:t>
       </w:r>
@@ -1718,18 +1828,21 @@
         <w:rPr>
           <w:rStyle w:val="VerbatimChar"/>
           <w:rFonts w:ascii="宋体" w:hAnsi="宋体" w:eastAsia="宋体"/>
+          <w:color w:val="000000"/>
         </w:rPr>
         <w:t xml:space="preserve">PHM2012Loader</w:t>
       </w:r>
       <w:r>
         <w:rPr>
           <w:rFonts w:ascii="宋体" w:hAnsi="宋体" w:eastAsia="宋体"/>
+          <w:color w:val="000000"/>
         </w:rPr>
         <w:t xml:space="preserve"> </w:t>
       </w:r>
       <w:r>
         <w:rPr>
           <w:rFonts w:ascii="宋体" w:hAnsi="宋体" w:eastAsia="宋体"/>
+          <w:color w:val="000000"/>
         </w:rPr>
         <w:t xml:space="preserve">只负责数据读取和元数据组织，不参与模型训练。</w:t>
       </w:r>
@@ -1748,18 +1861,21 @@
         <w:rPr>
           <w:rStyle w:val="VerbatimChar"/>
           <w:rFonts w:ascii="宋体" w:hAnsi="宋体" w:eastAsia="宋体"/>
+          <w:color w:val="000000"/>
         </w:rPr>
         <w:t xml:space="preserve">FeatureExtractor</w:t>
       </w:r>
       <w:r>
         <w:rPr>
           <w:rFonts w:ascii="宋体" w:hAnsi="宋体" w:eastAsia="宋体"/>
+          <w:color w:val="000000"/>
         </w:rPr>
         <w:t xml:space="preserve"> </w:t>
       </w:r>
       <w:r>
         <w:rPr>
           <w:rFonts w:ascii="宋体" w:hAnsi="宋体" w:eastAsia="宋体"/>
+          <w:color w:val="000000"/>
         </w:rPr>
         <w:t xml:space="preserve">将原始振动快照转换为可解释特征，便于跨数据集复用。</w:t>
       </w:r>
@@ -1778,18 +1894,21 @@
         <w:rPr>
           <w:rStyle w:val="VerbatimChar"/>
           <w:rFonts w:ascii="宋体" w:hAnsi="宋体" w:eastAsia="宋体"/>
+          <w:color w:val="000000"/>
         </w:rPr>
         <w:t xml:space="preserve">FeatureSequenceRulLabeler</w:t>
       </w:r>
       <w:r>
         <w:rPr>
           <w:rFonts w:ascii="宋体" w:hAnsi="宋体" w:eastAsia="宋体"/>
+          <w:color w:val="000000"/>
         </w:rPr>
         <w:t xml:space="preserve"> </w:t>
       </w:r>
       <w:r>
         <w:rPr>
           <w:rFonts w:ascii="宋体" w:hAnsi="宋体" w:eastAsia="宋体"/>
+          <w:color w:val="000000"/>
         </w:rPr>
         <w:t xml:space="preserve">负责将连续特征组织成序列，并生成 RUL 目标。</w:t>
       </w:r>
@@ -1807,6 +1926,7 @@
       <w:r>
         <w:rPr>
           <w:rFonts w:ascii="宋体" w:hAnsi="宋体" w:eastAsia="宋体"/>
+          <w:color w:val="000000"/>
         </w:rPr>
         <w:t xml:space="preserve">模型类只处理张量输入输出，训练、测试和指标计算由独立组件负责。</w:t>
       </w:r>
@@ -1820,6 +1940,7 @@
       <w:r>
         <w:rPr>
           <w:rFonts w:ascii="宋体" w:hAnsi="宋体" w:eastAsia="宋体"/>
+          <w:color w:val="000000"/>
         </w:rPr>
         <w:t xml:space="preserve">5. RUL 训练顺序图</w:t>
       </w:r>
@@ -1831,6 +1952,7 @@
       <w:r>
         <w:rPr>
           <w:rFonts w:ascii="宋体" w:hAnsi="宋体" w:eastAsia="宋体"/>
+          <w:color w:val="000000"/>
         </w:rPr>
         <w:drawing>
           <wp:inline>
@@ -1881,6 +2003,7 @@
       <w:r>
         <w:rPr>
           <w:rFonts w:ascii="宋体" w:hAnsi="宋体" w:eastAsia="宋体"/>
+          <w:color w:val="000000"/>
         </w:rPr>
         <w:t xml:space="preserve">UML 顺序图</w:t>
       </w:r>
@@ -1894,6 +2017,7 @@
       <w:r>
         <w:rPr>
           <w:rFonts w:ascii="宋体" w:hAnsi="宋体" w:eastAsia="宋体"/>
+          <w:color w:val="000000"/>
         </w:rPr>
         <w:t xml:space="preserve">顺序图说明：</w:t>
       </w:r>
@@ -1911,6 +2035,7 @@
       <w:r>
         <w:rPr>
           <w:rFonts w:ascii="宋体" w:hAnsi="宋体" w:eastAsia="宋体"/>
+          <w:color w:val="000000"/>
         </w:rPr>
         <w:t xml:space="preserve">Notebook 或 API 只是入口，核心计算由包内模块完成。</w:t>
       </w:r>
@@ -1928,12 +2053,14 @@
       <w:r>
         <w:rPr>
           <w:rFonts w:ascii="宋体" w:hAnsi="宋体" w:eastAsia="宋体"/>
+          <w:color w:val="000000"/>
         </w:rPr>
         <w:t xml:space="preserve">训练过程必须输出</w:t>
       </w:r>
       <w:r>
         <w:rPr>
           <w:rFonts w:ascii="宋体" w:hAnsi="宋体" w:eastAsia="宋体"/>
+          <w:color w:val="000000"/>
         </w:rPr>
         <w:t xml:space="preserve"> </w:t>
       </w:r>
@@ -1941,12 +2068,14 @@
         <w:rPr>
           <w:rStyle w:val="VerbatimChar"/>
           <w:rFonts w:ascii="宋体" w:hAnsi="宋体" w:eastAsia="宋体"/>
+          <w:color w:val="000000"/>
         </w:rPr>
         <w:t xml:space="preserve">history.csv</w:t>
       </w:r>
       <w:r>
         <w:rPr>
           <w:rFonts w:ascii="宋体" w:hAnsi="宋体" w:eastAsia="宋体"/>
+          <w:color w:val="000000"/>
         </w:rPr>
         <w:t xml:space="preserve">，用于证明 epoch 循环真实执行。</w:t>
       </w:r>
@@ -1964,6 +2093,7 @@
       <w:r>
         <w:rPr>
           <w:rFonts w:ascii="宋体" w:hAnsi="宋体" w:eastAsia="宋体"/>
+          <w:color w:val="000000"/>
         </w:rPr>
         <w:t xml:space="preserve">预测结果与指标分开保存，便于后续画图、复现实验和课程检查。</w:t>
       </w:r>
@@ -1977,6 +2107,7 @@
       <w:r>
         <w:rPr>
           <w:rFonts w:ascii="宋体" w:hAnsi="宋体" w:eastAsia="宋体"/>
+          <w:color w:val="000000"/>
         </w:rPr>
         <w:t xml:space="preserve">6. 组件图</w:t>
       </w:r>
@@ -1988,6 +2119,7 @@
       <w:r>
         <w:rPr>
           <w:rFonts w:ascii="宋体" w:hAnsi="宋体" w:eastAsia="宋体"/>
+          <w:color w:val="000000"/>
         </w:rPr>
         <w:drawing>
           <wp:inline>
@@ -2038,6 +2170,7 @@
       <w:r>
         <w:rPr>
           <w:rFonts w:ascii="宋体" w:hAnsi="宋体" w:eastAsia="宋体"/>
+          <w:color w:val="000000"/>
         </w:rPr>
         <w:t xml:space="preserve">UML 组件图</w:t>
       </w:r>
@@ -2051,6 +2184,7 @@
       <w:r>
         <w:rPr>
           <w:rFonts w:ascii="宋体" w:hAnsi="宋体" w:eastAsia="宋体"/>
+          <w:color w:val="000000"/>
         </w:rPr>
         <w:t xml:space="preserve">组件图说明：</w:t>
       </w:r>
@@ -2069,18 +2203,21 @@
         <w:rPr>
           <w:rStyle w:val="VerbatimChar"/>
           <w:rFonts w:ascii="宋体" w:hAnsi="宋体" w:eastAsia="宋体"/>
+          <w:color w:val="000000"/>
         </w:rPr>
         <w:t xml:space="preserve">src</w:t>
       </w:r>
       <w:r>
         <w:rPr>
           <w:rFonts w:ascii="宋体" w:hAnsi="宋体" w:eastAsia="宋体"/>
+          <w:color w:val="000000"/>
         </w:rPr>
         <w:t xml:space="preserve"> </w:t>
       </w:r>
       <w:r>
         <w:rPr>
           <w:rFonts w:ascii="宋体" w:hAnsi="宋体" w:eastAsia="宋体"/>
+          <w:color w:val="000000"/>
         </w:rPr>
         <w:t xml:space="preserve">是核心工程包，承担可复用逻辑。</w:t>
       </w:r>
@@ -2099,18 +2236,21 @@
         <w:rPr>
           <w:rStyle w:val="VerbatimChar"/>
           <w:rFonts w:ascii="宋体" w:hAnsi="宋体" w:eastAsia="宋体"/>
+          <w:color w:val="000000"/>
         </w:rPr>
         <w:t xml:space="preserve">examples</w:t>
       </w:r>
       <w:r>
         <w:rPr>
           <w:rFonts w:ascii="宋体" w:hAnsi="宋体" w:eastAsia="宋体"/>
+          <w:color w:val="000000"/>
         </w:rPr>
         <w:t xml:space="preserve"> </w:t>
       </w:r>
       <w:r>
         <w:rPr>
           <w:rFonts w:ascii="宋体" w:hAnsi="宋体" w:eastAsia="宋体"/>
+          <w:color w:val="000000"/>
         </w:rPr>
         <w:t xml:space="preserve">是可执行示例和论文复现实验入口，不应包含大量业务逻辑。</w:t>
       </w:r>
@@ -2129,18 +2269,21 @@
         <w:rPr>
           <w:rStyle w:val="VerbatimChar"/>
           <w:rFonts w:ascii="宋体" w:hAnsi="宋体" w:eastAsia="宋体"/>
+          <w:color w:val="000000"/>
         </w:rPr>
         <w:t xml:space="preserve">tests</w:t>
       </w:r>
       <w:r>
         <w:rPr>
           <w:rFonts w:ascii="宋体" w:hAnsi="宋体" w:eastAsia="宋体"/>
+          <w:color w:val="000000"/>
         </w:rPr>
         <w:t xml:space="preserve"> </w:t>
       </w:r>
       <w:r>
         <w:rPr>
           <w:rFonts w:ascii="宋体" w:hAnsi="宋体" w:eastAsia="宋体"/>
+          <w:color w:val="000000"/>
         </w:rPr>
         <w:t xml:space="preserve">对核心链路做自动化验证。</w:t>
       </w:r>
@@ -2159,24 +2302,28 @@
         <w:rPr>
           <w:rStyle w:val="VerbatimChar"/>
           <w:rFonts w:ascii="宋体" w:hAnsi="宋体" w:eastAsia="宋体"/>
+          <w:color w:val="000000"/>
         </w:rPr>
         <w:t xml:space="preserve">docx</w:t>
       </w:r>
       <w:r>
         <w:rPr>
           <w:rFonts w:ascii="宋体" w:hAnsi="宋体" w:eastAsia="宋体"/>
+          <w:color w:val="000000"/>
         </w:rPr>
         <w:t xml:space="preserve"> </w:t>
       </w:r>
       <w:r>
         <w:rPr>
           <w:rFonts w:ascii="宋体" w:hAnsi="宋体" w:eastAsia="宋体"/>
+          <w:color w:val="000000"/>
         </w:rPr>
         <w:t xml:space="preserve">和</w:t>
       </w:r>
       <w:r>
         <w:rPr>
           <w:rFonts w:ascii="宋体" w:hAnsi="宋体" w:eastAsia="宋体"/>
+          <w:color w:val="000000"/>
         </w:rPr>
         <w:t xml:space="preserve"> </w:t>
       </w:r>
@@ -2184,18 +2331,21 @@
         <w:rPr>
           <w:rStyle w:val="VerbatimChar"/>
           <w:rFonts w:ascii="宋体" w:hAnsi="宋体" w:eastAsia="宋体"/>
+          <w:color w:val="000000"/>
         </w:rPr>
         <w:t xml:space="preserve">docs</w:t>
       </w:r>
       <w:r>
         <w:rPr>
           <w:rFonts w:ascii="宋体" w:hAnsi="宋体" w:eastAsia="宋体"/>
+          <w:color w:val="000000"/>
         </w:rPr>
         <w:t xml:space="preserve"> </w:t>
       </w:r>
       <w:r>
         <w:rPr>
           <w:rFonts w:ascii="宋体" w:hAnsi="宋体" w:eastAsia="宋体"/>
+          <w:color w:val="000000"/>
         </w:rPr>
         <w:t xml:space="preserve">负责课程交付和用户说明，文档结论应能追溯到示例、测试和输出文件。</w:t>
       </w:r>
@@ -2209,6 +2359,7 @@
       <w:r>
         <w:rPr>
           <w:rFonts w:ascii="宋体" w:hAnsi="宋体" w:eastAsia="宋体"/>
+          <w:color w:val="000000"/>
         </w:rPr>
         <w:t xml:space="preserve">7. 部署图</w:t>
       </w:r>
@@ -2220,6 +2371,7 @@
       <w:r>
         <w:rPr>
           <w:rFonts w:ascii="宋体" w:hAnsi="宋体" w:eastAsia="宋体"/>
+          <w:color w:val="000000"/>
         </w:rPr>
         <w:drawing>
           <wp:inline>
@@ -2270,6 +2422,7 @@
       <w:r>
         <w:rPr>
           <w:rFonts w:ascii="宋体" w:hAnsi="宋体" w:eastAsia="宋体"/>
+          <w:color w:val="000000"/>
         </w:rPr>
         <w:t xml:space="preserve">UML 部署图</w:t>
       </w:r>
@@ -2283,6 +2436,7 @@
       <w:r>
         <w:rPr>
           <w:rFonts w:ascii="宋体" w:hAnsi="宋体" w:eastAsia="宋体"/>
+          <w:color w:val="000000"/>
         </w:rPr>
         <w:t xml:space="preserve">部署说明：</w:t>
       </w:r>
@@ -2300,6 +2454,7 @@
       <w:r>
         <w:rPr>
           <w:rFonts w:ascii="宋体" w:hAnsi="宋体" w:eastAsia="宋体"/>
+          <w:color w:val="000000"/>
         </w:rPr>
         <w:t xml:space="preserve">项目以本地课程环境为主，不依赖远程工业采集系统。</w:t>
       </w:r>
@@ -2317,6 +2472,7 @@
       <w:r>
         <w:rPr>
           <w:rFonts w:ascii="宋体" w:hAnsi="宋体" w:eastAsia="宋体"/>
+          <w:color w:val="000000"/>
         </w:rPr>
         <w:t xml:space="preserve">原始真实数据和训练输出不提交到 Git 仓库，只保留目录约定和可复现说明。</w:t>
       </w:r>
@@ -2334,6 +2490,7 @@
       <w:r>
         <w:rPr>
           <w:rFonts w:ascii="宋体" w:hAnsi="宋体" w:eastAsia="宋体"/>
+          <w:color w:val="000000"/>
         </w:rPr>
         <w:t xml:space="preserve">课程文档由 Markdown 源文件导出 PDF 和 DOCX，便于审阅和回溯。</w:t>
       </w:r>
@@ -2347,6 +2504,7 @@
       <w:r>
         <w:rPr>
           <w:rFonts w:ascii="宋体" w:hAnsi="宋体" w:eastAsia="宋体"/>
+          <w:color w:val="000000"/>
         </w:rPr>
         <w:t xml:space="preserve">8. 设计一致性说明</w:t>
       </w:r>
@@ -2360,6 +2518,7 @@
       <w:r>
         <w:rPr>
           <w:rFonts w:ascii="宋体" w:hAnsi="宋体" w:eastAsia="宋体"/>
+          <w:color w:val="000000"/>
         </w:rPr>
         <w:t xml:space="preserve">UML 设计与当前工程实现的对应关系如下：</w:t>
       </w:r>
@@ -2398,6 +2557,7 @@
               <w:rPr>
                 <w:rFonts w:ascii="宋体" w:hAnsi="宋体" w:eastAsia="宋体"/>
                 <w:b/>
+                <w:color w:val="000000"/>
                 <w:sz w:val="21"/>
               </w:rPr>
               <w:t xml:space="preserve">UML 元素</w:t>
@@ -2418,6 +2578,7 @@
               <w:rPr>
                 <w:rFonts w:ascii="宋体" w:hAnsi="宋体" w:eastAsia="宋体"/>
                 <w:b/>
+                <w:color w:val="000000"/>
                 <w:sz w:val="21"/>
               </w:rPr>
               <w:t xml:space="preserve">工程对应</w:t>
@@ -2438,6 +2599,7 @@
               <w:rPr>
                 <w:rFonts w:ascii="宋体" w:hAnsi="宋体" w:eastAsia="宋体"/>
                 <w:b/>
+                <w:color w:val="000000"/>
                 <w:sz w:val="21"/>
               </w:rPr>
               <w:t xml:space="preserve">验证方式</w:t>
@@ -2456,6 +2618,7 @@
             <w:r>
               <w:rPr>
                 <w:rFonts w:ascii="宋体" w:hAnsi="宋体" w:eastAsia="宋体"/>
+                <w:color w:val="000000"/>
                 <w:sz w:val="21"/>
               </w:rPr>
               <w:t xml:space="preserve">数据 loader</w:t>
@@ -2473,6 +2636,7 @@
               <w:rPr>
                 <w:rStyle w:val="VerbatimChar"/>
                 <w:rFonts w:ascii="宋体" w:hAnsi="宋体" w:eastAsia="宋体"/>
+                <w:color w:val="000000"/>
                 <w:sz w:val="21"/>
               </w:rPr>
               <w:t xml:space="preserve">XJTULoader</w:t>
@@ -2480,6 +2644,7 @@
             <w:r>
               <w:rPr>
                 <w:rFonts w:ascii="宋体" w:hAnsi="宋体" w:eastAsia="宋体"/>
+                <w:color w:val="000000"/>
                 <w:sz w:val="21"/>
               </w:rPr>
               <w:t xml:space="preserve">、</w:t>
@@ -2488,6 +2653,7 @@
               <w:rPr>
                 <w:rStyle w:val="VerbatimChar"/>
                 <w:rFonts w:ascii="宋体" w:hAnsi="宋体" w:eastAsia="宋体"/>
+                <w:color w:val="000000"/>
                 <w:sz w:val="21"/>
               </w:rPr>
               <w:t xml:space="preserve">PHM2012Loader</w:t>
@@ -2504,6 +2670,7 @@
             <w:r>
               <w:rPr>
                 <w:rFonts w:ascii="宋体" w:hAnsi="宋体" w:eastAsia="宋体"/>
+                <w:color w:val="000000"/>
                 <w:sz w:val="21"/>
               </w:rPr>
               <w:t xml:space="preserve">数据加载测试和 loader overview notebook</w:t>
@@ -2522,6 +2689,7 @@
             <w:r>
               <w:rPr>
                 <w:rFonts w:ascii="宋体" w:hAnsi="宋体" w:eastAsia="宋体"/>
+                <w:color w:val="000000"/>
                 <w:sz w:val="21"/>
               </w:rPr>
               <w:t xml:space="preserve">特征与标签</w:t>
@@ -2538,6 +2706,7 @@
             <w:r>
               <w:rPr>
                 <w:rFonts w:ascii="宋体" w:hAnsi="宋体" w:eastAsia="宋体"/>
+                <w:color w:val="000000"/>
                 <w:sz w:val="21"/>
               </w:rPr>
               <w:t xml:space="preserve">时频域特征、</w:t>
@@ -2546,6 +2715,7 @@
               <w:rPr>
                 <w:rStyle w:val="VerbatimChar"/>
                 <w:rFonts w:ascii="宋体" w:hAnsi="宋体" w:eastAsia="宋体"/>
+                <w:color w:val="000000"/>
                 <w:sz w:val="21"/>
               </w:rPr>
               <w:t xml:space="preserve">FeatureSequenceRulLabeler</w:t>
@@ -2562,6 +2732,7 @@
             <w:r>
               <w:rPr>
                 <w:rFonts w:ascii="宋体" w:hAnsi="宋体" w:eastAsia="宋体"/>
+                <w:color w:val="000000"/>
                 <w:sz w:val="21"/>
               </w:rPr>
               <w:t xml:space="preserve">特征导出 notebook、论文复现 workflow</w:t>
@@ -2580,6 +2751,7 @@
             <w:r>
               <w:rPr>
                 <w:rFonts w:ascii="宋体" w:hAnsi="宋体" w:eastAsia="宋体"/>
+                <w:color w:val="000000"/>
                 <w:sz w:val="21"/>
               </w:rPr>
               <w:t xml:space="preserve">RUL 模型</w:t>
@@ -2596,6 +2768,7 @@
             <w:r>
               <w:rPr>
                 <w:rFonts w:ascii="宋体" w:hAnsi="宋体" w:eastAsia="宋体"/>
+                <w:color w:val="000000"/>
                 <w:sz w:val="21"/>
               </w:rPr>
               <w:t xml:space="preserve">CNN、RNN、CNN-LSTM-AM、XLSTM-Transformer</w:t>
@@ -2612,6 +2785,7 @@
             <w:r>
               <w:rPr>
                 <w:rFonts w:ascii="宋体" w:hAnsi="宋体" w:eastAsia="宋体"/>
+                <w:color w:val="000000"/>
                 <w:sz w:val="21"/>
               </w:rPr>
               <w:t xml:space="preserve">模型 forward 测试和真实训练记录</w:t>
@@ -2630,6 +2804,7 @@
             <w:r>
               <w:rPr>
                 <w:rFonts w:ascii="宋体" w:hAnsi="宋体" w:eastAsia="宋体"/>
+                <w:color w:val="000000"/>
                 <w:sz w:val="21"/>
               </w:rPr>
               <w:t xml:space="preserve">评价器</w:t>
@@ -2646,6 +2821,7 @@
             <w:r>
               <w:rPr>
                 <w:rFonts w:ascii="宋体" w:hAnsi="宋体" w:eastAsia="宋体"/>
+                <w:color w:val="000000"/>
                 <w:sz w:val="21"/>
               </w:rPr>
               <w:t xml:space="preserve">RMSE、R2、SMAPE、Huang Score、PHM/RUL 非对称惩罚 Score</w:t>
@@ -2662,6 +2838,7 @@
             <w:r>
               <w:rPr>
                 <w:rFonts w:ascii="宋体" w:hAnsi="宋体" w:eastAsia="宋体"/>
+                <w:color w:val="000000"/>
                 <w:sz w:val="21"/>
               </w:rPr>
               <w:t xml:space="preserve">RUL 指标单元测试</w:t>
@@ -2680,6 +2857,7 @@
             <w:r>
               <w:rPr>
                 <w:rFonts w:ascii="宋体" w:hAnsi="宋体" w:eastAsia="宋体"/>
+                <w:color w:val="000000"/>
                 <w:sz w:val="21"/>
               </w:rPr>
               <w:t xml:space="preserve">输出物</w:t>
@@ -2697,6 +2875,7 @@
               <w:rPr>
                 <w:rStyle w:val="VerbatimChar"/>
                 <w:rFonts w:ascii="宋体" w:hAnsi="宋体" w:eastAsia="宋体"/>
+                <w:color w:val="000000"/>
                 <w:sz w:val="21"/>
               </w:rPr>
               <w:t xml:space="preserve">history.csv</w:t>
@@ -2704,6 +2883,7 @@
             <w:r>
               <w:rPr>
                 <w:rFonts w:ascii="宋体" w:hAnsi="宋体" w:eastAsia="宋体"/>
+                <w:color w:val="000000"/>
                 <w:sz w:val="21"/>
               </w:rPr>
               <w:t xml:space="preserve">、</w:t>
@@ -2712,6 +2892,7 @@
               <w:rPr>
                 <w:rStyle w:val="VerbatimChar"/>
                 <w:rFonts w:ascii="宋体" w:hAnsi="宋体" w:eastAsia="宋体"/>
+                <w:color w:val="000000"/>
                 <w:sz w:val="21"/>
               </w:rPr>
               <w:t xml:space="preserve">metrics.json</w:t>
@@ -2719,6 +2900,7 @@
             <w:r>
               <w:rPr>
                 <w:rFonts w:ascii="宋体" w:hAnsi="宋体" w:eastAsia="宋体"/>
+                <w:color w:val="000000"/>
                 <w:sz w:val="21"/>
               </w:rPr>
               <w:t xml:space="preserve">、</w:t>
@@ -2727,6 +2909,7 @@
               <w:rPr>
                 <w:rStyle w:val="VerbatimChar"/>
                 <w:rFonts w:ascii="宋体" w:hAnsi="宋体" w:eastAsia="宋体"/>
+                <w:color w:val="000000"/>
                 <w:sz w:val="21"/>
               </w:rPr>
               <w:t xml:space="preserve">predictions.csv</w:t>
@@ -2734,6 +2917,7 @@
             <w:r>
               <w:rPr>
                 <w:rFonts w:ascii="宋体" w:hAnsi="宋体" w:eastAsia="宋体"/>
+                <w:color w:val="000000"/>
                 <w:sz w:val="21"/>
               </w:rPr>
               <w:t xml:space="preserve">、</w:t>
@@ -2742,6 +2926,7 @@
               <w:rPr>
                 <w:rStyle w:val="VerbatimChar"/>
                 <w:rFonts w:ascii="宋体" w:hAnsi="宋体" w:eastAsia="宋体"/>
+                <w:color w:val="000000"/>
                 <w:sz w:val="21"/>
               </w:rPr>
               <w:t xml:space="preserve">comparison_metrics.csv</w:t>
@@ -2758,6 +2943,7 @@
             <w:r>
               <w:rPr>
                 <w:rFonts w:ascii="宋体" w:hAnsi="宋体" w:eastAsia="宋体"/>
+                <w:color w:val="000000"/>
                 <w:sz w:val="21"/>
               </w:rPr>
               <w:t xml:space="preserve">集成测试和确认测试报告</w:t>
@@ -2775,6 +2961,7 @@
       <w:r>
         <w:rPr>
           <w:rFonts w:ascii="宋体" w:hAnsi="宋体" w:eastAsia="宋体"/>
+          <w:color w:val="000000"/>
         </w:rPr>
         <w:t xml:space="preserve">9. 结论</w:t>
       </w:r>
@@ -2788,6 +2975,7 @@
       <w:r>
         <w:rPr>
           <w:rFonts w:ascii="宋体" w:hAnsi="宋体" w:eastAsia="宋体"/>
+          <w:color w:val="000000"/>
         </w:rPr>
         <w:t xml:space="preserve">本文档从用例、类关系、调用顺序、组件边界和部署方式五个角度说明了系统设计。整体设计以 RUL 预测主线为中心，将数据集差异收敛到 loader，将特征和标签构造独立成层，将训练、测试、评价和展示解耦，能够支撑课程要求的实现、测试、复现和文档交付。</w:t>
       </w:r>
@@ -3196,6 +3384,7 @@
     <w:qFormat/>
     <w:rPr>
       <w:rFonts w:ascii="宋体" w:hAnsi="宋体" w:eastAsia="宋体"/>
+      <w:color w:val="000000"/>
       <w:sz w:val="21"/>
     </w:rPr>
   </w:style>
@@ -3209,6 +3398,7 @@
     <w:qFormat/>
     <w:rPr>
       <w:rFonts w:ascii="宋体" w:hAnsi="宋体" w:eastAsia="宋体"/>
+      <w:color w:val="000000"/>
       <w:sz w:val="21"/>
     </w:rPr>
   </w:style>
@@ -3219,6 +3409,7 @@
     <w:qFormat/>
     <w:rPr>
       <w:rFonts w:ascii="宋体" w:hAnsi="宋体" w:eastAsia="宋体"/>
+      <w:color w:val="000000"/>
       <w:sz w:val="21"/>
     </w:rPr>
   </w:style>
@@ -3231,6 +3422,7 @@
     </w:pPr>
     <w:rPr>
       <w:rFonts w:ascii="宋体" w:hAnsi="宋体" w:eastAsia="宋体"/>
+      <w:color w:val="000000"/>
       <w:sz w:val="21"/>
     </w:rPr>
   </w:style>
@@ -3249,7 +3441,7 @@
       <w:rFonts w:asciiTheme="majorHAnsi" w:cstheme="majorBidi" w:eastAsiaTheme="majorEastAsia" w:hAnsiTheme="majorHAnsi" w:ascii="黑体" w:hAnsi="黑体" w:eastAsia="黑体"/>
       <w:b/>
       <w:bCs/>
-      <w:color w:themeColor="accent1" w:themeShade="B5" w:val="345A8A"/>
+      <w:color w:val="000000"/>
       <w:sz w:val="36"/>
       <w:szCs w:val="36"/>
     </w:rPr>
@@ -3266,6 +3458,7 @@
       <w:jc w:val="center"/>
     </w:pPr>
     <w:rPr>
+      <w:color w:val="000000"/>
       <w:sz w:val="30"/>
       <w:szCs w:val="30"/>
     </w:rPr>
@@ -3329,7 +3522,7 @@
       <w:rFonts w:asciiTheme="majorHAnsi" w:cstheme="majorBidi" w:eastAsiaTheme="majorEastAsia" w:hAnsiTheme="majorHAnsi" w:ascii="宋体" w:hAnsi="宋体" w:eastAsia="宋体"/>
       <w:b/>
       <w:bCs/>
-      <w:color w:themeColor="accent1" w:val="4F81BD"/>
+      <w:color w:val="000000"/>
       <w:sz w:val="48"/>
       <w:szCs w:val="32"/>
     </w:rPr>
@@ -3351,7 +3544,7 @@
       <w:rFonts w:asciiTheme="majorHAnsi" w:cstheme="majorBidi" w:eastAsiaTheme="majorEastAsia" w:hAnsiTheme="majorHAnsi" w:ascii="宋体" w:hAnsi="宋体" w:eastAsia="宋体"/>
       <w:b/>
       <w:bCs/>
-      <w:color w:themeColor="accent1" w:val="4F81BD"/>
+      <w:color w:val="000000"/>
       <w:sz w:val="36"/>
       <w:szCs w:val="28"/>
     </w:rPr>
@@ -3373,7 +3566,7 @@
       <w:rFonts w:asciiTheme="majorHAnsi" w:cstheme="majorBidi" w:eastAsiaTheme="majorEastAsia" w:hAnsiTheme="majorHAnsi" w:ascii="宋体" w:hAnsi="宋体" w:eastAsia="宋体"/>
       <w:b/>
       <w:bCs/>
-      <w:color w:themeColor="accent1" w:val="4F81BD"/>
+      <w:color w:val="000000"/>
       <w:sz w:val="27"/>
       <w:szCs w:val="24"/>
     </w:rPr>
@@ -3396,7 +3589,7 @@
       <w:i/>
       <w:b/>
       <w:bCs/>
-      <w:color w:themeColor="accent1" w:val="4F81BD"/>
+      <w:color w:val="000000"/>
       <w:sz w:val="24"/>
       <w:szCs w:val="24"/>
     </w:rPr>
@@ -3415,10 +3608,11 @@
       <w:outlineLvl w:val="4"/>
     </w:pPr>
     <w:rPr>
-      <w:rFonts w:asciiTheme="majorHAnsi" w:cstheme="majorBidi" w:eastAsiaTheme="majorEastAsia" w:hAnsiTheme="majorHAnsi"/>
+      <w:rFonts w:asciiTheme="majorHAnsi" w:cstheme="majorBidi" w:eastAsiaTheme="majorEastAsia" w:hAnsiTheme="majorHAnsi" w:ascii="宋体" w:hAnsi="宋体" w:eastAsia="宋体"/>
+      <w:b/>
       <w:iCs/>
-      <w:color w:themeColor="accent1" w:val="4F81BD"/>
-      <w:sz w:val="24"/>
+      <w:color w:val="000000"/>
+      <w:sz w:val="21"/>
       <w:szCs w:val="24"/>
     </w:rPr>
   </w:style>
@@ -3436,9 +3630,10 @@
       <w:outlineLvl w:val="5"/>
     </w:pPr>
     <w:rPr>
-      <w:rFonts w:asciiTheme="majorHAnsi" w:cstheme="majorBidi" w:eastAsiaTheme="majorEastAsia" w:hAnsiTheme="majorHAnsi"/>
-      <w:color w:themeColor="accent1" w:val="4F81BD"/>
-      <w:sz w:val="24"/>
+      <w:rFonts w:asciiTheme="majorHAnsi" w:cstheme="majorBidi" w:eastAsiaTheme="majorEastAsia" w:hAnsiTheme="majorHAnsi" w:ascii="宋体" w:hAnsi="宋体" w:eastAsia="宋体"/>
+      <w:b/>
+      <w:color w:val="000000"/>
+      <w:sz w:val="21"/>
       <w:szCs w:val="24"/>
     </w:rPr>
   </w:style>
@@ -3456,9 +3651,10 @@
       <w:outlineLvl w:val="6"/>
     </w:pPr>
     <w:rPr>
-      <w:rFonts w:asciiTheme="majorHAnsi" w:cstheme="majorBidi" w:eastAsiaTheme="majorEastAsia" w:hAnsiTheme="majorHAnsi"/>
-      <w:color w:themeColor="accent1" w:val="4F81BD"/>
-      <w:sz w:val="24"/>
+      <w:rFonts w:asciiTheme="majorHAnsi" w:cstheme="majorBidi" w:eastAsiaTheme="majorEastAsia" w:hAnsiTheme="majorHAnsi" w:ascii="宋体" w:hAnsi="宋体" w:eastAsia="宋体"/>
+      <w:b/>
+      <w:color w:val="000000"/>
+      <w:sz w:val="21"/>
       <w:szCs w:val="24"/>
     </w:rPr>
   </w:style>
@@ -3476,9 +3672,10 @@
       <w:outlineLvl w:val="7"/>
     </w:pPr>
     <w:rPr>
-      <w:rFonts w:asciiTheme="majorHAnsi" w:cstheme="majorBidi" w:eastAsiaTheme="majorEastAsia" w:hAnsiTheme="majorHAnsi"/>
-      <w:color w:themeColor="accent1" w:val="4F81BD"/>
-      <w:sz w:val="24"/>
+      <w:rFonts w:asciiTheme="majorHAnsi" w:cstheme="majorBidi" w:eastAsiaTheme="majorEastAsia" w:hAnsiTheme="majorHAnsi" w:ascii="宋体" w:hAnsi="宋体" w:eastAsia="宋体"/>
+      <w:b/>
+      <w:color w:val="000000"/>
+      <w:sz w:val="21"/>
       <w:szCs w:val="24"/>
     </w:rPr>
   </w:style>
@@ -3496,9 +3693,10 @@
       <w:outlineLvl w:val="8"/>
     </w:pPr>
     <w:rPr>
-      <w:rFonts w:asciiTheme="majorHAnsi" w:cstheme="majorBidi" w:eastAsiaTheme="majorEastAsia" w:hAnsiTheme="majorHAnsi"/>
-      <w:color w:themeColor="accent1" w:val="4F81BD"/>
-      <w:sz w:val="24"/>
+      <w:rFonts w:asciiTheme="majorHAnsi" w:cstheme="majorBidi" w:eastAsiaTheme="majorEastAsia" w:hAnsiTheme="majorHAnsi" w:ascii="宋体" w:hAnsi="宋体" w:eastAsia="宋体"/>
+      <w:b/>
+      <w:color w:val="000000"/>
+      <w:sz w:val="21"/>
       <w:szCs w:val="24"/>
     </w:rPr>
   </w:style>
@@ -3636,7 +3834,7 @@
     <w:name w:val="Hyperlink"/>
     <w:basedOn w:val="BodyTextChar"/>
     <w:rPr>
-      <w:color w:themeColor="accent1" w:val="4F81BD"/>
+      <w:color w:val="000000"/>
     </w:rPr>
   </w:style>
   <w:style w:styleId="TOCHeading" w:type="paragraph">
@@ -3654,7 +3852,7 @@
       <w:rFonts w:asciiTheme="majorHAnsi" w:cstheme="majorBidi" w:eastAsiaTheme="majorEastAsia" w:hAnsiTheme="majorHAnsi"/>
       <w:b w:val="0"/>
       <w:bCs w:val="0"/>
-      <w:color w:themeColor="accent1" w:themeShade="BF" w:val="365F91"/>
+      <w:color w:val="000000"/>
     </w:rPr>
   </w:style>
   <w:style w:type="paragraph" w:customStyle="1" w:styleId="SourceCode">

--- a/docx/mid-term/12_UML设计文档.docx
+++ b/docx/mid-term/12_UML设计文档.docx
@@ -1719,7 +1719,7 @@
         </w:rPr>
         <w:drawing>
           <wp:inline>
-            <wp:extent cx="5334000" cy="3061132"/>
+            <wp:extent cx="5334000" cy="3060915"/>
             <wp:effectExtent b="0" l="0" r="0" t="0"/>
             <wp:docPr descr="UML 核心类图" title="" id="1" name="Picture"/>
             <a:graphic>
@@ -1740,7 +1740,7 @@
                   <pic:spPr bwMode="auto">
                     <a:xfrm>
                       <a:off x="0" y="0"/>
-                      <a:ext cx="5334000" cy="3061132"/>
+                      <a:ext cx="5334000" cy="3060915"/>
                     </a:xfrm>
                     <a:prstGeom prst="rect">
                       <a:avLst/>
